--- a/docs/Technisches_Konzept_Digital-Signage-Tool.docx
+++ b/docs/Technisches_Konzept_Digital-Signage-Tool.docx
@@ -23817,7 +23817,42 @@
           <w:sz w:val="20"/>
           <w:szCs w:val="20"/>
         </w:rPr>
-        <w:t xml:space="preserve"> (D3); der Reconcile beim nächsten Start holt es nach.</w:t>
+        <w:t xml:space="preserve"> (</w:t>
+      </w:r>
+      <w:r>
+        <w:rPr>
+          <w:rFonts w:ascii="Arial" w:cs="Arial" w:eastAsia="Arial" w:hAnsi="Arial"/>
+          <w:b/>
+          <w:bCs/>
+          <w:sz w:val="20"/>
+          <w:szCs w:val="20"/>
+        </w:rPr>
+        <w:t xml:space="preserve">Q2</w:t>
+      </w:r>
+      <w:r>
+        <w:rPr>
+          <w:rFonts w:ascii="Arial" w:cs="Arial" w:eastAsia="Arial" w:hAnsi="Arial"/>
+          <w:sz w:val="20"/>
+          <w:szCs w:val="20"/>
+        </w:rPr>
+        <w:t xml:space="preserve">, </w:t>
+      </w:r>
+      <w:r>
+        <w:rPr>
+          <w:rFonts w:ascii="Consolas" w:cs="Consolas" w:eastAsia="Consolas" w:hAnsi="Consolas"/>
+          <w:sz w:val="19"/>
+          <w:szCs w:val="19"/>
+          <w:shd w:fill="F5F5F3" w:val="clear"/>
+        </w:rPr>
+        <w:t xml:space="preserve">projects/&lt;id&gt;/queue-retry.json</w:t>
+      </w:r>
+      <w:r>
+        <w:rPr>
+          <w:rFonts w:ascii="Arial" w:cs="Arial" w:eastAsia="Arial" w:hAnsi="Arial"/>
+          <w:sz w:val="20"/>
+          <w:szCs w:val="20"/>
+        </w:rPr>
+        <w:t xml:space="preserve"> – gehört der Auftragsverwaltung, 9.3); der Reconcile beim nächsten Öffnen des Projekts holt es nach (9.4.7).</w:t>
       </w:r>
     </w:p>
     <w:p>
@@ -24236,15 +24271,50 @@
           <w:sz w:val="20"/>
           <w:szCs w:val="20"/>
         </w:rPr>
-        <w:t xml:space="preserve"> aus D3</w:t>
-      </w:r>
-      <w:r>
-        <w:rPr>
-          <w:rFonts w:ascii="Arial" w:cs="Arial" w:eastAsia="Arial" w:hAnsi="Arial"/>
-          <w:sz w:val="20"/>
-          <w:szCs w:val="20"/>
-        </w:rPr>
-        <w:t xml:space="preserve"> → jetzt nachholen.</w:t>
+        <w:t xml:space="preserve"> aus Q2</w:t>
+      </w:r>
+      <w:r>
+        <w:rPr>
+          <w:rFonts w:ascii="Arial" w:cs="Arial" w:eastAsia="Arial" w:hAnsi="Arial"/>
+          <w:sz w:val="20"/>
+          <w:szCs w:val="20"/>
+        </w:rPr>
+        <w:t xml:space="preserve"> (</w:t>
+      </w:r>
+      <w:r>
+        <w:rPr>
+          <w:rFonts w:ascii="Consolas" w:cs="Consolas" w:eastAsia="Consolas" w:hAnsi="Consolas"/>
+          <w:sz w:val="19"/>
+          <w:szCs w:val="19"/>
+          <w:shd w:fill="F5F5F3" w:val="clear"/>
+        </w:rPr>
+        <w:t xml:space="preserve">projects/&lt;id&gt;/queue-retry.json</w:t>
+      </w:r>
+      <w:r>
+        <w:rPr>
+          <w:rFonts w:ascii="Arial" w:cs="Arial" w:eastAsia="Arial" w:hAnsi="Arial"/>
+          <w:sz w:val="20"/>
+          <w:szCs w:val="20"/>
+        </w:rPr>
+        <w:t xml:space="preserve">) → jetzt nachholen. Q2 liegt </w:t>
+      </w:r>
+      <w:r>
+        <w:rPr>
+          <w:rFonts w:ascii="Arial" w:cs="Arial" w:eastAsia="Arial" w:hAnsi="Arial"/>
+          <w:b/>
+          <w:bCs/>
+          <w:sz w:val="20"/>
+          <w:szCs w:val="20"/>
+        </w:rPr>
+        <w:t xml:space="preserve">pro Projekt</w:t>
+      </w:r>
+      <w:r>
+        <w:rPr>
+          <w:rFonts w:ascii="Arial" w:cs="Arial" w:eastAsia="Arial" w:hAnsi="Arial"/>
+          <w:sz w:val="20"/>
+          <w:szCs w:val="20"/>
+        </w:rPr>
+        <w:t xml:space="preserve">, weil ausstehende Löschungen zum Projekt gehören und mit ihm verschwinden (9.3).</w:t>
       </w:r>
     </w:p>
     <w:p>

--- a/docs/Technisches_Konzept_Digital-Signage-Tool.docx
+++ b/docs/Technisches_Konzept_Digital-Signage-Tool.docx
@@ -162,7 +162,7 @@
           <w:sz w:val="20"/>
           <w:szCs w:val="20"/>
         </w:rPr>
-        <w:t xml:space="preserve"> 2.4 (HLD vollständig, geprüft)</w:t>
+        <w:t xml:space="preserve"> 2.5 (HLD vollständig, geprüft)</w:t>
       </w:r>
     </w:p>
     <w:p>
@@ -878,6 +878,35 @@
                 <w:sz w:val="20"/>
                 <w:szCs w:val="20"/>
               </w:rPr>
+              <w:t xml:space="preserve"> </w:t>
+            </w:r>
+            <w:r>
+              <w:rPr>
+                <w:rFonts w:ascii="Arial" w:cs="Arial" w:eastAsia="Arial" w:hAnsi="Arial"/>
+                <w:b/>
+                <w:bCs/>
+                <w:sz w:val="20"/>
+                <w:szCs w:val="20"/>
+              </w:rPr>
+              <w:t xml:space="preserve">und </w:t>
+            </w:r>
+            <w:r>
+              <w:rPr>
+                <w:rFonts w:ascii="Consolas" w:cs="Consolas" w:eastAsia="Consolas" w:hAnsi="Consolas"/>
+                <w:b/>
+                <w:bCs/>
+                <w:sz w:val="19"/>
+                <w:szCs w:val="19"/>
+                <w:shd w:fill="F5F5F3" w:val="clear"/>
+              </w:rPr>
+              <w:t xml:space="preserve">ffprobe</w:t>
+            </w:r>
+            <w:r>
+              <w:rPr>
+                <w:rFonts w:ascii="Arial" w:cs="Arial" w:eastAsia="Arial" w:hAnsi="Arial"/>
+                <w:sz w:val="20"/>
+                <w:szCs w:val="20"/>
+              </w:rPr>
               <w:t xml:space="preserve"> (</w:t>
             </w:r>
             <w:r>
@@ -888,6 +917,23 @@
                 <w:shd w:fill="F5F5F3" w:val="clear"/>
               </w:rPr>
               <w:t xml:space="preserve">ffmpeg-static</w:t>
+            </w:r>
+            <w:r>
+              <w:rPr>
+                <w:rFonts w:ascii="Arial" w:cs="Arial" w:eastAsia="Arial" w:hAnsi="Arial"/>
+                <w:sz w:val="20"/>
+                <w:szCs w:val="20"/>
+              </w:rPr>
+              <w:t xml:space="preserve"> + </w:t>
+            </w:r>
+            <w:r>
+              <w:rPr>
+                <w:rFonts w:ascii="Consolas" w:cs="Consolas" w:eastAsia="Consolas" w:hAnsi="Consolas"/>
+                <w:sz w:val="19"/>
+                <w:szCs w:val="19"/>
+                <w:shd w:fill="F5F5F3" w:val="clear"/>
+              </w:rPr>
+              <w:t xml:space="preserve">ffprobe-static</w:t>
             </w:r>
             <w:r>
               <w:rPr>
@@ -6930,13 +6976,226 @@
           <w:sz w:val="18"/>
           <w:szCs w:val="18"/>
         </w:rPr>
-        <w:t xml:space="preserve">  | { ok: false, fehler: { code: Fehlercode, meldung: string } }</w:t>
+        <w:t xml:space="preserve">  | { ok: false, fehler: { code: Fehlercode, meldung: string, daten?: Fehlerdaten } }</w:t>
       </w:r>
     </w:p>
     <w:p>
       <w:pPr>
         <w:spacing w:after="80"/>
       </w:pPr>
+    </w:p>
+    <w:p>
+      <w:pPr>
+        <w:spacing w:after="120"/>
+      </w:pPr>
+      <w:r>
+        <w:rPr>
+          <w:rFonts w:ascii="Arial" w:cs="Arial" w:eastAsia="Arial" w:hAnsi="Arial"/>
+          <w:b/>
+          <w:bCs/>
+          <w:sz w:val="20"/>
+          <w:szCs w:val="20"/>
+        </w:rPr>
+        <w:t xml:space="preserve">Strukturierte Fehlerdaten (</w:t>
+      </w:r>
+      <w:r>
+        <w:rPr>
+          <w:rFonts w:ascii="Consolas" w:cs="Consolas" w:eastAsia="Consolas" w:hAnsi="Consolas"/>
+          <w:b/>
+          <w:bCs/>
+          <w:sz w:val="19"/>
+          <w:szCs w:val="19"/>
+          <w:shd w:fill="F5F5F3" w:val="clear"/>
+        </w:rPr>
+        <w:t xml:space="preserve">daten</w:t>
+      </w:r>
+      <w:r>
+        <w:rPr>
+          <w:rFonts w:ascii="Arial" w:cs="Arial" w:eastAsia="Arial" w:hAnsi="Arial"/>
+          <w:b/>
+          <w:bCs/>
+          <w:sz w:val="20"/>
+          <w:szCs w:val="20"/>
+        </w:rPr>
+        <w:t xml:space="preserve">, optional).</w:t>
+      </w:r>
+      <w:r>
+        <w:rPr>
+          <w:rFonts w:ascii="Arial" w:cs="Arial" w:eastAsia="Arial" w:hAnsi="Arial"/>
+          <w:sz w:val="20"/>
+          <w:szCs w:val="20"/>
+        </w:rPr>
+        <w:t xml:space="preserve"> Manche Fehler sind erst mit ihren Nutzdaten bedienbar: </w:t>
+      </w:r>
+      <w:r>
+        <w:rPr>
+          <w:rFonts w:ascii="Consolas" w:cs="Consolas" w:eastAsia="Consolas" w:hAnsi="Consolas"/>
+          <w:sz w:val="19"/>
+          <w:szCs w:val="19"/>
+          <w:shd w:fill="F5F5F3" w:val="clear"/>
+        </w:rPr>
+        <w:t xml:space="preserve">asset_referenziert</w:t>
+      </w:r>
+      <w:r>
+        <w:rPr>
+          <w:rFonts w:ascii="Arial" w:cs="Arial" w:eastAsia="Arial" w:hAnsi="Arial"/>
+          <w:sz w:val="20"/>
+          <w:szCs w:val="20"/>
+        </w:rPr>
+        <w:t xml:space="preserve"> muss die </w:t>
+      </w:r>
+      <w:r>
+        <w:rPr>
+          <w:rFonts w:ascii="Arial" w:cs="Arial" w:eastAsia="Arial" w:hAnsi="Arial"/>
+          <w:b/>
+          <w:bCs/>
+          <w:sz w:val="20"/>
+          <w:szCs w:val="20"/>
+        </w:rPr>
+        <w:t xml:space="preserve">betroffenen Listenelemente</w:t>
+      </w:r>
+      <w:r>
+        <w:rPr>
+          <w:rFonts w:ascii="Arial" w:cs="Arial" w:eastAsia="Arial" w:hAnsi="Arial"/>
+          <w:sz w:val="20"/>
+          <w:szCs w:val="20"/>
+        </w:rPr>
+        <w:t xml:space="preserve"> nennen (</w:t>
+      </w:r>
+      <w:r>
+        <w:rPr>
+          <w:rFonts w:ascii="Consolas" w:cs="Consolas" w:eastAsia="Consolas" w:hAnsi="Consolas"/>
+          <w:sz w:val="19"/>
+          <w:szCs w:val="19"/>
+          <w:shd w:fill="F5F5F3" w:val="clear"/>
+        </w:rPr>
+        <w:t xml:space="preserve">{ referenzenIds: string[] }</w:t>
+      </w:r>
+      <w:r>
+        <w:rPr>
+          <w:rFonts w:ascii="Arial" w:cs="Arial" w:eastAsia="Arial" w:hAnsi="Arial"/>
+          <w:sz w:val="20"/>
+          <w:szCs w:val="20"/>
+        </w:rPr>
+        <w:t xml:space="preserve">, 9.4.9), </w:t>
+      </w:r>
+      <w:r>
+        <w:rPr>
+          <w:rFonts w:ascii="Consolas" w:cs="Consolas" w:eastAsia="Consolas" w:hAnsi="Consolas"/>
+          <w:sz w:val="19"/>
+          <w:szCs w:val="19"/>
+          <w:shd w:fill="F5F5F3" w:val="clear"/>
+        </w:rPr>
+        <w:t xml:space="preserve">vorlage_referenziert</w:t>
+      </w:r>
+      <w:r>
+        <w:rPr>
+          <w:rFonts w:ascii="Arial" w:cs="Arial" w:eastAsia="Arial" w:hAnsi="Arial"/>
+          <w:sz w:val="20"/>
+          <w:szCs w:val="20"/>
+        </w:rPr>
+        <w:t xml:space="preserve"> beide Trefferlisten (9.12.1). Ohne dieses Feld bliebe von der Zusage „der Code trägt echtes Verhalten" nur der Code selbst übrig, und der geführte Reparatur-Modus (FA-19) könnte den Nutzer nirgendwohin führen. Regeln: Das Feld ist </w:t>
+      </w:r>
+      <w:r>
+        <w:rPr>
+          <w:rFonts w:ascii="Arial" w:cs="Arial" w:eastAsia="Arial" w:hAnsi="Arial"/>
+          <w:b/>
+          <w:bCs/>
+          <w:sz w:val="20"/>
+          <w:szCs w:val="20"/>
+        </w:rPr>
+        <w:t xml:space="preserve">optional</w:t>
+      </w:r>
+      <w:r>
+        <w:rPr>
+          <w:rFonts w:ascii="Arial" w:cs="Arial" w:eastAsia="Arial" w:hAnsi="Arial"/>
+          <w:sz w:val="20"/>
+          <w:szCs w:val="20"/>
+        </w:rPr>
+        <w:t xml:space="preserve"> – Codes ohne Zusatzdaten lassen es weg; seine Form ist </w:t>
+      </w:r>
+      <w:r>
+        <w:rPr>
+          <w:rFonts w:ascii="Arial" w:cs="Arial" w:eastAsia="Arial" w:hAnsi="Arial"/>
+          <w:b/>
+          <w:bCs/>
+          <w:sz w:val="20"/>
+          <w:szCs w:val="20"/>
+        </w:rPr>
+        <w:t xml:space="preserve">je Fehlercode festgelegt und typisiert</w:t>
+      </w:r>
+      <w:r>
+        <w:rPr>
+          <w:rFonts w:ascii="Arial" w:cs="Arial" w:eastAsia="Arial" w:hAnsi="Arial"/>
+          <w:sz w:val="20"/>
+          <w:szCs w:val="20"/>
+        </w:rPr>
+        <w:t xml:space="preserve"> (dokumentiert dort, wo der Code vergeben wird: 9.4.9, 9.6.4, 9.12.1); es ist </w:t>
+      </w:r>
+      <w:r>
+        <w:rPr>
+          <w:rFonts w:ascii="Arial" w:cs="Arial" w:eastAsia="Arial" w:hAnsi="Arial"/>
+          <w:b/>
+          <w:bCs/>
+          <w:sz w:val="20"/>
+          <w:szCs w:val="20"/>
+        </w:rPr>
+        <w:t xml:space="preserve">kein Freitext-Anhang</w:t>
+      </w:r>
+      <w:r>
+        <w:rPr>
+          <w:rFonts w:ascii="Arial" w:cs="Arial" w:eastAsia="Arial" w:hAnsi="Arial"/>
+          <w:sz w:val="20"/>
+          <w:szCs w:val="20"/>
+        </w:rPr>
+        <w:t xml:space="preserve"> und </w:t>
+      </w:r>
+      <w:r>
+        <w:rPr>
+          <w:rFonts w:ascii="Arial" w:cs="Arial" w:eastAsia="Arial" w:hAnsi="Arial"/>
+          <w:b/>
+          <w:bCs/>
+          <w:sz w:val="20"/>
+          <w:szCs w:val="20"/>
+        </w:rPr>
+        <w:t xml:space="preserve">kein Ersatz für </w:t>
+      </w:r>
+      <w:r>
+        <w:rPr>
+          <w:rFonts w:ascii="Consolas" w:cs="Consolas" w:eastAsia="Consolas" w:hAnsi="Consolas"/>
+          <w:b/>
+          <w:bCs/>
+          <w:sz w:val="19"/>
+          <w:szCs w:val="19"/>
+          <w:shd w:fill="F5F5F3" w:val="clear"/>
+        </w:rPr>
+        <w:t xml:space="preserve">meldung</w:t>
+      </w:r>
+      <w:r>
+        <w:rPr>
+          <w:rFonts w:ascii="Arial" w:cs="Arial" w:eastAsia="Arial" w:hAnsi="Arial"/>
+          <w:sz w:val="20"/>
+          <w:szCs w:val="20"/>
+        </w:rPr>
+        <w:t xml:space="preserve">. Ein Aufrufer, der </w:t>
+      </w:r>
+      <w:r>
+        <w:rPr>
+          <w:rFonts w:ascii="Consolas" w:cs="Consolas" w:eastAsia="Consolas" w:hAnsi="Consolas"/>
+          <w:sz w:val="19"/>
+          <w:szCs w:val="19"/>
+          <w:shd w:fill="F5F5F3" w:val="clear"/>
+        </w:rPr>
+        <w:t xml:space="preserve">daten</w:t>
+      </w:r>
+      <w:r>
+        <w:rPr>
+          <w:rFonts w:ascii="Arial" w:cs="Arial" w:eastAsia="Arial" w:hAnsi="Arial"/>
+          <w:sz w:val="20"/>
+          <w:szCs w:val="20"/>
+        </w:rPr>
+        <w:t xml:space="preserve"> nicht kennt, funktioniert unverändert weiter.</w:t>
+      </w:r>
     </w:p>
     <w:p>
       <w:pPr>
@@ -19445,7 +19704,43 @@
                 <w:sz w:val="20"/>
                 <w:szCs w:val="20"/>
               </w:rPr>
-              <w:t xml:space="preserve"> | Anzahl bisheriger Ausführungen | macht wiederholtes Scheitern sichtbar</w:t>
+              <w:t xml:space="preserve"> | Anzahl </w:t>
+            </w:r>
+            <w:r>
+              <w:rPr>
+                <w:rFonts w:ascii="Arial" w:cs="Arial" w:eastAsia="Arial" w:hAnsi="Arial"/>
+                <w:b/>
+                <w:bCs/>
+                <w:sz w:val="20"/>
+                <w:szCs w:val="20"/>
+              </w:rPr>
+              <w:t xml:space="preserve">tatsächlich gestarteter</w:t>
+            </w:r>
+            <w:r>
+              <w:rPr>
+                <w:rFonts w:ascii="Arial" w:cs="Arial" w:eastAsia="Arial" w:hAnsi="Arial"/>
+                <w:sz w:val="20"/>
+                <w:szCs w:val="20"/>
+              </w:rPr>
+              <w:t xml:space="preserve"> Ausführungen | macht wiederholtes Scheitern sichtbar; wird </w:t>
+            </w:r>
+            <w:r>
+              <w:rPr>
+                <w:rFonts w:ascii="Arial" w:cs="Arial" w:eastAsia="Arial" w:hAnsi="Arial"/>
+                <w:b/>
+                <w:bCs/>
+                <w:sz w:val="20"/>
+                <w:szCs w:val="20"/>
+              </w:rPr>
+              <w:t xml:space="preserve">beim Start</w:t>
+            </w:r>
+            <w:r>
+              <w:rPr>
+                <w:rFonts w:ascii="Arial" w:cs="Arial" w:eastAsia="Arial" w:hAnsi="Arial"/>
+                <w:sz w:val="20"/>
+                <w:szCs w:val="20"/>
+              </w:rPr>
+              <w:t xml:space="preserve"> einer Ausführung erhöht (s. 9.3.3)</w:t>
             </w:r>
           </w:p>
         </w:tc>
@@ -19492,7 +19787,7 @@
                 <w:szCs w:val="19"/>
                 <w:shd w:fill="F5F5F3" w:val="clear"/>
               </w:rPr>
-              <w:t xml:space="preserve">{ code, meldung }</w:t>
+              <w:t xml:space="preserve">{ code, meldung, daten? }</w:t>
             </w:r>
             <w:r>
               <w:rPr>
@@ -19551,7 +19846,233 @@
                 <w:sz w:val="20"/>
                 <w:szCs w:val="20"/>
               </w:rPr>
-              <w:t xml:space="preserve"> stammt aus dem Fachdienst</w:t>
+              <w:t xml:space="preserve"> stammt aus dem Fachdienst, </w:t>
+            </w:r>
+            <w:r>
+              <w:rPr>
+                <w:rFonts w:ascii="Consolas" w:cs="Consolas" w:eastAsia="Consolas" w:hAnsi="Consolas"/>
+                <w:sz w:val="19"/>
+                <w:szCs w:val="19"/>
+                <w:shd w:fill="F5F5F3" w:val="clear"/>
+              </w:rPr>
+              <w:t xml:space="preserve">daten</w:t>
+            </w:r>
+            <w:r>
+              <w:rPr>
+                <w:rFonts w:ascii="Arial" w:cs="Arial" w:eastAsia="Arial" w:hAnsi="Arial"/>
+                <w:sz w:val="20"/>
+                <w:szCs w:val="20"/>
+              </w:rPr>
+              <w:t xml:space="preserve"> trägt die Nutzdaten des Codes (9.1.1)</w:t>
+            </w:r>
+          </w:p>
+        </w:tc>
+      </w:tr>
+      <w:tr>
+        <w:tc>
+          <w:tcPr>
+            <w:tcW w:type="dxa" w:w="9026"/>
+            <w:tcBorders>
+              <w:top w:val="single" w:color="CCCCCC" w:sz="1"/>
+              <w:left w:val="single" w:color="CCCCCC" w:sz="1"/>
+              <w:bottom w:val="single" w:color="CCCCCC" w:sz="1"/>
+              <w:right w:val="single" w:color="CCCCCC" w:sz="1"/>
+            </w:tcBorders>
+            <w:tcMar>
+              <w:top w:type="dxa" w:w="40"/>
+              <w:left w:type="dxa" w:w="100"/>
+              <w:bottom w:type="dxa" w:w="40"/>
+              <w:right w:type="dxa" w:w="100"/>
+            </w:tcMar>
+          </w:tcPr>
+          <w:p>
+            <w:r>
+              <w:rPr>
+                <w:rFonts w:ascii="Consolas" w:cs="Consolas" w:eastAsia="Consolas" w:hAnsi="Consolas"/>
+                <w:sz w:val="19"/>
+                <w:szCs w:val="19"/>
+                <w:shd w:fill="F5F5F3" w:val="clear"/>
+              </w:rPr>
+              <w:t xml:space="preserve">ergebnis</w:t>
+            </w:r>
+            <w:r>
+              <w:rPr>
+                <w:rFonts w:ascii="Arial" w:cs="Arial" w:eastAsia="Arial" w:hAnsi="Arial"/>
+                <w:sz w:val="20"/>
+                <w:szCs w:val="20"/>
+              </w:rPr>
+              <w:t xml:space="preserve"> | fachliche Nutzdaten des Dienstes oder </w:t>
+            </w:r>
+            <w:r>
+              <w:rPr>
+                <w:rFonts w:ascii="Consolas" w:cs="Consolas" w:eastAsia="Consolas" w:hAnsi="Consolas"/>
+                <w:sz w:val="19"/>
+                <w:szCs w:val="19"/>
+                <w:shd w:fill="F5F5F3" w:val="clear"/>
+              </w:rPr>
+              <w:t xml:space="preserve">null</w:t>
+            </w:r>
+            <w:r>
+              <w:rPr>
+                <w:rFonts w:ascii="Arial" w:cs="Arial" w:eastAsia="Arial" w:hAnsi="Arial"/>
+                <w:sz w:val="20"/>
+                <w:szCs w:val="20"/>
+              </w:rPr>
+              <w:t xml:space="preserve"> | gesetzt bei </w:t>
+            </w:r>
+            <w:r>
+              <w:rPr>
+                <w:rFonts w:ascii="Consolas" w:cs="Consolas" w:eastAsia="Consolas" w:hAnsi="Consolas"/>
+                <w:sz w:val="19"/>
+                <w:szCs w:val="19"/>
+                <w:shd w:fill="F5F5F3" w:val="clear"/>
+              </w:rPr>
+              <w:t xml:space="preserve">erfolg</w:t>
+            </w:r>
+            <w:r>
+              <w:rPr>
+                <w:rFonts w:ascii="Arial" w:cs="Arial" w:eastAsia="Arial" w:hAnsi="Arial"/>
+                <w:sz w:val="20"/>
+                <w:szCs w:val="20"/>
+              </w:rPr>
+              <w:t xml:space="preserve">: </w:t>
+            </w:r>
+            <w:r>
+              <w:rPr>
+                <w:rFonts w:ascii="Consolas" w:cs="Consolas" w:eastAsia="Consolas" w:hAnsi="Consolas"/>
+                <w:sz w:val="19"/>
+                <w:szCs w:val="19"/>
+                <w:shd w:fill="F5F5F3" w:val="clear"/>
+              </w:rPr>
+              <w:t xml:space="preserve">import</w:t>
+            </w:r>
+            <w:r>
+              <w:rPr>
+                <w:rFonts w:ascii="Arial" w:cs="Arial" w:eastAsia="Arial" w:hAnsi="Arial"/>
+                <w:sz w:val="20"/>
+                <w:szCs w:val="20"/>
+              </w:rPr>
+              <w:t xml:space="preserve"> → der fertige </w:t>
+            </w:r>
+            <w:r>
+              <w:rPr>
+                <w:rFonts w:ascii="Consolas" w:cs="Consolas" w:eastAsia="Consolas" w:hAnsi="Consolas"/>
+                <w:sz w:val="19"/>
+                <w:szCs w:val="19"/>
+                <w:shd w:fill="F5F5F3" w:val="clear"/>
+              </w:rPr>
+              <w:t xml:space="preserve">Asset</w:t>
+            </w:r>
+            <w:r>
+              <w:rPr>
+                <w:rFonts w:ascii="Arial" w:cs="Arial" w:eastAsia="Arial" w:hAnsi="Arial"/>
+                <w:sz w:val="20"/>
+                <w:szCs w:val="20"/>
+              </w:rPr>
+              <w:t xml:space="preserve"> (9.4.4), </w:t>
+            </w:r>
+            <w:r>
+              <w:rPr>
+                <w:rFonts w:ascii="Consolas" w:cs="Consolas" w:eastAsia="Consolas" w:hAnsi="Consolas"/>
+                <w:sz w:val="19"/>
+                <w:szCs w:val="19"/>
+                <w:shd w:fill="F5F5F3" w:val="clear"/>
+              </w:rPr>
+              <w:t xml:space="preserve">loeschen</w:t>
+            </w:r>
+            <w:r>
+              <w:rPr>
+                <w:rFonts w:ascii="Arial" w:cs="Arial" w:eastAsia="Arial" w:hAnsi="Arial"/>
+                <w:sz w:val="20"/>
+                <w:szCs w:val="20"/>
+              </w:rPr>
+              <w:t xml:space="preserve"> → </w:t>
+            </w:r>
+            <w:r>
+              <w:rPr>
+                <w:rFonts w:ascii="Consolas" w:cs="Consolas" w:eastAsia="Consolas" w:hAnsi="Consolas"/>
+                <w:sz w:val="19"/>
+                <w:szCs w:val="19"/>
+                <w:shd w:fill="F5F5F3" w:val="clear"/>
+              </w:rPr>
+              <w:t xml:space="preserve">{ assetId }</w:t>
+            </w:r>
+            <w:r>
+              <w:rPr>
+                <w:rFonts w:ascii="Arial" w:cs="Arial" w:eastAsia="Arial" w:hAnsi="Arial"/>
+                <w:sz w:val="20"/>
+                <w:szCs w:val="20"/>
+              </w:rPr>
+              <w:t xml:space="preserve">, </w:t>
+            </w:r>
+            <w:r>
+              <w:rPr>
+                <w:rFonts w:ascii="Consolas" w:cs="Consolas" w:eastAsia="Consolas" w:hAnsi="Consolas"/>
+                <w:sz w:val="19"/>
+                <w:szCs w:val="19"/>
+                <w:shd w:fill="F5F5F3" w:val="clear"/>
+              </w:rPr>
+              <w:t xml:space="preserve">render</w:t>
+            </w:r>
+            <w:r>
+              <w:rPr>
+                <w:rFonts w:ascii="Arial" w:cs="Arial" w:eastAsia="Arial" w:hAnsi="Arial"/>
+                <w:sz w:val="20"/>
+                <w:szCs w:val="20"/>
+              </w:rPr>
+              <w:t xml:space="preserve"> → Pfad/Größe/Dauer (9.2.3), </w:t>
+            </w:r>
+            <w:r>
+              <w:rPr>
+                <w:rFonts w:ascii="Consolas" w:cs="Consolas" w:eastAsia="Consolas" w:hAnsi="Consolas"/>
+                <w:sz w:val="19"/>
+                <w:szCs w:val="19"/>
+                <w:shd w:fill="F5F5F3" w:val="clear"/>
+              </w:rPr>
+              <w:t xml:space="preserve">export</w:t>
+            </w:r>
+            <w:r>
+              <w:rPr>
+                <w:rFonts w:ascii="Arial" w:cs="Arial" w:eastAsia="Arial" w:hAnsi="Arial"/>
+                <w:sz w:val="20"/>
+                <w:szCs w:val="20"/>
+              </w:rPr>
+              <w:t xml:space="preserve"> → </w:t>
+            </w:r>
+            <w:r>
+              <w:rPr>
+                <w:rFonts w:ascii="Consolas" w:cs="Consolas" w:eastAsia="Consolas" w:hAnsi="Consolas"/>
+                <w:sz w:val="19"/>
+                <w:szCs w:val="19"/>
+                <w:shd w:fill="F5F5F3" w:val="clear"/>
+              </w:rPr>
+              <w:t xml:space="preserve">{ zielPfad, dateigroesse }</w:t>
+            </w:r>
+            <w:r>
+              <w:rPr>
+                <w:rFonts w:ascii="Arial" w:cs="Arial" w:eastAsia="Arial" w:hAnsi="Arial"/>
+                <w:sz w:val="20"/>
+                <w:szCs w:val="20"/>
+              </w:rPr>
+              <w:t xml:space="preserve"> (9.6.1). </w:t>
+            </w:r>
+            <w:r>
+              <w:rPr>
+                <w:rFonts w:ascii="Arial" w:cs="Arial" w:eastAsia="Arial" w:hAnsi="Arial"/>
+                <w:b/>
+                <w:bCs/>
+                <w:sz w:val="20"/>
+                <w:szCs w:val="20"/>
+              </w:rPr>
+              <w:t xml:space="preserve">Ohne dieses Feld erführe die Oberfläche nie, was ein Auftrag hervorgebracht hat</w:t>
+            </w:r>
+            <w:r>
+              <w:rPr>
+                <w:rFonts w:ascii="Arial" w:cs="Arial" w:eastAsia="Arial" w:hAnsi="Arial"/>
+                <w:sz w:val="20"/>
+                <w:szCs w:val="20"/>
+              </w:rPr>
+              <w:t xml:space="preserve"> – ein Import bliebe unsichtbar, bis der Nutzer das Projekt neu öffnet</w:t>
             </w:r>
           </w:p>
         </w:tc>
@@ -20474,386 +20995,7 @@
           <w:sz w:val="20"/>
           <w:szCs w:val="20"/>
         </w:rPr>
-        <w:t xml:space="preserve"> gestellt, </w:t>
-      </w:r>
-      <w:r>
-        <w:rPr>
-          <w:rFonts w:ascii="Consolas" w:cs="Consolas" w:eastAsia="Consolas" w:hAnsi="Consolas"/>
-          <w:sz w:val="19"/>
-          <w:szCs w:val="19"/>
-          <w:shd w:fill="F5F5F3" w:val="clear"/>
-        </w:rPr>
-        <w:t xml:space="preserve">versuche</w:t>
-      </w:r>
-      <w:r>
-        <w:rPr>
-          <w:rFonts w:ascii="Arial" w:cs="Arial" w:eastAsia="Arial" w:hAnsi="Arial"/>
-          <w:sz w:val="20"/>
-          <w:szCs w:val="20"/>
-        </w:rPr>
-        <w:t xml:space="preserve"> +1 (kein neuer Eintrag).</w:t>
-      </w:r>
-    </w:p>
-    <w:p>
-      <w:pPr>
-        <w:pStyle w:val="Heading3"/>
-      </w:pPr>
-      <w:r>
-        <w:rPr>
-          <w:rFonts w:ascii="Arial" w:cs="Arial" w:eastAsia="Arial" w:hAnsi="Arial"/>
-          <w:sz w:val="20"/>
-          <w:szCs w:val="20"/>
-        </w:rPr>
-        <w:t xml:space="preserve">9.3.4 IPC-Oberfläche</w:t>
-      </w:r>
-    </w:p>
-    <w:p>
-      <w:pPr>
-        <w:shd w:fill="F5F5F3" w:val="clear"/>
-        <w:spacing w:after="0"/>
-      </w:pPr>
-      <w:r>
-        <w:rPr>
-          <w:rFonts w:ascii="Consolas" w:cs="Consolas" w:eastAsia="Consolas" w:hAnsi="Consolas"/>
-          <w:sz w:val="18"/>
-          <w:szCs w:val="18"/>
-        </w:rPr>
-        <w:t xml:space="preserve">reiheEin(art, payload) → Ergebnis&lt;{ auftragId }&gt;   // kehrt SOFORT zurück; sagt nichts über den Ausgang</w:t>
-      </w:r>
-    </w:p>
-    <w:p>
-      <w:pPr>
-        <w:shd w:fill="F5F5F3" w:val="clear"/>
-        <w:spacing w:after="0"/>
-      </w:pPr>
-      <w:r>
-        <w:rPr>
-          <w:rFonts w:ascii="Consolas" w:cs="Consolas" w:eastAsia="Consolas" w:hAnsi="Consolas"/>
-          <w:sz w:val="18"/>
-          <w:szCs w:val="18"/>
-        </w:rPr>
-        <w:t xml:space="preserve">entferne(auftragId)    → Ergebnis&lt;void&gt;            // anstehend: aus Schlange nehmen; laeuft+render: Abbruch (→ cancelRender)</w:t>
-      </w:r>
-    </w:p>
-    <w:p>
-      <w:pPr>
-        <w:shd w:fill="F5F5F3" w:val="clear"/>
-        <w:spacing w:after="0"/>
-      </w:pPr>
-      <w:r>
-        <w:rPr>
-          <w:rFonts w:ascii="Consolas" w:cs="Consolas" w:eastAsia="Consolas" w:hAnsi="Consolas"/>
-          <w:sz w:val="18"/>
-          <w:szCs w:val="18"/>
-        </w:rPr>
-        <w:t xml:space="preserve">wiederhole(auftragId)  → Ergebnis&lt;void&gt;            // fehlgeschlagen → anstehend, ans Ende, versuche +1</w:t>
-      </w:r>
-    </w:p>
-    <w:p>
-      <w:pPr>
-        <w:shd w:fill="F5F5F3" w:val="clear"/>
-        <w:spacing w:after="0"/>
-      </w:pPr>
-      <w:r>
-        <w:rPr>
-          <w:rFonts w:ascii="Consolas" w:cs="Consolas" w:eastAsia="Consolas" w:hAnsi="Consolas"/>
-          <w:sz w:val="18"/>
-          <w:szCs w:val="18"/>
-        </w:rPr>
-        <w:t xml:space="preserve">holeStand()            → Ergebnis&lt;Auftrag[]&gt;       // Snapshot für die UI (z. B. beim Öffnen des Panels)</w:t>
-      </w:r>
-    </w:p>
-    <w:p>
-      <w:pPr>
-        <w:spacing w:after="80"/>
-      </w:pPr>
-    </w:p>
-    <w:p>
-      <w:pPr>
-        <w:shd w:fill="F5F5F3" w:val="clear"/>
-        <w:spacing w:after="0"/>
-      </w:pPr>
-      <w:r>
-        <w:rPr>
-          <w:rFonts w:ascii="Consolas" w:cs="Consolas" w:eastAsia="Consolas" w:hAnsi="Consolas"/>
-          <w:sz w:val="18"/>
-          <w:szCs w:val="18"/>
-        </w:rPr>
-        <w:t xml:space="preserve">QueueGeändert(Auftrag[])   // Main → Renderer: Push bei jeder Zustandsänderung → speist das queue-panel</w:t>
-      </w:r>
-    </w:p>
-    <w:p>
-      <w:pPr>
-        <w:shd w:fill="F5F5F3" w:val="clear"/>
-        <w:spacing w:after="0"/>
-      </w:pPr>
-      <w:r>
-        <w:rPr>
-          <w:rFonts w:ascii="Consolas" w:cs="Consolas" w:eastAsia="Consolas" w:hAnsi="Consolas"/>
-          <w:sz w:val="18"/>
-          <w:szCs w:val="18"/>
-        </w:rPr>
-        <w:t xml:space="preserve">                           // Ereignis: OHNE Hülle und ohne Endzustand (9.1.1 Punkte 5 und 2)</w:t>
-      </w:r>
-    </w:p>
-    <w:p>
-      <w:pPr>
-        <w:spacing w:after="80"/>
-      </w:pPr>
-    </w:p>
-    <w:p>
-      <w:pPr>
-        <w:spacing w:after="120"/>
-      </w:pPr>
-      <w:r>
-        <w:rPr>
-          <w:rFonts w:ascii="Arial" w:cs="Arial" w:eastAsia="Arial" w:hAnsi="Arial"/>
-          <w:sz w:val="20"/>
-          <w:szCs w:val="20"/>
-        </w:rPr>
-        <w:t xml:space="preserve">Alle vier Aufrufe sind </w:t>
-      </w:r>
-      <w:r>
-        <w:rPr>
-          <w:rFonts w:ascii="Arial" w:cs="Arial" w:eastAsia="Arial" w:hAnsi="Arial"/>
-          <w:b/>
-          <w:bCs/>
-          <w:sz w:val="20"/>
-          <w:szCs w:val="20"/>
-        </w:rPr>
-        <w:t xml:space="preserve">Instant</w:t>
-      </w:r>
-      <w:r>
-        <w:rPr>
-          <w:rFonts w:ascii="Arial" w:cs="Arial" w:eastAsia="Arial" w:hAnsi="Arial"/>
-          <w:sz w:val="20"/>
-          <w:szCs w:val="20"/>
-        </w:rPr>
-        <w:t xml:space="preserve"> und tragen die Ergebnis-Hülle (9.1.1): </w:t>
-      </w:r>
-      <w:r>
-        <w:rPr>
-          <w:rFonts w:ascii="Consolas" w:cs="Consolas" w:eastAsia="Consolas" w:hAnsi="Consolas"/>
-          <w:sz w:val="19"/>
-          <w:szCs w:val="19"/>
-          <w:shd w:fill="F5F5F3" w:val="clear"/>
-        </w:rPr>
-        <w:t xml:space="preserve">Ergebnis&lt;void&gt;</w:t>
-      </w:r>
-      <w:r>
-        <w:rPr>
-          <w:rFonts w:ascii="Arial" w:cs="Arial" w:eastAsia="Arial" w:hAnsi="Arial"/>
-          <w:sz w:val="20"/>
-          <w:szCs w:val="20"/>
-        </w:rPr>
-        <w:t xml:space="preserve"> heißt „eingereiht/entfernt/wiederholt", </w:t>
-      </w:r>
-      <w:r>
-        <w:rPr>
-          <w:rFonts w:ascii="Arial" w:cs="Arial" w:eastAsia="Arial" w:hAnsi="Arial"/>
-          <w:b/>
-          <w:bCs/>
-          <w:sz w:val="20"/>
-          <w:szCs w:val="20"/>
-        </w:rPr>
-        <w:t xml:space="preserve">nicht</w:t>
-      </w:r>
-      <w:r>
-        <w:rPr>
-          <w:rFonts w:ascii="Arial" w:cs="Arial" w:eastAsia="Arial" w:hAnsi="Arial"/>
-          <w:sz w:val="20"/>
-          <w:szCs w:val="20"/>
-        </w:rPr>
-        <w:t xml:space="preserve"> „fertig". Ein </w:t>
-      </w:r>
-      <w:r>
-        <w:rPr>
-          <w:rFonts w:ascii="Consolas" w:cs="Consolas" w:eastAsia="Consolas" w:hAnsi="Consolas"/>
-          <w:sz w:val="19"/>
-          <w:szCs w:val="19"/>
-          <w:shd w:fill="F5F5F3" w:val="clear"/>
-        </w:rPr>
-        <w:t xml:space="preserve">entferne</w:t>
-      </w:r>
-      <w:r>
-        <w:rPr>
-          <w:rFonts w:ascii="Arial" w:cs="Arial" w:eastAsia="Arial" w:hAnsi="Arial"/>
-          <w:sz w:val="20"/>
-          <w:szCs w:val="20"/>
-        </w:rPr>
-        <w:t xml:space="preserve"> auf einen bereits beendeten Auftrag ist kein Erfolg, sondern </w:t>
-      </w:r>
-      <w:r>
-        <w:rPr>
-          <w:rFonts w:ascii="Consolas" w:cs="Consolas" w:eastAsia="Consolas" w:hAnsi="Consolas"/>
-          <w:sz w:val="19"/>
-          <w:szCs w:val="19"/>
-          <w:shd w:fill="F5F5F3" w:val="clear"/>
-        </w:rPr>
-        <w:t xml:space="preserve">nicht_gefunden</w:t>
-      </w:r>
-      <w:r>
-        <w:rPr>
-          <w:rFonts w:ascii="Arial" w:cs="Arial" w:eastAsia="Arial" w:hAnsi="Arial"/>
-          <w:sz w:val="20"/>
-          <w:szCs w:val="20"/>
-        </w:rPr>
-        <w:t xml:space="preserve">.</w:t>
-      </w:r>
-    </w:p>
-    <w:p>
-      <w:pPr>
-        <w:spacing w:after="120"/>
-      </w:pPr>
-      <w:r>
-        <w:rPr>
-          <w:rFonts w:ascii="Consolas" w:cs="Consolas" w:eastAsia="Consolas" w:hAnsi="Consolas"/>
-          <w:sz w:val="19"/>
-          <w:szCs w:val="19"/>
-          <w:shd w:fill="F5F5F3" w:val="clear"/>
-        </w:rPr>
-        <w:t xml:space="preserve">import</w:t>
-      </w:r>
-      <w:r>
-        <w:rPr>
-          <w:rFonts w:ascii="Arial" w:cs="Arial" w:eastAsia="Arial" w:hAnsi="Arial"/>
-          <w:sz w:val="20"/>
-          <w:szCs w:val="20"/>
-        </w:rPr>
-        <w:t xml:space="preserve">, </w:t>
-      </w:r>
-      <w:r>
-        <w:rPr>
-          <w:rFonts w:ascii="Consolas" w:cs="Consolas" w:eastAsia="Consolas" w:hAnsi="Consolas"/>
-          <w:sz w:val="19"/>
-          <w:szCs w:val="19"/>
-          <w:shd w:fill="F5F5F3" w:val="clear"/>
-        </w:rPr>
-        <w:t xml:space="preserve">loeschen</w:t>
-      </w:r>
-      <w:r>
-        <w:rPr>
-          <w:rFonts w:ascii="Arial" w:cs="Arial" w:eastAsia="Arial" w:hAnsi="Arial"/>
-          <w:sz w:val="20"/>
-          <w:szCs w:val="20"/>
-        </w:rPr>
-        <w:t xml:space="preserve">, </w:t>
-      </w:r>
-      <w:r>
-        <w:rPr>
-          <w:rFonts w:ascii="Consolas" w:cs="Consolas" w:eastAsia="Consolas" w:hAnsi="Consolas"/>
-          <w:sz w:val="19"/>
-          <w:szCs w:val="19"/>
-          <w:shd w:fill="F5F5F3" w:val="clear"/>
-        </w:rPr>
-        <w:t xml:space="preserve">render</w:t>
-      </w:r>
-      <w:r>
-        <w:rPr>
-          <w:rFonts w:ascii="Arial" w:cs="Arial" w:eastAsia="Arial" w:hAnsi="Arial"/>
-          <w:sz w:val="20"/>
-          <w:szCs w:val="20"/>
-        </w:rPr>
-        <w:t xml:space="preserve"> und </w:t>
-      </w:r>
-      <w:r>
-        <w:rPr>
-          <w:rFonts w:ascii="Consolas" w:cs="Consolas" w:eastAsia="Consolas" w:hAnsi="Consolas"/>
-          <w:sz w:val="19"/>
-          <w:szCs w:val="19"/>
-          <w:shd w:fill="F5F5F3" w:val="clear"/>
-        </w:rPr>
-        <w:t xml:space="preserve">export</w:t>
-      </w:r>
-      <w:r>
-        <w:rPr>
-          <w:rFonts w:ascii="Arial" w:cs="Arial" w:eastAsia="Arial" w:hAnsi="Arial"/>
-          <w:sz w:val="20"/>
-          <w:szCs w:val="20"/>
-        </w:rPr>
-        <w:t xml:space="preserve"> werden damit </w:t>
-      </w:r>
-      <w:r>
-        <w:rPr>
-          <w:rFonts w:ascii="Arial" w:cs="Arial" w:eastAsia="Arial" w:hAnsi="Arial"/>
-          <w:b/>
-          <w:bCs/>
-          <w:sz w:val="20"/>
-          <w:szCs w:val="20"/>
-        </w:rPr>
-        <w:t xml:space="preserve">nicht</w:t>
-      </w:r>
-      <w:r>
-        <w:rPr>
-          <w:rFonts w:ascii="Arial" w:cs="Arial" w:eastAsia="Arial" w:hAnsi="Arial"/>
-          <w:sz w:val="20"/>
-          <w:szCs w:val="20"/>
-        </w:rPr>
-        <w:t xml:space="preserve"> als direkte Request/Response-Operationen aufgerufen, sondern über </w:t>
-      </w:r>
-      <w:r>
-        <w:rPr>
-          <w:rFonts w:ascii="Consolas" w:cs="Consolas" w:eastAsia="Consolas" w:hAnsi="Consolas"/>
-          <w:sz w:val="19"/>
-          <w:szCs w:val="19"/>
-          <w:shd w:fill="F5F5F3" w:val="clear"/>
-        </w:rPr>
-        <w:t xml:space="preserve">reiheEin</w:t>
-      </w:r>
-      <w:r>
-        <w:rPr>
-          <w:rFonts w:ascii="Arial" w:cs="Arial" w:eastAsia="Arial" w:hAnsi="Arial"/>
-          <w:sz w:val="20"/>
-          <w:szCs w:val="20"/>
-        </w:rPr>
-        <w:t xml:space="preserve"> eingereiht; ihr Fach-Ergebnis (</w:t>
-      </w:r>
-      <w:r>
-        <w:rPr>
-          <w:rFonts w:ascii="Consolas" w:cs="Consolas" w:eastAsia="Consolas" w:hAnsi="Consolas"/>
-          <w:sz w:val="19"/>
-          <w:szCs w:val="19"/>
-          <w:shd w:fill="F5F5F3" w:val="clear"/>
-        </w:rPr>
-        <w:t xml:space="preserve">erfolg</w:t>
-      </w:r>
-      <w:r>
-        <w:rPr>
-          <w:rFonts w:ascii="Arial" w:cs="Arial" w:eastAsia="Arial" w:hAnsi="Arial"/>
-          <w:sz w:val="20"/>
-          <w:szCs w:val="20"/>
-        </w:rPr>
-        <w:t xml:space="preserve">/</w:t>
-      </w:r>
-      <w:r>
-        <w:rPr>
-          <w:rFonts w:ascii="Consolas" w:cs="Consolas" w:eastAsia="Consolas" w:hAnsi="Consolas"/>
-          <w:sz w:val="19"/>
-          <w:szCs w:val="19"/>
-          <w:shd w:fill="F5F5F3" w:val="clear"/>
-        </w:rPr>
-        <w:t xml:space="preserve">fehlgeschlagen</w:t>
-      </w:r>
-      <w:r>
-        <w:rPr>
-          <w:rFonts w:ascii="Arial" w:cs="Arial" w:eastAsia="Arial" w:hAnsi="Arial"/>
-          <w:sz w:val="20"/>
-          <w:szCs w:val="20"/>
-        </w:rPr>
-        <w:t xml:space="preserve"> samt Fachfehlercode) kommt über den Auftrags-Zustand.</w:t>
-      </w:r>
-    </w:p>
-    <w:p>
-      <w:pPr>
-        <w:pStyle w:val="Heading3"/>
-      </w:pPr>
-      <w:r>
-        <w:rPr>
-          <w:rFonts w:ascii="Arial" w:cs="Arial" w:eastAsia="Arial" w:hAnsi="Arial"/>
-          <w:sz w:val="20"/>
-          <w:szCs w:val="20"/>
-        </w:rPr>
-        <w:t xml:space="preserve">9.3.5 Invarianten (bindend)</w:t>
+        <w:t xml:space="preserve"> gestellt (kein neuer Eintrag).</w:t>
       </w:r>
     </w:p>
     <w:p>
@@ -20866,43 +21008,51 @@
       </w:pPr>
       <w:r>
         <w:rPr>
-          <w:rFonts w:ascii="Arial" w:cs="Arial" w:eastAsia="Arial" w:hAnsi="Arial"/>
-          <w:b/>
-          <w:bCs/>
-          <w:sz w:val="20"/>
-          <w:szCs w:val="20"/>
-        </w:rPr>
-        <w:t xml:space="preserve">Seriell:</w:t>
-      </w:r>
-      <w:r>
-        <w:rPr>
-          <w:rFonts w:ascii="Arial" w:cs="Arial" w:eastAsia="Arial" w:hAnsi="Arial"/>
-          <w:sz w:val="20"/>
-          <w:szCs w:val="20"/>
-        </w:rPr>
-        <w:t xml:space="preserve"> höchstens </w:t>
-      </w:r>
-      <w:r>
-        <w:rPr>
-          <w:rFonts w:ascii="Arial" w:cs="Arial" w:eastAsia="Arial" w:hAnsi="Arial"/>
-          <w:b/>
-          <w:bCs/>
-          <w:sz w:val="20"/>
-          <w:szCs w:val="20"/>
-        </w:rPr>
-        <w:t xml:space="preserve">ein</w:t>
-      </w:r>
-      <w:r>
-        <w:rPr>
-          <w:rFonts w:ascii="Arial" w:cs="Arial" w:eastAsia="Arial" w:hAnsi="Arial"/>
-          <w:sz w:val="20"/>
-          <w:szCs w:val="20"/>
-        </w:rPr>
-        <w:t xml:space="preserve"> Auftrag in </w:t>
-      </w:r>
-      <w:r>
-        <w:rPr>
-          <w:rFonts w:ascii="Consolas" w:cs="Consolas" w:eastAsia="Consolas" w:hAnsi="Consolas"/>
+          <w:rFonts w:ascii="Consolas" w:cs="Consolas" w:eastAsia="Consolas" w:hAnsi="Consolas"/>
+          <w:b/>
+          <w:bCs/>
+          <w:sz w:val="19"/>
+          <w:szCs w:val="19"/>
+          <w:shd w:fill="F5F5F3" w:val="clear"/>
+        </w:rPr>
+        <w:t xml:space="preserve">versuche</w:t>
+      </w:r>
+      <w:r>
+        <w:rPr>
+          <w:rFonts w:ascii="Arial" w:cs="Arial" w:eastAsia="Arial" w:hAnsi="Arial"/>
+          <w:b/>
+          <w:bCs/>
+          <w:sz w:val="20"/>
+          <w:szCs w:val="20"/>
+        </w:rPr>
+        <w:t xml:space="preserve"> wird beim Übergang </w:t>
+      </w:r>
+      <w:r>
+        <w:rPr>
+          <w:rFonts w:ascii="Consolas" w:cs="Consolas" w:eastAsia="Consolas" w:hAnsi="Consolas"/>
+          <w:b/>
+          <w:bCs/>
+          <w:sz w:val="19"/>
+          <w:szCs w:val="19"/>
+          <w:shd w:fill="F5F5F3" w:val="clear"/>
+        </w:rPr>
+        <w:t xml:space="preserve">anstehend</w:t>
+      </w:r>
+      <w:r>
+        <w:rPr>
+          <w:rFonts w:ascii="Arial" w:cs="Arial" w:eastAsia="Arial" w:hAnsi="Arial"/>
+          <w:b/>
+          <w:bCs/>
+          <w:sz w:val="20"/>
+          <w:szCs w:val="20"/>
+        </w:rPr>
+        <w:t xml:space="preserve"> → </w:t>
+      </w:r>
+      <w:r>
+        <w:rPr>
+          <w:rFonts w:ascii="Consolas" w:cs="Consolas" w:eastAsia="Consolas" w:hAnsi="Consolas"/>
+          <w:b/>
+          <w:bCs/>
           <w:sz w:val="19"/>
           <w:szCs w:val="19"/>
           <w:shd w:fill="F5F5F3" w:val="clear"/>
@@ -20912,10 +21062,336 @@
       <w:r>
         <w:rPr>
           <w:rFonts w:ascii="Arial" w:cs="Arial" w:eastAsia="Arial" w:hAnsi="Arial"/>
-          <w:sz w:val="20"/>
-          <w:szCs w:val="20"/>
-        </w:rPr>
-        <w:t xml:space="preserve">. Das ist der einzige Sperr-Mechanismus des Systems; ein zweites Lock ist nicht nötig und darf nicht eingeführt werden. Genau daraus folgt, dass ein </w:t>
+          <w:b/>
+          <w:bCs/>
+          <w:sz w:val="20"/>
+          <w:szCs w:val="20"/>
+        </w:rPr>
+        <w:t xml:space="preserve"> erhöht</w:t>
+      </w:r>
+      <w:r>
+        <w:rPr>
+          <w:rFonts w:ascii="Arial" w:cs="Arial" w:eastAsia="Arial" w:hAnsi="Arial"/>
+          <w:sz w:val="20"/>
+          <w:szCs w:val="20"/>
+        </w:rPr>
+        <w:t xml:space="preserve">, also genau dann, wenn eine Ausführung </w:t>
+      </w:r>
+      <w:r>
+        <w:rPr>
+          <w:rFonts w:ascii="Arial" w:cs="Arial" w:eastAsia="Arial" w:hAnsi="Arial"/>
+          <w:b/>
+          <w:bCs/>
+          <w:sz w:val="20"/>
+          <w:szCs w:val="20"/>
+        </w:rPr>
+        <w:t xml:space="preserve">tatsächlich beginnt</w:t>
+      </w:r>
+      <w:r>
+        <w:rPr>
+          <w:rFonts w:ascii="Arial" w:cs="Arial" w:eastAsia="Arial" w:hAnsi="Arial"/>
+          <w:sz w:val="20"/>
+          <w:szCs w:val="20"/>
+        </w:rPr>
+        <w:t xml:space="preserve"> – </w:t>
+      </w:r>
+      <w:r>
+        <w:rPr>
+          <w:rFonts w:ascii="Arial" w:cs="Arial" w:eastAsia="Arial" w:hAnsi="Arial"/>
+          <w:b/>
+          <w:bCs/>
+          <w:sz w:val="20"/>
+          <w:szCs w:val="20"/>
+        </w:rPr>
+        <w:t xml:space="preserve">nicht</w:t>
+      </w:r>
+      <w:r>
+        <w:rPr>
+          <w:rFonts w:ascii="Arial" w:cs="Arial" w:eastAsia="Arial" w:hAnsi="Arial"/>
+          <w:sz w:val="20"/>
+          <w:szCs w:val="20"/>
+        </w:rPr>
+        <w:t xml:space="preserve"> beim Wiedereinreihen. Das Feld zählt „bisherige Ausführungen" (9.3.1); würde </w:t>
+      </w:r>
+      <w:r>
+        <w:rPr>
+          <w:rFonts w:ascii="Consolas" w:cs="Consolas" w:eastAsia="Consolas" w:hAnsi="Consolas"/>
+          <w:sz w:val="19"/>
+          <w:szCs w:val="19"/>
+          <w:shd w:fill="F5F5F3" w:val="clear"/>
+        </w:rPr>
+        <w:t xml:space="preserve">wiederhole</w:t>
+      </w:r>
+      <w:r>
+        <w:rPr>
+          <w:rFonts w:ascii="Arial" w:cs="Arial" w:eastAsia="Arial" w:hAnsi="Arial"/>
+          <w:sz w:val="20"/>
+          <w:szCs w:val="20"/>
+        </w:rPr>
+        <w:t xml:space="preserve"> erhöhen, stünde ein einmal gelaufener, gescheiterter Auftrag bei </w:t>
+      </w:r>
+      <w:r>
+        <w:rPr>
+          <w:rFonts w:ascii="Consolas" w:cs="Consolas" w:eastAsia="Consolas" w:hAnsi="Consolas"/>
+          <w:sz w:val="19"/>
+          <w:szCs w:val="19"/>
+          <w:shd w:fill="F5F5F3" w:val="clear"/>
+        </w:rPr>
+        <w:t xml:space="preserve">0</w:t>
+      </w:r>
+      <w:r>
+        <w:rPr>
+          <w:rFonts w:ascii="Arial" w:cs="Arial" w:eastAsia="Arial" w:hAnsi="Arial"/>
+          <w:sz w:val="20"/>
+          <w:szCs w:val="20"/>
+        </w:rPr>
+        <w:t xml:space="preserve">, und eine nie gestartete Wiederholung würde mitgezählt. </w:t>
+      </w:r>
+      <w:r>
+        <w:rPr>
+          <w:rFonts w:ascii="Consolas" w:cs="Consolas" w:eastAsia="Consolas" w:hAnsi="Consolas"/>
+          <w:sz w:val="19"/>
+          <w:szCs w:val="19"/>
+          <w:shd w:fill="F5F5F3" w:val="clear"/>
+        </w:rPr>
+        <w:t xml:space="preserve">ProtokollEintrag.versuch</w:t>
+      </w:r>
+      <w:r>
+        <w:rPr>
+          <w:rFonts w:ascii="Arial" w:cs="Arial" w:eastAsia="Arial" w:hAnsi="Arial"/>
+          <w:sz w:val="20"/>
+          <w:szCs w:val="20"/>
+        </w:rPr>
+        <w:t xml:space="preserve"> (9.3) ist der Wert dieses Laufs und beginnt damit bei 1.</w:t>
+      </w:r>
+    </w:p>
+    <w:p>
+      <w:pPr>
+        <w:pStyle w:val="Heading3"/>
+      </w:pPr>
+      <w:r>
+        <w:rPr>
+          <w:rFonts w:ascii="Arial" w:cs="Arial" w:eastAsia="Arial" w:hAnsi="Arial"/>
+          <w:sz w:val="20"/>
+          <w:szCs w:val="20"/>
+        </w:rPr>
+        <w:t xml:space="preserve">9.3.4 IPC-Oberfläche</w:t>
+      </w:r>
+    </w:p>
+    <w:p>
+      <w:pPr>
+        <w:shd w:fill="F5F5F3" w:val="clear"/>
+        <w:spacing w:after="0"/>
+      </w:pPr>
+      <w:r>
+        <w:rPr>
+          <w:rFonts w:ascii="Consolas" w:cs="Consolas" w:eastAsia="Consolas" w:hAnsi="Consolas"/>
+          <w:sz w:val="18"/>
+          <w:szCs w:val="18"/>
+        </w:rPr>
+        <w:t xml:space="preserve">reiheEin(art, payload) → Ergebnis&lt;{ auftragId }&gt;   // kehrt SOFORT zurück; sagt nichts über den Ausgang</w:t>
+      </w:r>
+    </w:p>
+    <w:p>
+      <w:pPr>
+        <w:shd w:fill="F5F5F3" w:val="clear"/>
+        <w:spacing w:after="0"/>
+      </w:pPr>
+      <w:r>
+        <w:rPr>
+          <w:rFonts w:ascii="Consolas" w:cs="Consolas" w:eastAsia="Consolas" w:hAnsi="Consolas"/>
+          <w:sz w:val="18"/>
+          <w:szCs w:val="18"/>
+        </w:rPr>
+        <w:t xml:space="preserve">entferne(auftragId)    → Ergebnis&lt;void&gt;            // anstehend: aus Schlange nehmen; laeuft+render: Abbruch (→ cancelRender)</w:t>
+      </w:r>
+    </w:p>
+    <w:p>
+      <w:pPr>
+        <w:shd w:fill="F5F5F3" w:val="clear"/>
+        <w:spacing w:after="0"/>
+      </w:pPr>
+      <w:r>
+        <w:rPr>
+          <w:rFonts w:ascii="Consolas" w:cs="Consolas" w:eastAsia="Consolas" w:hAnsi="Consolas"/>
+          <w:sz w:val="18"/>
+          <w:szCs w:val="18"/>
+        </w:rPr>
+        <w:t xml:space="preserve">wiederhole(auftragId)  → Ergebnis&lt;void&gt;            // fehlgeschlagen → anstehend, ans Ende (versuche steigt erst beim Start, 9.3.3)</w:t>
+      </w:r>
+    </w:p>
+    <w:p>
+      <w:pPr>
+        <w:shd w:fill="F5F5F3" w:val="clear"/>
+        <w:spacing w:after="0"/>
+      </w:pPr>
+      <w:r>
+        <w:rPr>
+          <w:rFonts w:ascii="Consolas" w:cs="Consolas" w:eastAsia="Consolas" w:hAnsi="Consolas"/>
+          <w:sz w:val="18"/>
+          <w:szCs w:val="18"/>
+        </w:rPr>
+        <w:t xml:space="preserve">holeStand()            → Ergebnis&lt;Auftrag[]&gt;       // Snapshot für die UI (z. B. beim Öffnen des Panels)</w:t>
+      </w:r>
+    </w:p>
+    <w:p>
+      <w:pPr>
+        <w:spacing w:after="80"/>
+      </w:pPr>
+    </w:p>
+    <w:p>
+      <w:pPr>
+        <w:shd w:fill="F5F5F3" w:val="clear"/>
+        <w:spacing w:after="0"/>
+      </w:pPr>
+      <w:r>
+        <w:rPr>
+          <w:rFonts w:ascii="Consolas" w:cs="Consolas" w:eastAsia="Consolas" w:hAnsi="Consolas"/>
+          <w:sz w:val="18"/>
+          <w:szCs w:val="18"/>
+        </w:rPr>
+        <w:t xml:space="preserve">QueueGeändert(Auftrag[])   // Main → Renderer: Push bei jeder Zustandsänderung → speist das queue-panel</w:t>
+      </w:r>
+    </w:p>
+    <w:p>
+      <w:pPr>
+        <w:shd w:fill="F5F5F3" w:val="clear"/>
+        <w:spacing w:after="0"/>
+      </w:pPr>
+      <w:r>
+        <w:rPr>
+          <w:rFonts w:ascii="Consolas" w:cs="Consolas" w:eastAsia="Consolas" w:hAnsi="Consolas"/>
+          <w:sz w:val="18"/>
+          <w:szCs w:val="18"/>
+        </w:rPr>
+        <w:t xml:space="preserve">                           // Ereignis: OHNE Hülle und ohne Endzustand (9.1.1 Punkte 5 und 2)</w:t>
+      </w:r>
+    </w:p>
+    <w:p>
+      <w:pPr>
+        <w:spacing w:after="80"/>
+      </w:pPr>
+    </w:p>
+    <w:p>
+      <w:pPr>
+        <w:spacing w:after="120"/>
+      </w:pPr>
+      <w:r>
+        <w:rPr>
+          <w:rFonts w:ascii="Arial" w:cs="Arial" w:eastAsia="Arial" w:hAnsi="Arial"/>
+          <w:sz w:val="20"/>
+          <w:szCs w:val="20"/>
+        </w:rPr>
+        <w:t xml:space="preserve">Alle vier Aufrufe sind </w:t>
+      </w:r>
+      <w:r>
+        <w:rPr>
+          <w:rFonts w:ascii="Arial" w:cs="Arial" w:eastAsia="Arial" w:hAnsi="Arial"/>
+          <w:b/>
+          <w:bCs/>
+          <w:sz w:val="20"/>
+          <w:szCs w:val="20"/>
+        </w:rPr>
+        <w:t xml:space="preserve">Instant</w:t>
+      </w:r>
+      <w:r>
+        <w:rPr>
+          <w:rFonts w:ascii="Arial" w:cs="Arial" w:eastAsia="Arial" w:hAnsi="Arial"/>
+          <w:sz w:val="20"/>
+          <w:szCs w:val="20"/>
+        </w:rPr>
+        <w:t xml:space="preserve"> und tragen die Ergebnis-Hülle (9.1.1): </w:t>
+      </w:r>
+      <w:r>
+        <w:rPr>
+          <w:rFonts w:ascii="Consolas" w:cs="Consolas" w:eastAsia="Consolas" w:hAnsi="Consolas"/>
+          <w:sz w:val="19"/>
+          <w:szCs w:val="19"/>
+          <w:shd w:fill="F5F5F3" w:val="clear"/>
+        </w:rPr>
+        <w:t xml:space="preserve">Ergebnis&lt;void&gt;</w:t>
+      </w:r>
+      <w:r>
+        <w:rPr>
+          <w:rFonts w:ascii="Arial" w:cs="Arial" w:eastAsia="Arial" w:hAnsi="Arial"/>
+          <w:sz w:val="20"/>
+          <w:szCs w:val="20"/>
+        </w:rPr>
+        <w:t xml:space="preserve"> heißt „eingereiht/entfernt/wiederholt", </w:t>
+      </w:r>
+      <w:r>
+        <w:rPr>
+          <w:rFonts w:ascii="Arial" w:cs="Arial" w:eastAsia="Arial" w:hAnsi="Arial"/>
+          <w:b/>
+          <w:bCs/>
+          <w:sz w:val="20"/>
+          <w:szCs w:val="20"/>
+        </w:rPr>
+        <w:t xml:space="preserve">nicht</w:t>
+      </w:r>
+      <w:r>
+        <w:rPr>
+          <w:rFonts w:ascii="Arial" w:cs="Arial" w:eastAsia="Arial" w:hAnsi="Arial"/>
+          <w:sz w:val="20"/>
+          <w:szCs w:val="20"/>
+        </w:rPr>
+        <w:t xml:space="preserve"> „fertig". Ein </w:t>
+      </w:r>
+      <w:r>
+        <w:rPr>
+          <w:rFonts w:ascii="Consolas" w:cs="Consolas" w:eastAsia="Consolas" w:hAnsi="Consolas"/>
+          <w:sz w:val="19"/>
+          <w:szCs w:val="19"/>
+          <w:shd w:fill="F5F5F3" w:val="clear"/>
+        </w:rPr>
+        <w:t xml:space="preserve">entferne</w:t>
+      </w:r>
+      <w:r>
+        <w:rPr>
+          <w:rFonts w:ascii="Arial" w:cs="Arial" w:eastAsia="Arial" w:hAnsi="Arial"/>
+          <w:sz w:val="20"/>
+          <w:szCs w:val="20"/>
+        </w:rPr>
+        <w:t xml:space="preserve"> auf einen bereits beendeten Auftrag ist kein Erfolg, sondern </w:t>
+      </w:r>
+      <w:r>
+        <w:rPr>
+          <w:rFonts w:ascii="Consolas" w:cs="Consolas" w:eastAsia="Consolas" w:hAnsi="Consolas"/>
+          <w:sz w:val="19"/>
+          <w:szCs w:val="19"/>
+          <w:shd w:fill="F5F5F3" w:val="clear"/>
+        </w:rPr>
+        <w:t xml:space="preserve">nicht_gefunden</w:t>
+      </w:r>
+      <w:r>
+        <w:rPr>
+          <w:rFonts w:ascii="Arial" w:cs="Arial" w:eastAsia="Arial" w:hAnsi="Arial"/>
+          <w:sz w:val="20"/>
+          <w:szCs w:val="20"/>
+        </w:rPr>
+        <w:t xml:space="preserve">.</w:t>
+      </w:r>
+    </w:p>
+    <w:p>
+      <w:pPr>
+        <w:spacing w:after="120"/>
+      </w:pPr>
+      <w:r>
+        <w:rPr>
+          <w:rFonts w:ascii="Consolas" w:cs="Consolas" w:eastAsia="Consolas" w:hAnsi="Consolas"/>
+          <w:sz w:val="19"/>
+          <w:szCs w:val="19"/>
+          <w:shd w:fill="F5F5F3" w:val="clear"/>
+        </w:rPr>
+        <w:t xml:space="preserve">import</w:t>
+      </w:r>
+      <w:r>
+        <w:rPr>
+          <w:rFonts w:ascii="Arial" w:cs="Arial" w:eastAsia="Arial" w:hAnsi="Arial"/>
+          <w:sz w:val="20"/>
+          <w:szCs w:val="20"/>
+        </w:rPr>
+        <w:t xml:space="preserve">, </w:t>
       </w:r>
       <w:r>
         <w:rPr>
@@ -20932,25 +21408,7 @@
           <w:sz w:val="20"/>
           <w:szCs w:val="20"/>
         </w:rPr>
-        <w:t xml:space="preserve"> eines Mediums </w:t>
-      </w:r>
-      <w:r>
-        <w:rPr>
-          <w:rFonts w:ascii="Arial" w:cs="Arial" w:eastAsia="Arial" w:hAnsi="Arial"/>
-          <w:b/>
-          <w:bCs/>
-          <w:sz w:val="20"/>
-          <w:szCs w:val="20"/>
-        </w:rPr>
-        <w:t xml:space="preserve">nie</w:t>
-      </w:r>
-      <w:r>
-        <w:rPr>
-          <w:rFonts w:ascii="Arial" w:cs="Arial" w:eastAsia="Arial" w:hAnsi="Arial"/>
-          <w:sz w:val="20"/>
-          <w:szCs w:val="20"/>
-        </w:rPr>
-        <w:t xml:space="preserve"> parallel zu einem laufenden </w:t>
+        <w:t xml:space="preserve">, </w:t>
       </w:r>
       <w:r>
         <w:rPr>
@@ -20967,24 +21425,106 @@
           <w:sz w:val="20"/>
           <w:szCs w:val="20"/>
         </w:rPr>
-        <w:t xml:space="preserve"> läuft — es wartet, bis der Render den Datei-Handle freigegeben hat (löst zugleich das Windows-</w:t>
-      </w:r>
-      <w:r>
-        <w:rPr>
-          <w:rFonts w:ascii="Consolas" w:cs="Consolas" w:eastAsia="Consolas" w:hAnsi="Consolas"/>
-          <w:sz w:val="19"/>
-          <w:szCs w:val="19"/>
-          <w:shd w:fill="F5F5F3" w:val="clear"/>
-        </w:rPr>
-        <w:t xml:space="preserve">EBUSY</w:t>
-      </w:r>
-      <w:r>
-        <w:rPr>
-          <w:rFonts w:ascii="Arial" w:cs="Arial" w:eastAsia="Arial" w:hAnsi="Arial"/>
-          <w:sz w:val="20"/>
-          <w:szCs w:val="20"/>
-        </w:rPr>
-        <w:t xml:space="preserve">-Problem, 9.4).</w:t>
+        <w:t xml:space="preserve"> und </w:t>
+      </w:r>
+      <w:r>
+        <w:rPr>
+          <w:rFonts w:ascii="Consolas" w:cs="Consolas" w:eastAsia="Consolas" w:hAnsi="Consolas"/>
+          <w:sz w:val="19"/>
+          <w:szCs w:val="19"/>
+          <w:shd w:fill="F5F5F3" w:val="clear"/>
+        </w:rPr>
+        <w:t xml:space="preserve">export</w:t>
+      </w:r>
+      <w:r>
+        <w:rPr>
+          <w:rFonts w:ascii="Arial" w:cs="Arial" w:eastAsia="Arial" w:hAnsi="Arial"/>
+          <w:sz w:val="20"/>
+          <w:szCs w:val="20"/>
+        </w:rPr>
+        <w:t xml:space="preserve"> werden damit </w:t>
+      </w:r>
+      <w:r>
+        <w:rPr>
+          <w:rFonts w:ascii="Arial" w:cs="Arial" w:eastAsia="Arial" w:hAnsi="Arial"/>
+          <w:b/>
+          <w:bCs/>
+          <w:sz w:val="20"/>
+          <w:szCs w:val="20"/>
+        </w:rPr>
+        <w:t xml:space="preserve">nicht</w:t>
+      </w:r>
+      <w:r>
+        <w:rPr>
+          <w:rFonts w:ascii="Arial" w:cs="Arial" w:eastAsia="Arial" w:hAnsi="Arial"/>
+          <w:sz w:val="20"/>
+          <w:szCs w:val="20"/>
+        </w:rPr>
+        <w:t xml:space="preserve"> als direkte Request/Response-Operationen aufgerufen, sondern über </w:t>
+      </w:r>
+      <w:r>
+        <w:rPr>
+          <w:rFonts w:ascii="Consolas" w:cs="Consolas" w:eastAsia="Consolas" w:hAnsi="Consolas"/>
+          <w:sz w:val="19"/>
+          <w:szCs w:val="19"/>
+          <w:shd w:fill="F5F5F3" w:val="clear"/>
+        </w:rPr>
+        <w:t xml:space="preserve">reiheEin</w:t>
+      </w:r>
+      <w:r>
+        <w:rPr>
+          <w:rFonts w:ascii="Arial" w:cs="Arial" w:eastAsia="Arial" w:hAnsi="Arial"/>
+          <w:sz w:val="20"/>
+          <w:szCs w:val="20"/>
+        </w:rPr>
+        <w:t xml:space="preserve"> eingereiht; ihr Fach-Ergebnis (</w:t>
+      </w:r>
+      <w:r>
+        <w:rPr>
+          <w:rFonts w:ascii="Consolas" w:cs="Consolas" w:eastAsia="Consolas" w:hAnsi="Consolas"/>
+          <w:sz w:val="19"/>
+          <w:szCs w:val="19"/>
+          <w:shd w:fill="F5F5F3" w:val="clear"/>
+        </w:rPr>
+        <w:t xml:space="preserve">erfolg</w:t>
+      </w:r>
+      <w:r>
+        <w:rPr>
+          <w:rFonts w:ascii="Arial" w:cs="Arial" w:eastAsia="Arial" w:hAnsi="Arial"/>
+          <w:sz w:val="20"/>
+          <w:szCs w:val="20"/>
+        </w:rPr>
+        <w:t xml:space="preserve">/</w:t>
+      </w:r>
+      <w:r>
+        <w:rPr>
+          <w:rFonts w:ascii="Consolas" w:cs="Consolas" w:eastAsia="Consolas" w:hAnsi="Consolas"/>
+          <w:sz w:val="19"/>
+          <w:szCs w:val="19"/>
+          <w:shd w:fill="F5F5F3" w:val="clear"/>
+        </w:rPr>
+        <w:t xml:space="preserve">fehlgeschlagen</w:t>
+      </w:r>
+      <w:r>
+        <w:rPr>
+          <w:rFonts w:ascii="Arial" w:cs="Arial" w:eastAsia="Arial" w:hAnsi="Arial"/>
+          <w:sz w:val="20"/>
+          <w:szCs w:val="20"/>
+        </w:rPr>
+        <w:t xml:space="preserve"> samt Fachfehlercode) kommt über den Auftrags-Zustand.</w:t>
+      </w:r>
+    </w:p>
+    <w:p>
+      <w:pPr>
+        <w:pStyle w:val="Heading3"/>
+      </w:pPr>
+      <w:r>
+        <w:rPr>
+          <w:rFonts w:ascii="Arial" w:cs="Arial" w:eastAsia="Arial" w:hAnsi="Arial"/>
+          <w:sz w:val="20"/>
+          <w:szCs w:val="20"/>
+        </w:rPr>
+        <w:t xml:space="preserve">9.3.5 Invarianten (bindend)</w:t>
       </w:r>
     </w:p>
     <w:p>
@@ -21003,49 +21543,119 @@
           <w:sz w:val="20"/>
           <w:szCs w:val="20"/>
         </w:rPr>
-        <w:t xml:space="preserve">FIFO</w:t>
-      </w:r>
-      <w:r>
-        <w:rPr>
-          <w:rFonts w:ascii="Arial" w:cs="Arial" w:eastAsia="Arial" w:hAnsi="Arial"/>
-          <w:sz w:val="20"/>
-          <w:szCs w:val="20"/>
-        </w:rPr>
-        <w:t xml:space="preserve"> unter </w:t>
-      </w:r>
-      <w:r>
-        <w:rPr>
-          <w:rFonts w:ascii="Consolas" w:cs="Consolas" w:eastAsia="Consolas" w:hAnsi="Consolas"/>
-          <w:sz w:val="19"/>
-          <w:szCs w:val="19"/>
-          <w:shd w:fill="F5F5F3" w:val="clear"/>
-        </w:rPr>
-        <w:t xml:space="preserve">anstehend</w:t>
-      </w:r>
-      <w:r>
-        <w:rPr>
-          <w:rFonts w:ascii="Arial" w:cs="Arial" w:eastAsia="Arial" w:hAnsi="Arial"/>
-          <w:sz w:val="20"/>
-          <w:szCs w:val="20"/>
-        </w:rPr>
-        <w:t xml:space="preserve">; </w:t>
-      </w:r>
-      <w:r>
-        <w:rPr>
-          <w:rFonts w:ascii="Consolas" w:cs="Consolas" w:eastAsia="Consolas" w:hAnsi="Consolas"/>
-          <w:sz w:val="19"/>
-          <w:szCs w:val="19"/>
-          <w:shd w:fill="F5F5F3" w:val="clear"/>
-        </w:rPr>
-        <w:t xml:space="preserve">wiederhole</w:t>
-      </w:r>
-      <w:r>
-        <w:rPr>
-          <w:rFonts w:ascii="Arial" w:cs="Arial" w:eastAsia="Arial" w:hAnsi="Arial"/>
-          <w:sz w:val="20"/>
-          <w:szCs w:val="20"/>
-        </w:rPr>
-        <w:t xml:space="preserve"> hängt hinten an.</w:t>
+        <w:t xml:space="preserve">Seriell:</w:t>
+      </w:r>
+      <w:r>
+        <w:rPr>
+          <w:rFonts w:ascii="Arial" w:cs="Arial" w:eastAsia="Arial" w:hAnsi="Arial"/>
+          <w:sz w:val="20"/>
+          <w:szCs w:val="20"/>
+        </w:rPr>
+        <w:t xml:space="preserve"> höchstens </w:t>
+      </w:r>
+      <w:r>
+        <w:rPr>
+          <w:rFonts w:ascii="Arial" w:cs="Arial" w:eastAsia="Arial" w:hAnsi="Arial"/>
+          <w:b/>
+          <w:bCs/>
+          <w:sz w:val="20"/>
+          <w:szCs w:val="20"/>
+        </w:rPr>
+        <w:t xml:space="preserve">ein</w:t>
+      </w:r>
+      <w:r>
+        <w:rPr>
+          <w:rFonts w:ascii="Arial" w:cs="Arial" w:eastAsia="Arial" w:hAnsi="Arial"/>
+          <w:sz w:val="20"/>
+          <w:szCs w:val="20"/>
+        </w:rPr>
+        <w:t xml:space="preserve"> Auftrag in </w:t>
+      </w:r>
+      <w:r>
+        <w:rPr>
+          <w:rFonts w:ascii="Consolas" w:cs="Consolas" w:eastAsia="Consolas" w:hAnsi="Consolas"/>
+          <w:sz w:val="19"/>
+          <w:szCs w:val="19"/>
+          <w:shd w:fill="F5F5F3" w:val="clear"/>
+        </w:rPr>
+        <w:t xml:space="preserve">laeuft</w:t>
+      </w:r>
+      <w:r>
+        <w:rPr>
+          <w:rFonts w:ascii="Arial" w:cs="Arial" w:eastAsia="Arial" w:hAnsi="Arial"/>
+          <w:sz w:val="20"/>
+          <w:szCs w:val="20"/>
+        </w:rPr>
+        <w:t xml:space="preserve">. Das ist der einzige Sperr-Mechanismus des Systems; ein zweites Lock ist nicht nötig und darf nicht eingeführt werden. Genau daraus folgt, dass ein </w:t>
+      </w:r>
+      <w:r>
+        <w:rPr>
+          <w:rFonts w:ascii="Consolas" w:cs="Consolas" w:eastAsia="Consolas" w:hAnsi="Consolas"/>
+          <w:sz w:val="19"/>
+          <w:szCs w:val="19"/>
+          <w:shd w:fill="F5F5F3" w:val="clear"/>
+        </w:rPr>
+        <w:t xml:space="preserve">loeschen</w:t>
+      </w:r>
+      <w:r>
+        <w:rPr>
+          <w:rFonts w:ascii="Arial" w:cs="Arial" w:eastAsia="Arial" w:hAnsi="Arial"/>
+          <w:sz w:val="20"/>
+          <w:szCs w:val="20"/>
+        </w:rPr>
+        <w:t xml:space="preserve"> eines Mediums </w:t>
+      </w:r>
+      <w:r>
+        <w:rPr>
+          <w:rFonts w:ascii="Arial" w:cs="Arial" w:eastAsia="Arial" w:hAnsi="Arial"/>
+          <w:b/>
+          <w:bCs/>
+          <w:sz w:val="20"/>
+          <w:szCs w:val="20"/>
+        </w:rPr>
+        <w:t xml:space="preserve">nie</w:t>
+      </w:r>
+      <w:r>
+        <w:rPr>
+          <w:rFonts w:ascii="Arial" w:cs="Arial" w:eastAsia="Arial" w:hAnsi="Arial"/>
+          <w:sz w:val="20"/>
+          <w:szCs w:val="20"/>
+        </w:rPr>
+        <w:t xml:space="preserve"> parallel zu einem laufenden </w:t>
+      </w:r>
+      <w:r>
+        <w:rPr>
+          <w:rFonts w:ascii="Consolas" w:cs="Consolas" w:eastAsia="Consolas" w:hAnsi="Consolas"/>
+          <w:sz w:val="19"/>
+          <w:szCs w:val="19"/>
+          <w:shd w:fill="F5F5F3" w:val="clear"/>
+        </w:rPr>
+        <w:t xml:space="preserve">render</w:t>
+      </w:r>
+      <w:r>
+        <w:rPr>
+          <w:rFonts w:ascii="Arial" w:cs="Arial" w:eastAsia="Arial" w:hAnsi="Arial"/>
+          <w:sz w:val="20"/>
+          <w:szCs w:val="20"/>
+        </w:rPr>
+        <w:t xml:space="preserve"> läuft — es wartet, bis der Render den Datei-Handle freigegeben hat (löst zugleich das Windows-</w:t>
+      </w:r>
+      <w:r>
+        <w:rPr>
+          <w:rFonts w:ascii="Consolas" w:cs="Consolas" w:eastAsia="Consolas" w:hAnsi="Consolas"/>
+          <w:sz w:val="19"/>
+          <w:szCs w:val="19"/>
+          <w:shd w:fill="F5F5F3" w:val="clear"/>
+        </w:rPr>
+        <w:t xml:space="preserve">EBUSY</w:t>
+      </w:r>
+      <w:r>
+        <w:rPr>
+          <w:rFonts w:ascii="Arial" w:cs="Arial" w:eastAsia="Arial" w:hAnsi="Arial"/>
+          <w:sz w:val="20"/>
+          <w:szCs w:val="20"/>
+        </w:rPr>
+        <w:t xml:space="preserve">-Problem, 9.4).</w:t>
       </w:r>
     </w:p>
     <w:p>
@@ -21064,68 +21674,49 @@
           <w:sz w:val="20"/>
           <w:szCs w:val="20"/>
         </w:rPr>
-        <w:t xml:space="preserve">Render friert seinen Eingang beim Einreihen ein:</w:t>
-      </w:r>
-      <w:r>
-        <w:rPr>
-          <w:rFonts w:ascii="Arial" w:cs="Arial" w:eastAsia="Arial" w:hAnsi="Arial"/>
-          <w:sz w:val="20"/>
-          <w:szCs w:val="20"/>
-        </w:rPr>
-        <w:t xml:space="preserve"> die geordnete Liste + Profil des </w:t>
-      </w:r>
-      <w:r>
-        <w:rPr>
-          <w:rFonts w:ascii="Consolas" w:cs="Consolas" w:eastAsia="Consolas" w:hAnsi="Consolas"/>
-          <w:sz w:val="19"/>
-          <w:szCs w:val="19"/>
-          <w:shd w:fill="F5F5F3" w:val="clear"/>
-        </w:rPr>
-        <w:t xml:space="preserve">RenderRequest</w:t>
-      </w:r>
-      <w:r>
-        <w:rPr>
-          <w:rFonts w:ascii="Arial" w:cs="Arial" w:eastAsia="Arial" w:hAnsi="Arial"/>
-          <w:sz w:val="20"/>
-          <w:szCs w:val="20"/>
-        </w:rPr>
-        <w:t xml:space="preserve"> werden </w:t>
-      </w:r>
-      <w:r>
-        <w:rPr>
-          <w:rFonts w:ascii="Arial" w:cs="Arial" w:eastAsia="Arial" w:hAnsi="Arial"/>
-          <w:b/>
-          <w:bCs/>
-          <w:sz w:val="20"/>
-          <w:szCs w:val="20"/>
-        </w:rPr>
-        <w:t xml:space="preserve">zum Einreih-Zeitpunkt</w:t>
-      </w:r>
-      <w:r>
-        <w:rPr>
-          <w:rFonts w:ascii="Arial" w:cs="Arial" w:eastAsia="Arial" w:hAnsi="Arial"/>
-          <w:sz w:val="20"/>
-          <w:szCs w:val="20"/>
-        </w:rPr>
-        <w:t xml:space="preserve"> als Snapshot genommen. Spätere Listenänderungen betreffen einen bereits eingereihten Render </w:t>
-      </w:r>
-      <w:r>
-        <w:rPr>
-          <w:rFonts w:ascii="Arial" w:cs="Arial" w:eastAsia="Arial" w:hAnsi="Arial"/>
-          <w:b/>
-          <w:bCs/>
-          <w:sz w:val="20"/>
-          <w:szCs w:val="20"/>
-        </w:rPr>
-        <w:t xml:space="preserve">nicht</w:t>
-      </w:r>
-      <w:r>
-        <w:rPr>
-          <w:rFonts w:ascii="Arial" w:cs="Arial" w:eastAsia="Arial" w:hAnsi="Arial"/>
-          <w:sz w:val="20"/>
-          <w:szCs w:val="20"/>
-        </w:rPr>
-        <w:t xml:space="preserve"> (verhindert „gedrückt, dann getweakt, anderes Video").</w:t>
+        <w:t xml:space="preserve">FIFO</w:t>
+      </w:r>
+      <w:r>
+        <w:rPr>
+          <w:rFonts w:ascii="Arial" w:cs="Arial" w:eastAsia="Arial" w:hAnsi="Arial"/>
+          <w:sz w:val="20"/>
+          <w:szCs w:val="20"/>
+        </w:rPr>
+        <w:t xml:space="preserve"> unter </w:t>
+      </w:r>
+      <w:r>
+        <w:rPr>
+          <w:rFonts w:ascii="Consolas" w:cs="Consolas" w:eastAsia="Consolas" w:hAnsi="Consolas"/>
+          <w:sz w:val="19"/>
+          <w:szCs w:val="19"/>
+          <w:shd w:fill="F5F5F3" w:val="clear"/>
+        </w:rPr>
+        <w:t xml:space="preserve">anstehend</w:t>
+      </w:r>
+      <w:r>
+        <w:rPr>
+          <w:rFonts w:ascii="Arial" w:cs="Arial" w:eastAsia="Arial" w:hAnsi="Arial"/>
+          <w:sz w:val="20"/>
+          <w:szCs w:val="20"/>
+        </w:rPr>
+        <w:t xml:space="preserve">; </w:t>
+      </w:r>
+      <w:r>
+        <w:rPr>
+          <w:rFonts w:ascii="Consolas" w:cs="Consolas" w:eastAsia="Consolas" w:hAnsi="Consolas"/>
+          <w:sz w:val="19"/>
+          <w:szCs w:val="19"/>
+          <w:shd w:fill="F5F5F3" w:val="clear"/>
+        </w:rPr>
+        <w:t xml:space="preserve">wiederhole</w:t>
+      </w:r>
+      <w:r>
+        <w:rPr>
+          <w:rFonts w:ascii="Arial" w:cs="Arial" w:eastAsia="Arial" w:hAnsi="Arial"/>
+          <w:sz w:val="20"/>
+          <w:szCs w:val="20"/>
+        </w:rPr>
+        <w:t xml:space="preserve"> hängt hinten an.</w:t>
       </w:r>
     </w:p>
     <w:p>
@@ -21144,100 +21735,68 @@
           <w:sz w:val="20"/>
           <w:szCs w:val="20"/>
         </w:rPr>
-        <w:t xml:space="preserve">Determinismus durch sichtbare Reihenfolge:</w:t>
-      </w:r>
-      <w:r>
-        <w:rPr>
-          <w:rFonts w:ascii="Arial" w:cs="Arial" w:eastAsia="Arial" w:hAnsi="Arial"/>
-          <w:sz w:val="20"/>
-          <w:szCs w:val="20"/>
-        </w:rPr>
-        <w:t xml:space="preserve"> Reihenfolge zweier Aufträge = Einreih-Reihenfolge, im Panel sichtbar. Beispiel: </w:t>
-      </w:r>
-      <w:r>
-        <w:rPr>
-          <w:rFonts w:ascii="Consolas" w:cs="Consolas" w:eastAsia="Consolas" w:hAnsi="Consolas"/>
-          <w:sz w:val="19"/>
-          <w:szCs w:val="19"/>
-          <w:shd w:fill="F5F5F3" w:val="clear"/>
-        </w:rPr>
-        <w:t xml:space="preserve">loeschen</w:t>
-      </w:r>
-      <w:r>
-        <w:rPr>
-          <w:rFonts w:ascii="Arial" w:cs="Arial" w:eastAsia="Arial" w:hAnsi="Arial"/>
-          <w:sz w:val="20"/>
-          <w:szCs w:val="20"/>
-        </w:rPr>
-        <w:t xml:space="preserve"> vor </w:t>
-      </w:r>
-      <w:r>
-        <w:rPr>
-          <w:rFonts w:ascii="Consolas" w:cs="Consolas" w:eastAsia="Consolas" w:hAnsi="Consolas"/>
-          <w:sz w:val="19"/>
-          <w:szCs w:val="19"/>
-          <w:shd w:fill="F5F5F3" w:val="clear"/>
-        </w:rPr>
-        <w:t xml:space="preserve">render</w:t>
-      </w:r>
-      <w:r>
-        <w:rPr>
-          <w:rFonts w:ascii="Arial" w:cs="Arial" w:eastAsia="Arial" w:hAnsi="Arial"/>
-          <w:sz w:val="20"/>
-          <w:szCs w:val="20"/>
-        </w:rPr>
-        <w:t xml:space="preserve"> eingereiht → Asset ist weg, der Render scheitert deterministisch mit </w:t>
-      </w:r>
-      <w:r>
-        <w:rPr>
-          <w:rFonts w:ascii="Consolas" w:cs="Consolas" w:eastAsia="Consolas" w:hAnsi="Consolas"/>
-          <w:sz w:val="19"/>
-          <w:szCs w:val="19"/>
-          <w:shd w:fill="F5F5F3" w:val="clear"/>
-        </w:rPr>
-        <w:t xml:space="preserve">medium_fehlt</w:t>
-      </w:r>
-      <w:r>
-        <w:rPr>
-          <w:rFonts w:ascii="Arial" w:cs="Arial" w:eastAsia="Arial" w:hAnsi="Arial"/>
-          <w:sz w:val="20"/>
-          <w:szCs w:val="20"/>
-        </w:rPr>
-        <w:t xml:space="preserve"> (9.4); umgekehrt läuft der Render zuerst und nutzt das Asset. Der Nutzer sieht die Reihenfolge und kann sie über </w:t>
-      </w:r>
-      <w:r>
-        <w:rPr>
-          <w:rFonts w:ascii="Consolas" w:cs="Consolas" w:eastAsia="Consolas" w:hAnsi="Consolas"/>
-          <w:sz w:val="19"/>
-          <w:szCs w:val="19"/>
-          <w:shd w:fill="F5F5F3" w:val="clear"/>
-        </w:rPr>
-        <w:t xml:space="preserve">entferne</w:t>
-      </w:r>
-      <w:r>
-        <w:rPr>
-          <w:rFonts w:ascii="Arial" w:cs="Arial" w:eastAsia="Arial" w:hAnsi="Arial"/>
-          <w:sz w:val="20"/>
-          <w:szCs w:val="20"/>
-        </w:rPr>
-        <w:t xml:space="preserve">/</w:t>
-      </w:r>
-      <w:r>
-        <w:rPr>
-          <w:rFonts w:ascii="Consolas" w:cs="Consolas" w:eastAsia="Consolas" w:hAnsi="Consolas"/>
-          <w:sz w:val="19"/>
-          <w:szCs w:val="19"/>
-          <w:shd w:fill="F5F5F3" w:val="clear"/>
-        </w:rPr>
-        <w:t xml:space="preserve">wiederhole</w:t>
-      </w:r>
-      <w:r>
-        <w:rPr>
-          <w:rFonts w:ascii="Arial" w:cs="Arial" w:eastAsia="Arial" w:hAnsi="Arial"/>
-          <w:sz w:val="20"/>
-          <w:szCs w:val="20"/>
-        </w:rPr>
-        <w:t xml:space="preserve"> steuern.</w:t>
+        <w:t xml:space="preserve">Render friert seinen Eingang beim Einreihen ein:</w:t>
+      </w:r>
+      <w:r>
+        <w:rPr>
+          <w:rFonts w:ascii="Arial" w:cs="Arial" w:eastAsia="Arial" w:hAnsi="Arial"/>
+          <w:sz w:val="20"/>
+          <w:szCs w:val="20"/>
+        </w:rPr>
+        <w:t xml:space="preserve"> die geordnete Liste + Profil des </w:t>
+      </w:r>
+      <w:r>
+        <w:rPr>
+          <w:rFonts w:ascii="Consolas" w:cs="Consolas" w:eastAsia="Consolas" w:hAnsi="Consolas"/>
+          <w:sz w:val="19"/>
+          <w:szCs w:val="19"/>
+          <w:shd w:fill="F5F5F3" w:val="clear"/>
+        </w:rPr>
+        <w:t xml:space="preserve">RenderRequest</w:t>
+      </w:r>
+      <w:r>
+        <w:rPr>
+          <w:rFonts w:ascii="Arial" w:cs="Arial" w:eastAsia="Arial" w:hAnsi="Arial"/>
+          <w:sz w:val="20"/>
+          <w:szCs w:val="20"/>
+        </w:rPr>
+        <w:t xml:space="preserve"> werden </w:t>
+      </w:r>
+      <w:r>
+        <w:rPr>
+          <w:rFonts w:ascii="Arial" w:cs="Arial" w:eastAsia="Arial" w:hAnsi="Arial"/>
+          <w:b/>
+          <w:bCs/>
+          <w:sz w:val="20"/>
+          <w:szCs w:val="20"/>
+        </w:rPr>
+        <w:t xml:space="preserve">zum Einreih-Zeitpunkt</w:t>
+      </w:r>
+      <w:r>
+        <w:rPr>
+          <w:rFonts w:ascii="Arial" w:cs="Arial" w:eastAsia="Arial" w:hAnsi="Arial"/>
+          <w:sz w:val="20"/>
+          <w:szCs w:val="20"/>
+        </w:rPr>
+        <w:t xml:space="preserve"> als Snapshot genommen. Spätere Listenänderungen betreffen einen bereits eingereihten Render </w:t>
+      </w:r>
+      <w:r>
+        <w:rPr>
+          <w:rFonts w:ascii="Arial" w:cs="Arial" w:eastAsia="Arial" w:hAnsi="Arial"/>
+          <w:b/>
+          <w:bCs/>
+          <w:sz w:val="20"/>
+          <w:szCs w:val="20"/>
+        </w:rPr>
+        <w:t xml:space="preserve">nicht</w:t>
+      </w:r>
+      <w:r>
+        <w:rPr>
+          <w:rFonts w:ascii="Arial" w:cs="Arial" w:eastAsia="Arial" w:hAnsi="Arial"/>
+          <w:sz w:val="20"/>
+          <w:szCs w:val="20"/>
+        </w:rPr>
+        <w:t xml:space="preserve"> (verhindert „gedrückt, dann getweakt, anderes Video").</w:t>
       </w:r>
     </w:p>
     <w:p>
@@ -21256,158 +21815,100 @@
           <w:sz w:val="20"/>
           <w:szCs w:val="20"/>
         </w:rPr>
-        <w:t xml:space="preserve">Differenzierte Persistenz (vier Speicher):</w:t>
-      </w:r>
-      <w:r>
-        <w:rPr>
-          <w:rFonts w:ascii="Arial" w:cs="Arial" w:eastAsia="Arial" w:hAnsi="Arial"/>
-          <w:sz w:val="20"/>
-          <w:szCs w:val="20"/>
-        </w:rPr>
-        <w:t xml:space="preserve"> </w:t>
-      </w:r>
-      <w:r>
-        <w:rPr>
-          <w:rFonts w:ascii="Arial" w:cs="Arial" w:eastAsia="Arial" w:hAnsi="Arial"/>
-          <w:b/>
-          <w:bCs/>
-          <w:sz w:val="20"/>
-          <w:szCs w:val="20"/>
-        </w:rPr>
-        <w:t xml:space="preserve">Q1</w:t>
-      </w:r>
-      <w:r>
-        <w:rPr>
-          <w:rFonts w:ascii="Arial" w:cs="Arial" w:eastAsia="Arial" w:hAnsi="Arial"/>
-          <w:sz w:val="20"/>
-          <w:szCs w:val="20"/>
-        </w:rPr>
-        <w:t xml:space="preserve"> (aktive Warteschlange) ist flüchtig — nach Neustart leer; </w:t>
-      </w:r>
-      <w:r>
-        <w:rPr>
-          <w:rFonts w:ascii="Arial" w:cs="Arial" w:eastAsia="Arial" w:hAnsi="Arial"/>
-          <w:b/>
-          <w:bCs/>
-          <w:sz w:val="20"/>
-          <w:szCs w:val="20"/>
-        </w:rPr>
-        <w:t xml:space="preserve">Q2</w:t>
-      </w:r>
-      <w:r>
-        <w:rPr>
-          <w:rFonts w:ascii="Arial" w:cs="Arial" w:eastAsia="Arial" w:hAnsi="Arial"/>
-          <w:sz w:val="20"/>
-          <w:szCs w:val="20"/>
-        </w:rPr>
-        <w:t xml:space="preserve"> (Fehlschläge + </w:t>
-      </w:r>
-      <w:r>
-        <w:rPr>
-          <w:rFonts w:ascii="Consolas" w:cs="Consolas" w:eastAsia="Consolas" w:hAnsi="Consolas"/>
-          <w:sz w:val="19"/>
-          <w:szCs w:val="19"/>
-          <w:shd w:fill="F5F5F3" w:val="clear"/>
-        </w:rPr>
-        <w:t xml:space="preserve">pendingDeletions</w:t>
-      </w:r>
-      <w:r>
-        <w:rPr>
-          <w:rFonts w:ascii="Arial" w:cs="Arial" w:eastAsia="Arial" w:hAnsi="Arial"/>
-          <w:sz w:val="20"/>
-          <w:szCs w:val="20"/>
-        </w:rPr>
-        <w:t xml:space="preserve">) überlebt den Neustart und wird nach Erledigung gelöscht; </w:t>
-      </w:r>
-      <w:r>
-        <w:rPr>
-          <w:rFonts w:ascii="Arial" w:cs="Arial" w:eastAsia="Arial" w:hAnsi="Arial"/>
-          <w:b/>
-          <w:bCs/>
-          <w:sz w:val="20"/>
-          <w:szCs w:val="20"/>
-        </w:rPr>
-        <w:t xml:space="preserve">Q3</w:t>
-      </w:r>
-      <w:r>
-        <w:rPr>
-          <w:rFonts w:ascii="Arial" w:cs="Arial" w:eastAsia="Arial" w:hAnsi="Arial"/>
-          <w:sz w:val="20"/>
-          <w:szCs w:val="20"/>
-        </w:rPr>
-        <w:t xml:space="preserve"> (Protokoll) ist dauerhaft und </w:t>
-      </w:r>
-      <w:r>
-        <w:rPr>
-          <w:rFonts w:ascii="Arial" w:cs="Arial" w:eastAsia="Arial" w:hAnsi="Arial"/>
-          <w:b/>
-          <w:bCs/>
-          <w:sz w:val="20"/>
-          <w:szCs w:val="20"/>
-        </w:rPr>
-        <w:t xml:space="preserve">unbegrenzt</w:t>
-      </w:r>
-      <w:r>
-        <w:rPr>
-          <w:rFonts w:ascii="Arial" w:cs="Arial" w:eastAsia="Arial" w:hAnsi="Arial"/>
-          <w:sz w:val="20"/>
-          <w:szCs w:val="20"/>
-        </w:rPr>
-        <w:t xml:space="preserve">; </w:t>
-      </w:r>
-      <w:r>
-        <w:rPr>
-          <w:rFonts w:ascii="Arial" w:cs="Arial" w:eastAsia="Arial" w:hAnsi="Arial"/>
-          <w:b/>
-          <w:bCs/>
-          <w:sz w:val="20"/>
-          <w:szCs w:val="20"/>
-        </w:rPr>
-        <w:t xml:space="preserve">Q4</w:t>
-      </w:r>
-      <w:r>
-        <w:rPr>
-          <w:rFonts w:ascii="Arial" w:cs="Arial" w:eastAsia="Arial" w:hAnsi="Arial"/>
-          <w:sz w:val="20"/>
-          <w:szCs w:val="20"/>
-        </w:rPr>
-        <w:t xml:space="preserve"> (Journal) ist dauerhaft, aber </w:t>
-      </w:r>
-      <w:r>
-        <w:rPr>
-          <w:rFonts w:ascii="Arial" w:cs="Arial" w:eastAsia="Arial" w:hAnsi="Arial"/>
-          <w:b/>
-          <w:bCs/>
-          <w:sz w:val="20"/>
-          <w:szCs w:val="20"/>
-        </w:rPr>
-        <w:t xml:space="preserve">rotierend</w:t>
-      </w:r>
-      <w:r>
-        <w:rPr>
-          <w:rFonts w:ascii="Arial" w:cs="Arial" w:eastAsia="Arial" w:hAnsi="Arial"/>
-          <w:sz w:val="20"/>
-          <w:szCs w:val="20"/>
-        </w:rPr>
-        <w:t xml:space="preserve">. Die aktive Queue wird also </w:t>
-      </w:r>
-      <w:r>
-        <w:rPr>
-          <w:rFonts w:ascii="Arial" w:cs="Arial" w:eastAsia="Arial" w:hAnsi="Arial"/>
-          <w:i/>
-          <w:iCs/>
-          <w:sz w:val="20"/>
-          <w:szCs w:val="20"/>
-        </w:rPr>
-        <w:t xml:space="preserve">nicht</w:t>
-      </w:r>
-      <w:r>
-        <w:rPr>
-          <w:rFonts w:ascii="Arial" w:cs="Arial" w:eastAsia="Arial" w:hAnsi="Arial"/>
-          <w:sz w:val="20"/>
-          <w:szCs w:val="20"/>
-        </w:rPr>
-        <w:t xml:space="preserve"> persistiert, die Wiederhol-Fähigkeit und die Historie sehr wohl.</w:t>
+        <w:t xml:space="preserve">Determinismus durch sichtbare Reihenfolge:</w:t>
+      </w:r>
+      <w:r>
+        <w:rPr>
+          <w:rFonts w:ascii="Arial" w:cs="Arial" w:eastAsia="Arial" w:hAnsi="Arial"/>
+          <w:sz w:val="20"/>
+          <w:szCs w:val="20"/>
+        </w:rPr>
+        <w:t xml:space="preserve"> Reihenfolge zweier Aufträge = Einreih-Reihenfolge, im Panel sichtbar. Beispiel: </w:t>
+      </w:r>
+      <w:r>
+        <w:rPr>
+          <w:rFonts w:ascii="Consolas" w:cs="Consolas" w:eastAsia="Consolas" w:hAnsi="Consolas"/>
+          <w:sz w:val="19"/>
+          <w:szCs w:val="19"/>
+          <w:shd w:fill="F5F5F3" w:val="clear"/>
+        </w:rPr>
+        <w:t xml:space="preserve">loeschen</w:t>
+      </w:r>
+      <w:r>
+        <w:rPr>
+          <w:rFonts w:ascii="Arial" w:cs="Arial" w:eastAsia="Arial" w:hAnsi="Arial"/>
+          <w:sz w:val="20"/>
+          <w:szCs w:val="20"/>
+        </w:rPr>
+        <w:t xml:space="preserve"> vor </w:t>
+      </w:r>
+      <w:r>
+        <w:rPr>
+          <w:rFonts w:ascii="Consolas" w:cs="Consolas" w:eastAsia="Consolas" w:hAnsi="Consolas"/>
+          <w:sz w:val="19"/>
+          <w:szCs w:val="19"/>
+          <w:shd w:fill="F5F5F3" w:val="clear"/>
+        </w:rPr>
+        <w:t xml:space="preserve">render</w:t>
+      </w:r>
+      <w:r>
+        <w:rPr>
+          <w:rFonts w:ascii="Arial" w:cs="Arial" w:eastAsia="Arial" w:hAnsi="Arial"/>
+          <w:sz w:val="20"/>
+          <w:szCs w:val="20"/>
+        </w:rPr>
+        <w:t xml:space="preserve"> eingereiht → Asset ist weg, der Render scheitert deterministisch mit </w:t>
+      </w:r>
+      <w:r>
+        <w:rPr>
+          <w:rFonts w:ascii="Consolas" w:cs="Consolas" w:eastAsia="Consolas" w:hAnsi="Consolas"/>
+          <w:sz w:val="19"/>
+          <w:szCs w:val="19"/>
+          <w:shd w:fill="F5F5F3" w:val="clear"/>
+        </w:rPr>
+        <w:t xml:space="preserve">medium_fehlt</w:t>
+      </w:r>
+      <w:r>
+        <w:rPr>
+          <w:rFonts w:ascii="Arial" w:cs="Arial" w:eastAsia="Arial" w:hAnsi="Arial"/>
+          <w:sz w:val="20"/>
+          <w:szCs w:val="20"/>
+        </w:rPr>
+        <w:t xml:space="preserve"> (9.4); umgekehrt läuft der Render zuerst und nutzt das Asset. Der Nutzer sieht die Reihenfolge und kann sie über </w:t>
+      </w:r>
+      <w:r>
+        <w:rPr>
+          <w:rFonts w:ascii="Consolas" w:cs="Consolas" w:eastAsia="Consolas" w:hAnsi="Consolas"/>
+          <w:sz w:val="19"/>
+          <w:szCs w:val="19"/>
+          <w:shd w:fill="F5F5F3" w:val="clear"/>
+        </w:rPr>
+        <w:t xml:space="preserve">entferne</w:t>
+      </w:r>
+      <w:r>
+        <w:rPr>
+          <w:rFonts w:ascii="Arial" w:cs="Arial" w:eastAsia="Arial" w:hAnsi="Arial"/>
+          <w:sz w:val="20"/>
+          <w:szCs w:val="20"/>
+        </w:rPr>
+        <w:t xml:space="preserve">/</w:t>
+      </w:r>
+      <w:r>
+        <w:rPr>
+          <w:rFonts w:ascii="Consolas" w:cs="Consolas" w:eastAsia="Consolas" w:hAnsi="Consolas"/>
+          <w:sz w:val="19"/>
+          <w:szCs w:val="19"/>
+          <w:shd w:fill="F5F5F3" w:val="clear"/>
+        </w:rPr>
+        <w:t xml:space="preserve">wiederhole</w:t>
+      </w:r>
+      <w:r>
+        <w:rPr>
+          <w:rFonts w:ascii="Arial" w:cs="Arial" w:eastAsia="Arial" w:hAnsi="Arial"/>
+          <w:sz w:val="20"/>
+          <w:szCs w:val="20"/>
+        </w:rPr>
+        <w:t xml:space="preserve"> steuern.</w:t>
       </w:r>
     </w:p>
     <w:p>
@@ -21426,6 +21927,176 @@
           <w:sz w:val="20"/>
           <w:szCs w:val="20"/>
         </w:rPr>
+        <w:t xml:space="preserve">Differenzierte Persistenz (vier Speicher):</w:t>
+      </w:r>
+      <w:r>
+        <w:rPr>
+          <w:rFonts w:ascii="Arial" w:cs="Arial" w:eastAsia="Arial" w:hAnsi="Arial"/>
+          <w:sz w:val="20"/>
+          <w:szCs w:val="20"/>
+        </w:rPr>
+        <w:t xml:space="preserve"> </w:t>
+      </w:r>
+      <w:r>
+        <w:rPr>
+          <w:rFonts w:ascii="Arial" w:cs="Arial" w:eastAsia="Arial" w:hAnsi="Arial"/>
+          <w:b/>
+          <w:bCs/>
+          <w:sz w:val="20"/>
+          <w:szCs w:val="20"/>
+        </w:rPr>
+        <w:t xml:space="preserve">Q1</w:t>
+      </w:r>
+      <w:r>
+        <w:rPr>
+          <w:rFonts w:ascii="Arial" w:cs="Arial" w:eastAsia="Arial" w:hAnsi="Arial"/>
+          <w:sz w:val="20"/>
+          <w:szCs w:val="20"/>
+        </w:rPr>
+        <w:t xml:space="preserve"> (aktive Warteschlange) ist flüchtig — nach Neustart leer; </w:t>
+      </w:r>
+      <w:r>
+        <w:rPr>
+          <w:rFonts w:ascii="Arial" w:cs="Arial" w:eastAsia="Arial" w:hAnsi="Arial"/>
+          <w:b/>
+          <w:bCs/>
+          <w:sz w:val="20"/>
+          <w:szCs w:val="20"/>
+        </w:rPr>
+        <w:t xml:space="preserve">Q2</w:t>
+      </w:r>
+      <w:r>
+        <w:rPr>
+          <w:rFonts w:ascii="Arial" w:cs="Arial" w:eastAsia="Arial" w:hAnsi="Arial"/>
+          <w:sz w:val="20"/>
+          <w:szCs w:val="20"/>
+        </w:rPr>
+        <w:t xml:space="preserve"> (Fehlschläge + </w:t>
+      </w:r>
+      <w:r>
+        <w:rPr>
+          <w:rFonts w:ascii="Consolas" w:cs="Consolas" w:eastAsia="Consolas" w:hAnsi="Consolas"/>
+          <w:sz w:val="19"/>
+          <w:szCs w:val="19"/>
+          <w:shd w:fill="F5F5F3" w:val="clear"/>
+        </w:rPr>
+        <w:t xml:space="preserve">pendingDeletions</w:t>
+      </w:r>
+      <w:r>
+        <w:rPr>
+          <w:rFonts w:ascii="Arial" w:cs="Arial" w:eastAsia="Arial" w:hAnsi="Arial"/>
+          <w:sz w:val="20"/>
+          <w:szCs w:val="20"/>
+        </w:rPr>
+        <w:t xml:space="preserve">) überlebt den Neustart und wird nach Erledigung gelöscht; </w:t>
+      </w:r>
+      <w:r>
+        <w:rPr>
+          <w:rFonts w:ascii="Arial" w:cs="Arial" w:eastAsia="Arial" w:hAnsi="Arial"/>
+          <w:b/>
+          <w:bCs/>
+          <w:sz w:val="20"/>
+          <w:szCs w:val="20"/>
+        </w:rPr>
+        <w:t xml:space="preserve">Q3</w:t>
+      </w:r>
+      <w:r>
+        <w:rPr>
+          <w:rFonts w:ascii="Arial" w:cs="Arial" w:eastAsia="Arial" w:hAnsi="Arial"/>
+          <w:sz w:val="20"/>
+          <w:szCs w:val="20"/>
+        </w:rPr>
+        <w:t xml:space="preserve"> (Protokoll) ist dauerhaft und </w:t>
+      </w:r>
+      <w:r>
+        <w:rPr>
+          <w:rFonts w:ascii="Arial" w:cs="Arial" w:eastAsia="Arial" w:hAnsi="Arial"/>
+          <w:b/>
+          <w:bCs/>
+          <w:sz w:val="20"/>
+          <w:szCs w:val="20"/>
+        </w:rPr>
+        <w:t xml:space="preserve">unbegrenzt</w:t>
+      </w:r>
+      <w:r>
+        <w:rPr>
+          <w:rFonts w:ascii="Arial" w:cs="Arial" w:eastAsia="Arial" w:hAnsi="Arial"/>
+          <w:sz w:val="20"/>
+          <w:szCs w:val="20"/>
+        </w:rPr>
+        <w:t xml:space="preserve">; </w:t>
+      </w:r>
+      <w:r>
+        <w:rPr>
+          <w:rFonts w:ascii="Arial" w:cs="Arial" w:eastAsia="Arial" w:hAnsi="Arial"/>
+          <w:b/>
+          <w:bCs/>
+          <w:sz w:val="20"/>
+          <w:szCs w:val="20"/>
+        </w:rPr>
+        <w:t xml:space="preserve">Q4</w:t>
+      </w:r>
+      <w:r>
+        <w:rPr>
+          <w:rFonts w:ascii="Arial" w:cs="Arial" w:eastAsia="Arial" w:hAnsi="Arial"/>
+          <w:sz w:val="20"/>
+          <w:szCs w:val="20"/>
+        </w:rPr>
+        <w:t xml:space="preserve"> (Journal) ist dauerhaft, aber </w:t>
+      </w:r>
+      <w:r>
+        <w:rPr>
+          <w:rFonts w:ascii="Arial" w:cs="Arial" w:eastAsia="Arial" w:hAnsi="Arial"/>
+          <w:b/>
+          <w:bCs/>
+          <w:sz w:val="20"/>
+          <w:szCs w:val="20"/>
+        </w:rPr>
+        <w:t xml:space="preserve">rotierend</w:t>
+      </w:r>
+      <w:r>
+        <w:rPr>
+          <w:rFonts w:ascii="Arial" w:cs="Arial" w:eastAsia="Arial" w:hAnsi="Arial"/>
+          <w:sz w:val="20"/>
+          <w:szCs w:val="20"/>
+        </w:rPr>
+        <w:t xml:space="preserve">. Die aktive Queue wird also </w:t>
+      </w:r>
+      <w:r>
+        <w:rPr>
+          <w:rFonts w:ascii="Arial" w:cs="Arial" w:eastAsia="Arial" w:hAnsi="Arial"/>
+          <w:i/>
+          <w:iCs/>
+          <w:sz w:val="20"/>
+          <w:szCs w:val="20"/>
+        </w:rPr>
+        <w:t xml:space="preserve">nicht</w:t>
+      </w:r>
+      <w:r>
+        <w:rPr>
+          <w:rFonts w:ascii="Arial" w:cs="Arial" w:eastAsia="Arial" w:hAnsi="Arial"/>
+          <w:sz w:val="20"/>
+          <w:szCs w:val="20"/>
+        </w:rPr>
+        <w:t xml:space="preserve"> persistiert, die Wiederhol-Fähigkeit und die Historie sehr wohl.</w:t>
+      </w:r>
+    </w:p>
+    <w:p>
+      <w:pPr>
+        <w:pStyle w:val="ListParagraph"/>
+        <w:numPr>
+          <w:ilvl w:val="0"/>
+          <w:numId w:val="2"/>
+        </w:numPr>
+      </w:pPr>
+      <w:r>
+        <w:rPr>
+          <w:rFonts w:ascii="Arial" w:cs="Arial" w:eastAsia="Arial" w:hAnsi="Arial"/>
+          <w:b/>
+          <w:bCs/>
+          <w:sz w:val="20"/>
+          <w:szCs w:val="20"/>
+        </w:rPr>
         <w:t xml:space="preserve">Wiederholen bleibt ein Eintrag:</w:t>
       </w:r>
       <w:r>
@@ -21468,7 +22139,7 @@
           <w:sz w:val="20"/>
           <w:szCs w:val="20"/>
         </w:rPr>
-        <w:t xml:space="preserve"> (ans Ende) und erhöht </w:t>
+        <w:t xml:space="preserve"> (ans Ende); </w:t>
       </w:r>
       <w:r>
         <w:rPr>
@@ -21485,7 +22156,25 @@
           <w:sz w:val="20"/>
           <w:szCs w:val="20"/>
         </w:rPr>
-        <w:t xml:space="preserve">; es entsteht </w:t>
+        <w:t xml:space="preserve"> steigt beim </w:t>
+      </w:r>
+      <w:r>
+        <w:rPr>
+          <w:rFonts w:ascii="Arial" w:cs="Arial" w:eastAsia="Arial" w:hAnsi="Arial"/>
+          <w:b/>
+          <w:bCs/>
+          <w:sz w:val="20"/>
+          <w:szCs w:val="20"/>
+        </w:rPr>
+        <w:t xml:space="preserve">Start</w:t>
+      </w:r>
+      <w:r>
+        <w:rPr>
+          <w:rFonts w:ascii="Arial" w:cs="Arial" w:eastAsia="Arial" w:hAnsi="Arial"/>
+          <w:sz w:val="20"/>
+          <w:szCs w:val="20"/>
+        </w:rPr>
+        <w:t xml:space="preserve"> der Wiederholung (9.3.3). Es entsteht </w:t>
       </w:r>
       <w:r>
         <w:rPr>
@@ -23057,25 +23746,60 @@
           <w:sz w:val="20"/>
           <w:szCs w:val="20"/>
         </w:rPr>
-        <w:t xml:space="preserve"> (9.4.4). Es reist über den </w:t>
-      </w:r>
-      <w:r>
-        <w:rPr>
-          <w:rFonts w:ascii="Arial" w:cs="Arial" w:eastAsia="Arial" w:hAnsi="Arial"/>
-          <w:b/>
-          <w:bCs/>
-          <w:sz w:val="20"/>
-          <w:szCs w:val="20"/>
-        </w:rPr>
-        <w:t xml:space="preserve">Auftrags-Zustand</w:t>
-      </w:r>
-      <w:r>
-        <w:rPr>
-          <w:rFonts w:ascii="Arial" w:cs="Arial" w:eastAsia="Arial" w:hAnsi="Arial"/>
-          <w:sz w:val="20"/>
-          <w:szCs w:val="20"/>
-        </w:rPr>
-        <w:t xml:space="preserve">, </w:t>
+        <w:t xml:space="preserve"> (9.4.4) – er steht in </w:t>
+      </w:r>
+      <w:r>
+        <w:rPr>
+          <w:rFonts w:ascii="Consolas" w:cs="Consolas" w:eastAsia="Consolas" w:hAnsi="Consolas"/>
+          <w:b/>
+          <w:bCs/>
+          <w:sz w:val="19"/>
+          <w:szCs w:val="19"/>
+          <w:shd w:fill="F5F5F3" w:val="clear"/>
+        </w:rPr>
+        <w:t xml:space="preserve">Auftrag.ergebnis</w:t>
+      </w:r>
+      <w:r>
+        <w:rPr>
+          <w:rFonts w:ascii="Arial" w:cs="Arial" w:eastAsia="Arial" w:hAnsi="Arial"/>
+          <w:sz w:val="20"/>
+          <w:szCs w:val="20"/>
+        </w:rPr>
+        <w:t xml:space="preserve"> (9.3.1) und erreicht die Oberfläche über den Auftrags-Zustand (</w:t>
+      </w:r>
+      <w:r>
+        <w:rPr>
+          <w:rFonts w:ascii="Consolas" w:cs="Consolas" w:eastAsia="Consolas" w:hAnsi="Consolas"/>
+          <w:sz w:val="19"/>
+          <w:szCs w:val="19"/>
+          <w:shd w:fill="F5F5F3" w:val="clear"/>
+        </w:rPr>
+        <w:t xml:space="preserve">queue:geaendert</w:t>
+      </w:r>
+      <w:r>
+        <w:rPr>
+          <w:rFonts w:ascii="Arial" w:cs="Arial" w:eastAsia="Arial" w:hAnsi="Arial"/>
+          <w:sz w:val="20"/>
+          <w:szCs w:val="20"/>
+        </w:rPr>
+        <w:t xml:space="preserve">/</w:t>
+      </w:r>
+      <w:r>
+        <w:rPr>
+          <w:rFonts w:ascii="Consolas" w:cs="Consolas" w:eastAsia="Consolas" w:hAnsi="Consolas"/>
+          <w:sz w:val="19"/>
+          <w:szCs w:val="19"/>
+          <w:shd w:fill="F5F5F3" w:val="clear"/>
+        </w:rPr>
+        <w:t xml:space="preserve">holeStand</w:t>
+      </w:r>
+      <w:r>
+        <w:rPr>
+          <w:rFonts w:ascii="Arial" w:cs="Arial" w:eastAsia="Arial" w:hAnsi="Arial"/>
+          <w:sz w:val="20"/>
+          <w:szCs w:val="20"/>
+        </w:rPr>
+        <w:t xml:space="preserve">), </w:t>
       </w:r>
       <w:r>
         <w:rPr>
@@ -23388,6 +24112,25 @@
           <w:sz w:val="20"/>
           <w:szCs w:val="20"/>
         </w:rPr>
+        <w:t xml:space="preserve"> in </w:t>
+      </w:r>
+      <w:r>
+        <w:rPr>
+          <w:rFonts w:ascii="Consolas" w:cs="Consolas" w:eastAsia="Consolas" w:hAnsi="Consolas"/>
+          <w:b/>
+          <w:bCs/>
+          <w:sz w:val="19"/>
+          <w:szCs w:val="19"/>
+          <w:shd w:fill="F5F5F3" w:val="clear"/>
+        </w:rPr>
+        <w:t xml:space="preserve">Auftrag.ergebnis</w:t>
+      </w:r>
+      <w:r>
+        <w:rPr>
+          <w:rFonts w:ascii="Arial" w:cs="Arial" w:eastAsia="Arial" w:hAnsi="Arial"/>
+          <w:sz w:val="20"/>
+          <w:szCs w:val="20"/>
+        </w:rPr>
         <w:t xml:space="preserve"> – ebenfalls über den Auftrags-Zustand (s. o.). Fehlercodes: 9.4.9.</w:t>
       </w:r>
     </w:p>
@@ -23727,6 +24470,93 @@
           <w:sz w:val="20"/>
           <w:szCs w:val="20"/>
         </w:rPr>
+        <w:t xml:space="preserve">. </w:t>
+      </w:r>
+      <w:r>
+        <w:rPr>
+          <w:rFonts w:ascii="Consolas" w:cs="Consolas" w:eastAsia="Consolas" w:hAnsi="Consolas"/>
+          <w:sz w:val="19"/>
+          <w:szCs w:val="19"/>
+          <w:shd w:fill="F5F5F3" w:val="clear"/>
+        </w:rPr>
+        <w:t xml:space="preserve">ffprobe</w:t>
+      </w:r>
+      <w:r>
+        <w:rPr>
+          <w:rFonts w:ascii="Arial" w:cs="Arial" w:eastAsia="Arial" w:hAnsi="Arial"/>
+          <w:sz w:val="20"/>
+          <w:szCs w:val="20"/>
+        </w:rPr>
+        <w:t xml:space="preserve"> wird </w:t>
+      </w:r>
+      <w:r>
+        <w:rPr>
+          <w:rFonts w:ascii="Arial" w:cs="Arial" w:eastAsia="Arial" w:hAnsi="Arial"/>
+          <w:b/>
+          <w:bCs/>
+          <w:sz w:val="20"/>
+          <w:szCs w:val="20"/>
+        </w:rPr>
+        <w:t xml:space="preserve">mitgeliefert</w:t>
+      </w:r>
+      <w:r>
+        <w:rPr>
+          <w:rFonts w:ascii="Arial" w:cs="Arial" w:eastAsia="Arial" w:hAnsi="Arial"/>
+          <w:sz w:val="20"/>
+          <w:szCs w:val="20"/>
+        </w:rPr>
+        <w:t xml:space="preserve"> (Abschnitt 3) und wie </w:t>
+      </w:r>
+      <w:r>
+        <w:rPr>
+          <w:rFonts w:ascii="Consolas" w:cs="Consolas" w:eastAsia="Consolas" w:hAnsi="Consolas"/>
+          <w:sz w:val="19"/>
+          <w:szCs w:val="19"/>
+          <w:shd w:fill="F5F5F3" w:val="clear"/>
+        </w:rPr>
+        <w:t xml:space="preserve">ffmpeg</w:t>
+      </w:r>
+      <w:r>
+        <w:rPr>
+          <w:rFonts w:ascii="Arial" w:cs="Arial" w:eastAsia="Arial" w:hAnsi="Arial"/>
+          <w:sz w:val="20"/>
+          <w:szCs w:val="20"/>
+        </w:rPr>
+        <w:t xml:space="preserve"> im gepackten Zustand aufgelöst und beim Start selbstgetestet – </w:t>
+      </w:r>
+      <w:r>
+        <w:rPr>
+          <w:rFonts w:ascii="Consolas" w:cs="Consolas" w:eastAsia="Consolas" w:hAnsi="Consolas"/>
+          <w:sz w:val="19"/>
+          <w:szCs w:val="19"/>
+          <w:shd w:fill="F5F5F3" w:val="clear"/>
+        </w:rPr>
+        <w:t xml:space="preserve">ffmpeg-static</w:t>
+      </w:r>
+      <w:r>
+        <w:rPr>
+          <w:rFonts w:ascii="Arial" w:cs="Arial" w:eastAsia="Arial" w:hAnsi="Arial"/>
+          <w:sz w:val="20"/>
+          <w:szCs w:val="20"/>
+        </w:rPr>
+        <w:t xml:space="preserve"> allein enthält es </w:t>
+      </w:r>
+      <w:r>
+        <w:rPr>
+          <w:rFonts w:ascii="Arial" w:cs="Arial" w:eastAsia="Arial" w:hAnsi="Arial"/>
+          <w:b/>
+          <w:bCs/>
+          <w:sz w:val="20"/>
+          <w:szCs w:val="20"/>
+        </w:rPr>
+        <w:t xml:space="preserve">nicht</w:t>
+      </w:r>
+      <w:r>
+        <w:rPr>
+          <w:rFonts w:ascii="Arial" w:cs="Arial" w:eastAsia="Arial" w:hAnsi="Arial"/>
+          <w:sz w:val="20"/>
+          <w:szCs w:val="20"/>
+        </w:rPr>
         <w:t xml:space="preserve">.</w:t>
       </w:r>
     </w:p>
@@ -24154,7 +24984,26 @@
           <w:sz w:val="20"/>
           <w:szCs w:val="20"/>
         </w:rPr>
-        <w:t xml:space="preserve"> endgültig fehl → Pfad in </w:t>
+        <w:t xml:space="preserve"> endgültig fehl → </w:t>
+      </w:r>
+      <w:r>
+        <w:rPr>
+          <w:rFonts w:ascii="Consolas" w:cs="Consolas" w:eastAsia="Consolas" w:hAnsi="Consolas"/>
+          <w:b/>
+          <w:bCs/>
+          <w:sz w:val="19"/>
+          <w:szCs w:val="19"/>
+          <w:shd w:fill="F5F5F3" w:val="clear"/>
+        </w:rPr>
+        <w:t xml:space="preserve">dateiname</w:t>
+      </w:r>
+      <w:r>
+        <w:rPr>
+          <w:rFonts w:ascii="Arial" w:cs="Arial" w:eastAsia="Arial" w:hAnsi="Arial"/>
+          <w:sz w:val="20"/>
+          <w:szCs w:val="20"/>
+        </w:rPr>
+        <w:t xml:space="preserve"> (ohne Verzeichnisanteil, s. 9.4.8 Punkt 1) in </w:t>
       </w:r>
       <w:r>
         <w:rPr>
@@ -24206,7 +25055,25 @@
           <w:sz w:val="20"/>
           <w:szCs w:val="20"/>
         </w:rPr>
-        <w:t xml:space="preserve"> – gehört der Auftragsverwaltung, 9.3); der Reconcile beim nächsten Öffnen des Projekts holt es nach (9.4.7).</w:t>
+        <w:t xml:space="preserve"> – gehört der Auftragsverwaltung, 9.3); der Reconcile beim nächsten Öffnen des Projekts holt es nach (9.4.7). </w:t>
+      </w:r>
+      <w:r>
+        <w:rPr>
+          <w:rFonts w:ascii="Arial" w:cs="Arial" w:eastAsia="Arial" w:hAnsi="Arial"/>
+          <w:i/>
+          <w:iCs/>
+          <w:sz w:val="20"/>
+          <w:szCs w:val="20"/>
+        </w:rPr>
+        <w:t xml:space="preserve">Bewusst nicht der absolute Pfad:</w:t>
+      </w:r>
+      <w:r>
+        <w:rPr>
+          <w:rFonts w:ascii="Arial" w:cs="Arial" w:eastAsia="Arial" w:hAnsi="Arial"/>
+          <w:sz w:val="20"/>
+          <w:szCs w:val="20"/>
+        </w:rPr>
+        <w:t xml:space="preserve"> Die App ist portabel – ein gespeicherter OS-Pfad wird ungültig, sobald der Ordner umzieht (USB-Stick), und der Reconcile suchte an der falschen Stelle.</w:t>
       </w:r>
     </w:p>
     <w:p>
@@ -25838,7 +26705,7 @@
                 <w:sz w:val="20"/>
                 <w:szCs w:val="20"/>
               </w:rPr>
-              <w:t xml:space="preserve"> | ein ListItem zeigt noch darauf; enthält </w:t>
+              <w:t xml:space="preserve"> | ein ListItem zeigt noch darauf; trägt </w:t>
             </w:r>
             <w:r>
               <w:rPr>
@@ -25847,7 +26714,15 @@
                 <w:szCs w:val="19"/>
                 <w:shd w:fill="F5F5F3" w:val="clear"/>
               </w:rPr>
-              <w:t xml:space="preserve">referenzenIds: string[]</w:t>
+              <w:t xml:space="preserve">daten: { referenzenIds: string[] }</w:t>
+            </w:r>
+            <w:r>
+              <w:rPr>
+                <w:rFonts w:ascii="Arial" w:cs="Arial" w:eastAsia="Arial" w:hAnsi="Arial"/>
+                <w:sz w:val="20"/>
+                <w:szCs w:val="20"/>
+              </w:rPr>
+              <w:t xml:space="preserve"> (strukturierte Fehlerdaten, 9.1.1)</w:t>
             </w:r>
           </w:p>
         </w:tc>
@@ -53355,6 +54230,250 @@
           <w:szCs w:val="20"/>
         </w:rPr>
         <w:t xml:space="preserve"> 9.2.4 samt Audio-Entscheidung R-06); die Anforderungsänderung Split-Screen (FA-20: 9.2.8, 9.11.1); Vorlagen-Erstellung und -Bearbeitung (FA-13: 9.12 samt Arbeitskopie-Fluss); Undo/Redo (FA-21: 9.13); das Warteschlangen-Journal Q4 (9.3); und der Aufbau der Oberfläche (9.14).</w:t>
+      </w:r>
+    </w:p>
+    <w:p>
+      <w:pPr>
+        <w:spacing w:after="120"/>
+      </w:pPr>
+      <w:r>
+        <w:rPr>
+          <w:rFonts w:ascii="Arial" w:cs="Arial" w:eastAsia="Arial" w:hAnsi="Arial"/>
+          <w:sz w:val="20"/>
+          <w:szCs w:val="20"/>
+        </w:rPr>
+        <w:t xml:space="preserve">&gt;</w:t>
+      </w:r>
+    </w:p>
+    <w:p>
+      <w:pPr>
+        <w:pBdr>
+          <w:left w:val="single" w:color="FF4040" w:sz="18" w:space="8"/>
+        </w:pBdr>
+        <w:shd w:fill="FBF3F3" w:val="clear"/>
+        <w:spacing w:after="120" w:before="80"/>
+        <w:ind w:left="120"/>
+      </w:pPr>
+      <w:r>
+        <w:rPr>
+          <w:rFonts w:ascii="Arial" w:cs="Arial" w:eastAsia="Arial" w:hAnsi="Arial"/>
+          <w:b/>
+          <w:bCs/>
+          <w:sz w:val="20"/>
+          <w:szCs w:val="20"/>
+        </w:rPr>
+        <w:t xml:space="preserve">Nachgezogen in v2.5 (03.08.2026), beim Zuschnitt der M3-Issues gefunden:</w:t>
+      </w:r>
+      <w:r>
+        <w:rPr>
+          <w:rFonts w:ascii="Arial" w:cs="Arial" w:eastAsia="Arial" w:hAnsi="Arial"/>
+          <w:sz w:val="20"/>
+          <w:szCs w:val="20"/>
+        </w:rPr>
+        <w:t xml:space="preserve"> (1) </w:t>
+      </w:r>
+      <w:r>
+        <w:rPr>
+          <w:rFonts w:ascii="Arial" w:cs="Arial" w:eastAsia="Arial" w:hAnsi="Arial"/>
+          <w:b/>
+          <w:bCs/>
+          <w:sz w:val="20"/>
+          <w:szCs w:val="20"/>
+        </w:rPr>
+        <w:t xml:space="preserve">Strukturierte Fehlerdaten</w:t>
+      </w:r>
+      <w:r>
+        <w:rPr>
+          <w:rFonts w:ascii="Arial" w:cs="Arial" w:eastAsia="Arial" w:hAnsi="Arial"/>
+          <w:sz w:val="20"/>
+          <w:szCs w:val="20"/>
+        </w:rPr>
+        <w:t xml:space="preserve"> (</w:t>
+      </w:r>
+      <w:r>
+        <w:rPr>
+          <w:rFonts w:ascii="Consolas" w:cs="Consolas" w:eastAsia="Consolas" w:hAnsi="Consolas"/>
+          <w:sz w:val="19"/>
+          <w:szCs w:val="19"/>
+          <w:shd w:fill="F5F5F3" w:val="clear"/>
+        </w:rPr>
+        <w:t xml:space="preserve">fehler.daten</w:t>
+      </w:r>
+      <w:r>
+        <w:rPr>
+          <w:rFonts w:ascii="Arial" w:cs="Arial" w:eastAsia="Arial" w:hAnsi="Arial"/>
+          <w:sz w:val="20"/>
+          <w:szCs w:val="20"/>
+        </w:rPr>
+        <w:t xml:space="preserve">, 9.1.1) – </w:t>
+      </w:r>
+      <w:r>
+        <w:rPr>
+          <w:rFonts w:ascii="Consolas" w:cs="Consolas" w:eastAsia="Consolas" w:hAnsi="Consolas"/>
+          <w:sz w:val="19"/>
+          <w:szCs w:val="19"/>
+          <w:shd w:fill="F5F5F3" w:val="clear"/>
+        </w:rPr>
+        <w:t xml:space="preserve">asset_referenziert</w:t>
+      </w:r>
+      <w:r>
+        <w:rPr>
+          <w:rFonts w:ascii="Arial" w:cs="Arial" w:eastAsia="Arial" w:hAnsi="Arial"/>
+          <w:sz w:val="20"/>
+          <w:szCs w:val="20"/>
+        </w:rPr>
+        <w:t xml:space="preserve"> musste laut 9.4.9 die betroffenen Listenelemente nennen, konnte sie aber nirgends transportieren; damit war der geführte Reparatur-Modus (FA-19) nicht bedienbar. (2) </w:t>
+      </w:r>
+      <w:r>
+        <w:rPr>
+          <w:rFonts w:ascii="Consolas" w:cs="Consolas" w:eastAsia="Consolas" w:hAnsi="Consolas"/>
+          <w:b/>
+          <w:bCs/>
+          <w:sz w:val="19"/>
+          <w:szCs w:val="19"/>
+          <w:shd w:fill="F5F5F3" w:val="clear"/>
+        </w:rPr>
+        <w:t xml:space="preserve">Auftrag.ergebnis</w:t>
+      </w:r>
+      <w:r>
+        <w:rPr>
+          <w:rFonts w:ascii="Arial" w:cs="Arial" w:eastAsia="Arial" w:hAnsi="Arial"/>
+          <w:sz w:val="20"/>
+          <w:szCs w:val="20"/>
+        </w:rPr>
+        <w:t xml:space="preserve"> (9.3.1) – das Auftrags-Ergebnis („der fertige </w:t>
+      </w:r>
+      <w:r>
+        <w:rPr>
+          <w:rFonts w:ascii="Consolas" w:cs="Consolas" w:eastAsia="Consolas" w:hAnsi="Consolas"/>
+          <w:sz w:val="19"/>
+          <w:szCs w:val="19"/>
+          <w:shd w:fill="F5F5F3" w:val="clear"/>
+        </w:rPr>
+        <w:t xml:space="preserve">Asset</w:t>
+      </w:r>
+      <w:r>
+        <w:rPr>
+          <w:rFonts w:ascii="Arial" w:cs="Arial" w:eastAsia="Arial" w:hAnsi="Arial"/>
+          <w:sz w:val="20"/>
+          <w:szCs w:val="20"/>
+        </w:rPr>
+        <w:t xml:space="preserve">", 9.4.3) hatte keinen Weg zur Oberfläche; ein Import wäre unsichtbar geblieben. (3) </w:t>
+      </w:r>
+      <w:r>
+        <w:rPr>
+          <w:rFonts w:ascii="Consolas" w:cs="Consolas" w:eastAsia="Consolas" w:hAnsi="Consolas"/>
+          <w:b/>
+          <w:bCs/>
+          <w:sz w:val="19"/>
+          <w:szCs w:val="19"/>
+          <w:shd w:fill="F5F5F3" w:val="clear"/>
+        </w:rPr>
+        <w:t xml:space="preserve">ffprobe</w:t>
+      </w:r>
+      <w:r>
+        <w:rPr>
+          <w:rFonts w:ascii="Arial" w:cs="Arial" w:eastAsia="Arial" w:hAnsi="Arial"/>
+          <w:b/>
+          <w:bCs/>
+          <w:sz w:val="20"/>
+          <w:szCs w:val="20"/>
+        </w:rPr>
+        <w:t xml:space="preserve"> wird mitgeliefert</w:t>
+      </w:r>
+      <w:r>
+        <w:rPr>
+          <w:rFonts w:ascii="Arial" w:cs="Arial" w:eastAsia="Arial" w:hAnsi="Arial"/>
+          <w:sz w:val="20"/>
+          <w:szCs w:val="20"/>
+        </w:rPr>
+        <w:t xml:space="preserve"> (Abschnitt 3, 9.4.5) – </w:t>
+      </w:r>
+      <w:r>
+        <w:rPr>
+          <w:rFonts w:ascii="Consolas" w:cs="Consolas" w:eastAsia="Consolas" w:hAnsi="Consolas"/>
+          <w:sz w:val="19"/>
+          <w:szCs w:val="19"/>
+          <w:shd w:fill="F5F5F3" w:val="clear"/>
+        </w:rPr>
+        <w:t xml:space="preserve">ffmpeg-static</w:t>
+      </w:r>
+      <w:r>
+        <w:rPr>
+          <w:rFonts w:ascii="Arial" w:cs="Arial" w:eastAsia="Arial" w:hAnsi="Arial"/>
+          <w:sz w:val="20"/>
+          <w:szCs w:val="20"/>
+        </w:rPr>
+        <w:t xml:space="preserve"> enthält es nicht, der Import braucht es für Maße und Dauer. (4) </w:t>
+      </w:r>
+      <w:r>
+        <w:rPr>
+          <w:rFonts w:ascii="Consolas" w:cs="Consolas" w:eastAsia="Consolas" w:hAnsi="Consolas"/>
+          <w:b/>
+          <w:bCs/>
+          <w:sz w:val="19"/>
+          <w:szCs w:val="19"/>
+          <w:shd w:fill="F5F5F3" w:val="clear"/>
+        </w:rPr>
+        <w:t xml:space="preserve">versuche</w:t>
+      </w:r>
+      <w:r>
+        <w:rPr>
+          <w:rFonts w:ascii="Arial" w:cs="Arial" w:eastAsia="Arial" w:hAnsi="Arial"/>
+          <w:b/>
+          <w:bCs/>
+          <w:sz w:val="20"/>
+          <w:szCs w:val="20"/>
+        </w:rPr>
+        <w:t xml:space="preserve"> steigt beim Start</w:t>
+      </w:r>
+      <w:r>
+        <w:rPr>
+          <w:rFonts w:ascii="Arial" w:cs="Arial" w:eastAsia="Arial" w:hAnsi="Arial"/>
+          <w:sz w:val="20"/>
+          <w:szCs w:val="20"/>
+        </w:rPr>
+        <w:t xml:space="preserve"> statt beim Wiedereinreihen (9.3.1/9.3.3/9.3.4/9.3.5, vom Auftraggeber entschieden). (5) </w:t>
+      </w:r>
+      <w:r>
+        <w:rPr>
+          <w:rFonts w:ascii="Consolas" w:cs="Consolas" w:eastAsia="Consolas" w:hAnsi="Consolas"/>
+          <w:b/>
+          <w:bCs/>
+          <w:sz w:val="19"/>
+          <w:szCs w:val="19"/>
+          <w:shd w:fill="F5F5F3" w:val="clear"/>
+        </w:rPr>
+        <w:t xml:space="preserve">pendingDeletions</w:t>
+      </w:r>
+      <w:r>
+        <w:rPr>
+          <w:rFonts w:ascii="Arial" w:cs="Arial" w:eastAsia="Arial" w:hAnsi="Arial"/>
+          <w:b/>
+          <w:bCs/>
+          <w:sz w:val="20"/>
+          <w:szCs w:val="20"/>
+        </w:rPr>
+        <w:t xml:space="preserve"> speichern den </w:t>
+      </w:r>
+      <w:r>
+        <w:rPr>
+          <w:rFonts w:ascii="Consolas" w:cs="Consolas" w:eastAsia="Consolas" w:hAnsi="Consolas"/>
+          <w:b/>
+          <w:bCs/>
+          <w:sz w:val="19"/>
+          <w:szCs w:val="19"/>
+          <w:shd w:fill="F5F5F3" w:val="clear"/>
+        </w:rPr>
+        <w:t xml:space="preserve">dateiname</w:t>
+      </w:r>
+      <w:r>
+        <w:rPr>
+          <w:rFonts w:ascii="Arial" w:cs="Arial" w:eastAsia="Arial" w:hAnsi="Arial"/>
+          <w:sz w:val="20"/>
+          <w:szCs w:val="20"/>
+        </w:rPr>
+        <w:t xml:space="preserve">, nicht den absoluten Pfad (9.4.6) – die App ist portabel.</w:t>
       </w:r>
     </w:p>
     <w:p>

--- a/docs/Technisches_Konzept_Digital-Signage-Tool.docx
+++ b/docs/Technisches_Konzept_Digital-Signage-Tool.docx
@@ -26782,6 +26782,44 @@
           </w:p>
         </w:tc>
       </w:tr>
+      <w:tr>
+        <w:tc>
+          <w:tcPr>
+            <w:tcW w:type="dxa" w:w="9026"/>
+            <w:tcBorders>
+              <w:top w:val="single" w:color="CCCCCC" w:sz="1"/>
+              <w:left w:val="single" w:color="CCCCCC" w:sz="1"/>
+              <w:bottom w:val="single" w:color="CCCCCC" w:sz="1"/>
+              <w:right w:val="single" w:color="CCCCCC" w:sz="1"/>
+            </w:tcBorders>
+            <w:tcMar>
+              <w:top w:type="dxa" w:w="40"/>
+              <w:left w:type="dxa" w:w="100"/>
+              <w:bottom w:type="dxa" w:w="40"/>
+              <w:right w:type="dxa" w:w="100"/>
+            </w:tcMar>
+          </w:tcPr>
+          <w:p>
+            <w:r>
+              <w:rPr>
+                <w:rFonts w:ascii="Consolas" w:cs="Consolas" w:eastAsia="Consolas" w:hAnsi="Consolas"/>
+                <w:sz w:val="19"/>
+                <w:szCs w:val="19"/>
+                <w:shd w:fill="F5F5F3" w:val="clear"/>
+              </w:rPr>
+              <w:t xml:space="preserve">speicher_fehler</w:t>
+            </w:r>
+            <w:r>
+              <w:rPr>
+                <w:rFonts w:ascii="Arial" w:cs="Arial" w:eastAsia="Arial" w:hAnsi="Arial"/>
+                <w:sz w:val="20"/>
+                <w:szCs w:val="20"/>
+              </w:rPr>
+              <w:t xml:space="preserve"> | D1-Schreibfehler beim Entfernen des Eintrags (Platte voll, Rechte) – die Datei bleibt unangetastet, weil Schritt 1 nie abgeschlossen wurde</w:t>
+            </w:r>
+          </w:p>
+        </w:tc>
+      </w:tr>
     </w:tbl>
     <w:p>
       <w:pPr>
@@ -54473,7 +54511,47 @@
           <w:sz w:val="20"/>
           <w:szCs w:val="20"/>
         </w:rPr>
-        <w:t xml:space="preserve">, nicht den absoluten Pfad (9.4.6) – die App ist portabel.</w:t>
+        <w:t xml:space="preserve">, nicht den absoluten Pfad (9.4.6) – die App ist portabel. (6) </w:t>
+      </w:r>
+      <w:r>
+        <w:rPr>
+          <w:rFonts w:ascii="Consolas" w:cs="Consolas" w:eastAsia="Consolas" w:hAnsi="Consolas"/>
+          <w:b/>
+          <w:bCs/>
+          <w:sz w:val="19"/>
+          <w:szCs w:val="19"/>
+          <w:shd w:fill="F5F5F3" w:val="clear"/>
+        </w:rPr>
+        <w:t xml:space="preserve">speicher_fehler</w:t>
+      </w:r>
+      <w:r>
+        <w:rPr>
+          <w:rFonts w:ascii="Arial" w:cs="Arial" w:eastAsia="Arial" w:hAnsi="Arial"/>
+          <w:b/>
+          <w:bCs/>
+          <w:sz w:val="20"/>
+          <w:szCs w:val="20"/>
+        </w:rPr>
+        <w:t xml:space="preserve"> bei </w:t>
+      </w:r>
+      <w:r>
+        <w:rPr>
+          <w:rFonts w:ascii="Consolas" w:cs="Consolas" w:eastAsia="Consolas" w:hAnsi="Consolas"/>
+          <w:b/>
+          <w:bCs/>
+          <w:sz w:val="19"/>
+          <w:szCs w:val="19"/>
+          <w:shd w:fill="F5F5F3" w:val="clear"/>
+        </w:rPr>
+        <w:t xml:space="preserve">löscheMedium</w:t>
+      </w:r>
+      <w:r>
+        <w:rPr>
+          <w:rFonts w:ascii="Arial" w:cs="Arial" w:eastAsia="Arial" w:hAnsi="Arial"/>
+          <w:sz w:val="20"/>
+          <w:szCs w:val="20"/>
+        </w:rPr>
+        <w:t xml:space="preserve"> ergänzt (9.4.9) – der D1-Schreibfehler beim Entfernen des Eintrags war real möglich (volle Platte), aber in der als vollständig geführten Fehlercode-Tabelle nicht vorgesehen; die Lücke fiel erst auf, als der Fachdienst-Fehlercode typisiert durchgereicht wurde.</w:t>
       </w:r>
     </w:p>
     <w:p>

--- a/docs/Technisches_Konzept_Digital-Signage-Tool.docx
+++ b/docs/Technisches_Konzept_Digital-Signage-Tool.docx
@@ -162,7 +162,7 @@
           <w:sz w:val="20"/>
           <w:szCs w:val="20"/>
         </w:rPr>
-        <w:t xml:space="preserve"> 2.5 (HLD vollständig, geprüft)</w:t>
+        <w:t xml:space="preserve"> 2.6 (HLD vollständig, geprüft)</w:t>
       </w:r>
     </w:p>
     <w:p>
@@ -24697,7 +24697,25 @@
           <w:sz w:val="20"/>
           <w:szCs w:val="20"/>
         </w:rPr>
-        <w:t xml:space="preserve"> Asset in D1 anhängen und schreiben </w:t>
+        <w:t xml:space="preserve"> Asset in D1 anhängen, danach </w:t>
+      </w:r>
+      <w:r>
+        <w:rPr>
+          <w:rFonts w:ascii="Arial" w:cs="Arial" w:eastAsia="Arial" w:hAnsi="Arial"/>
+          <w:b/>
+          <w:bCs/>
+          <w:sz w:val="20"/>
+          <w:szCs w:val="20"/>
+        </w:rPr>
+        <w:t xml:space="preserve">Sofort-Flush</w:t>
+      </w:r>
+      <w:r>
+        <w:rPr>
+          <w:rFonts w:ascii="Arial" w:cs="Arial" w:eastAsia="Arial" w:hAnsi="Arial"/>
+          <w:sz w:val="20"/>
+          <w:szCs w:val="20"/>
+        </w:rPr>
+        <w:t xml:space="preserve"> (9.5.4) – der Auftrag meldet Erfolg erst, wenn der Eintrag auf der Platte steht </w:t>
       </w:r>
       <w:r>
         <w:rPr>
@@ -24715,7 +24733,24 @@
           <w:sz w:val="20"/>
           <w:szCs w:val="20"/>
         </w:rPr>
-        <w:t xml:space="preserve">.</w:t>
+        <w:t xml:space="preserve">. Scheitert der Flush → </w:t>
+      </w:r>
+      <w:r>
+        <w:rPr>
+          <w:rFonts w:ascii="Consolas" w:cs="Consolas" w:eastAsia="Consolas" w:hAnsi="Consolas"/>
+          <w:sz w:val="19"/>
+          <w:szCs w:val="19"/>
+          <w:shd w:fill="F5F5F3" w:val="clear"/>
+        </w:rPr>
+        <w:t xml:space="preserve">speicher_fehler</w:t>
+      </w:r>
+      <w:r>
+        <w:rPr>
+          <w:rFonts w:ascii="Arial" w:cs="Arial" w:eastAsia="Arial" w:hAnsi="Arial"/>
+          <w:sz w:val="20"/>
+          <w:szCs w:val="20"/>
+        </w:rPr>
+        <w:t xml:space="preserve"> (9.4.9).</w:t>
       </w:r>
     </w:p>
     <w:p>
@@ -24819,7 +24854,60 @@
           <w:sz w:val="20"/>
           <w:szCs w:val="20"/>
         </w:rPr>
-        <w:t xml:space="preserve">), Abbruch. Sonst: Asset-Eintrag aus D1 entfernen, schreiben. </w:t>
+        <w:t xml:space="preserve">), Abbruch. Sonst: Asset-Eintrag aus D1 entfernen, danach </w:t>
+      </w:r>
+      <w:r>
+        <w:rPr>
+          <w:rFonts w:ascii="Arial" w:cs="Arial" w:eastAsia="Arial" w:hAnsi="Arial"/>
+          <w:b/>
+          <w:bCs/>
+          <w:sz w:val="20"/>
+          <w:szCs w:val="20"/>
+        </w:rPr>
+        <w:t xml:space="preserve">Sofort-Flush</w:t>
+      </w:r>
+      <w:r>
+        <w:rPr>
+          <w:rFonts w:ascii="Arial" w:cs="Arial" w:eastAsia="Arial" w:hAnsi="Arial"/>
+          <w:sz w:val="20"/>
+          <w:szCs w:val="20"/>
+        </w:rPr>
+        <w:t xml:space="preserve"> (9.5.4) – erst wenn der Eintrag </w:t>
+      </w:r>
+      <w:r>
+        <w:rPr>
+          <w:rFonts w:ascii="Arial" w:cs="Arial" w:eastAsia="Arial" w:hAnsi="Arial"/>
+          <w:b/>
+          <w:bCs/>
+          <w:sz w:val="20"/>
+          <w:szCs w:val="20"/>
+        </w:rPr>
+        <w:t xml:space="preserve">dauerhaft</w:t>
+      </w:r>
+      <w:r>
+        <w:rPr>
+          <w:rFonts w:ascii="Arial" w:cs="Arial" w:eastAsia="Arial" w:hAnsi="Arial"/>
+          <w:sz w:val="20"/>
+          <w:szCs w:val="20"/>
+        </w:rPr>
+        <w:t xml:space="preserve"> weg ist, darf Schritt 2 die Datei anfassen; sonst wäre „D1 zuerst" nur im Arbeitsspeicher wahr und ein Absturz dazwischen ließe einen Eintrag ohne Datei zurück. Scheitert der Flush → </w:t>
+      </w:r>
+      <w:r>
+        <w:rPr>
+          <w:rFonts w:ascii="Consolas" w:cs="Consolas" w:eastAsia="Consolas" w:hAnsi="Consolas"/>
+          <w:sz w:val="19"/>
+          <w:szCs w:val="19"/>
+          <w:shd w:fill="F5F5F3" w:val="clear"/>
+        </w:rPr>
+        <w:t xml:space="preserve">speicher_fehler</w:t>
+      </w:r>
+      <w:r>
+        <w:rPr>
+          <w:rFonts w:ascii="Arial" w:cs="Arial" w:eastAsia="Arial" w:hAnsi="Arial"/>
+          <w:sz w:val="20"/>
+          <w:szCs w:val="20"/>
+        </w:rPr>
+        <w:t xml:space="preserve">, die Datei bleibt unangetastet. </w:t>
       </w:r>
       <w:r>
         <w:rPr>
@@ -25462,7 +25550,77 @@
           <w:sz w:val="20"/>
           <w:szCs w:val="20"/>
         </w:rPr>
-        <w:t xml:space="preserve"> ab statt mitten im Lauf.</w:t>
+        <w:t xml:space="preserve"> ab statt mitten im Lauf. </w:t>
+      </w:r>
+      <w:r>
+        <w:rPr>
+          <w:rFonts w:ascii="Arial" w:cs="Arial" w:eastAsia="Arial" w:hAnsi="Arial"/>
+          <w:b/>
+          <w:bCs/>
+          <w:sz w:val="20"/>
+          <w:szCs w:val="20"/>
+        </w:rPr>
+        <w:t xml:space="preserve">Umgekehrt gilt dasselbe:</w:t>
+      </w:r>
+      <w:r>
+        <w:rPr>
+          <w:rFonts w:ascii="Arial" w:cs="Arial" w:eastAsia="Arial" w:hAnsi="Arial"/>
+          <w:sz w:val="20"/>
+          <w:szCs w:val="20"/>
+        </w:rPr>
+        <w:t xml:space="preserve"> Ist die Datei wieder da (der Nutzer hat sie zurückkopiert, ein Netzlaufwerk war offline), wird </w:t>
+      </w:r>
+      <w:r>
+        <w:rPr>
+          <w:rFonts w:ascii="Consolas" w:cs="Consolas" w:eastAsia="Consolas" w:hAnsi="Consolas"/>
+          <w:sz w:val="19"/>
+          <w:szCs w:val="19"/>
+          <w:shd w:fill="F5F5F3" w:val="clear"/>
+        </w:rPr>
+        <w:t xml:space="preserve">zustand</w:t>
+      </w:r>
+      <w:r>
+        <w:rPr>
+          <w:rFonts w:ascii="Arial" w:cs="Arial" w:eastAsia="Arial" w:hAnsi="Arial"/>
+          <w:sz w:val="20"/>
+          <w:szCs w:val="20"/>
+        </w:rPr>
+        <w:t xml:space="preserve"> auf </w:t>
+      </w:r>
+      <w:r>
+        <w:rPr>
+          <w:rFonts w:ascii="Consolas" w:cs="Consolas" w:eastAsia="Consolas" w:hAnsi="Consolas"/>
+          <w:sz w:val="19"/>
+          <w:szCs w:val="19"/>
+          <w:shd w:fill="F5F5F3" w:val="clear"/>
+        </w:rPr>
+        <w:t xml:space="preserve">"ok"</w:t>
+      </w:r>
+      <w:r>
+        <w:rPr>
+          <w:rFonts w:ascii="Arial" w:cs="Arial" w:eastAsia="Arial" w:hAnsi="Arial"/>
+          <w:sz w:val="20"/>
+          <w:szCs w:val="20"/>
+        </w:rPr>
+        <w:t xml:space="preserve"> zurückgesetzt. Ohne diese Rückrichtung bliebe ein einmal als fehlend markiertes Medium </w:t>
+      </w:r>
+      <w:r>
+        <w:rPr>
+          <w:rFonts w:ascii="Arial" w:cs="Arial" w:eastAsia="Arial" w:hAnsi="Arial"/>
+          <w:b/>
+          <w:bCs/>
+          <w:sz w:val="20"/>
+          <w:szCs w:val="20"/>
+        </w:rPr>
+        <w:t xml:space="preserve">für immer</w:t>
+      </w:r>
+      <w:r>
+        <w:rPr>
+          <w:rFonts w:ascii="Arial" w:cs="Arial" w:eastAsia="Arial" w:hAnsi="Arial"/>
+          <w:sz w:val="20"/>
+          <w:szCs w:val="20"/>
+        </w:rPr>
+        <w:t xml:space="preserve"> rot und unbenutzbar, obwohl es vorhanden ist.</w:t>
       </w:r>
     </w:p>
     <w:p>
@@ -30244,7 +30402,25 @@
           <w:sz w:val="20"/>
           <w:szCs w:val="20"/>
         </w:rPr>
-        <w:t xml:space="preserve">. Beim Beenden </w:t>
+        <w:t xml:space="preserve">, </w:t>
+      </w:r>
+      <w:r>
+        <w:rPr>
+          <w:rFonts w:ascii="Arial" w:cs="Arial" w:eastAsia="Arial" w:hAnsi="Arial"/>
+          <w:b/>
+          <w:bCs/>
+          <w:sz w:val="20"/>
+          <w:szCs w:val="20"/>
+        </w:rPr>
+        <w:t xml:space="preserve">und am Ende jedes Auftrags, der D1 verändert hat</w:t>
+      </w:r>
+      <w:r>
+        <w:rPr>
+          <w:rFonts w:ascii="Arial" w:cs="Arial" w:eastAsia="Arial" w:hAnsi="Arial"/>
+          <w:sz w:val="20"/>
+          <w:szCs w:val="20"/>
+        </w:rPr>
+        <w:t xml:space="preserve"> (Import, Löschen – s. 9.4.5/9.4.6). Beim Beenden </w:t>
       </w:r>
       <w:r>
         <w:rPr>
@@ -30263,6 +30439,136 @@
           <w:szCs w:val="20"/>
         </w:rPr>
         <w:t xml:space="preserve"> die App, bis der Schreibvorgang abgeschlossen ist (kein Schließen mit ausstehendem Schreiben).</w:t>
+      </w:r>
+    </w:p>
+    <w:p>
+      <w:pPr>
+        <w:spacing w:after="120"/>
+      </w:pPr>
+      <w:r>
+        <w:rPr>
+          <w:rFonts w:ascii="Arial" w:cs="Arial" w:eastAsia="Arial" w:hAnsi="Arial"/>
+          <w:i/>
+          <w:iCs/>
+          <w:sz w:val="20"/>
+          <w:szCs w:val="20"/>
+        </w:rPr>
+        <w:t xml:space="preserve">Warum Aufträge dazugehören:</w:t>
+      </w:r>
+      <w:r>
+        <w:rPr>
+          <w:rFonts w:ascii="Arial" w:cs="Arial" w:eastAsia="Arial" w:hAnsi="Arial"/>
+          <w:sz w:val="20"/>
+          <w:szCs w:val="20"/>
+        </w:rPr>
+        <w:t xml:space="preserve"> Die Entprellung fängt </w:t>
+      </w:r>
+      <w:r>
+        <w:rPr>
+          <w:rFonts w:ascii="Arial" w:cs="Arial" w:eastAsia="Arial" w:hAnsi="Arial"/>
+          <w:b/>
+          <w:bCs/>
+          <w:sz w:val="20"/>
+          <w:szCs w:val="20"/>
+        </w:rPr>
+        <w:t xml:space="preserve">schnelle, wiederholte Bearbeitungen</w:t>
+      </w:r>
+      <w:r>
+        <w:rPr>
+          <w:rFonts w:ascii="Arial" w:cs="Arial" w:eastAsia="Arial" w:hAnsi="Arial"/>
+          <w:sz w:val="20"/>
+          <w:szCs w:val="20"/>
+        </w:rPr>
+        <w:t xml:space="preserve"> ab (Slider-Ziehen). Ein Auftrag ist das Gegenteil davon – er läuft einmal, dauert bei einem großen Video Minuten, und die Mediendatei liegt am Ende bereits auf der Platte. Ein Absturz in den 3–5 s danach ließe eine </w:t>
+      </w:r>
+      <w:r>
+        <w:rPr>
+          <w:rFonts w:ascii="Arial" w:cs="Arial" w:eastAsia="Arial" w:hAnsi="Arial"/>
+          <w:b/>
+          <w:bCs/>
+          <w:sz w:val="20"/>
+          <w:szCs w:val="20"/>
+        </w:rPr>
+        <w:t xml:space="preserve">Waise</w:t>
+      </w:r>
+      <w:r>
+        <w:rPr>
+          <w:rFonts w:ascii="Arial" w:cs="Arial" w:eastAsia="Arial" w:hAnsi="Arial"/>
+          <w:sz w:val="20"/>
+          <w:szCs w:val="20"/>
+        </w:rPr>
+        <w:t xml:space="preserve"> zurück, die der Reconcile beim nächsten Start </w:t>
+      </w:r>
+      <w:r>
+        <w:rPr>
+          <w:rFonts w:ascii="Arial" w:cs="Arial" w:eastAsia="Arial" w:hAnsi="Arial"/>
+          <w:b/>
+          <w:bCs/>
+          <w:sz w:val="20"/>
+          <w:szCs w:val="20"/>
+        </w:rPr>
+        <w:t xml:space="preserve">stillschweigend löscht</w:t>
+      </w:r>
+      <w:r>
+        <w:rPr>
+          <w:rFonts w:ascii="Arial" w:cs="Arial" w:eastAsia="Arial" w:hAnsi="Arial"/>
+          <w:sz w:val="20"/>
+          <w:szCs w:val="20"/>
+        </w:rPr>
+        <w:t xml:space="preserve"> (9.4.7): Der Nutzer hat minutenlang gewartet und findet nichts vor. Ein Schreibvorgang </w:t>
+      </w:r>
+      <w:r>
+        <w:rPr>
+          <w:rFonts w:ascii="Arial" w:cs="Arial" w:eastAsia="Arial" w:hAnsi="Arial"/>
+          <w:b/>
+          <w:bCs/>
+          <w:sz w:val="20"/>
+          <w:szCs w:val="20"/>
+        </w:rPr>
+        <w:t xml:space="preserve">je Auftrag</w:t>
+      </w:r>
+      <w:r>
+        <w:rPr>
+          <w:rFonts w:ascii="Arial" w:cs="Arial" w:eastAsia="Arial" w:hAnsi="Arial"/>
+          <w:sz w:val="20"/>
+          <w:szCs w:val="20"/>
+        </w:rPr>
+        <w:t xml:space="preserve"> (nicht je Tastendruck) verhindert das. Zugleich wird damit die Reihenfolge „D1 zuerst, Datei danach" (9.4.6) auch </w:t>
+      </w:r>
+      <w:r>
+        <w:rPr>
+          <w:rFonts w:ascii="Arial" w:cs="Arial" w:eastAsia="Arial" w:hAnsi="Arial"/>
+          <w:b/>
+          <w:bCs/>
+          <w:sz w:val="20"/>
+          <w:szCs w:val="20"/>
+        </w:rPr>
+        <w:t xml:space="preserve">über einen Absturz hinweg</w:t>
+      </w:r>
+      <w:r>
+        <w:rPr>
+          <w:rFonts w:ascii="Arial" w:cs="Arial" w:eastAsia="Arial" w:hAnsi="Arial"/>
+          <w:sz w:val="20"/>
+          <w:szCs w:val="20"/>
+        </w:rPr>
+        <w:t xml:space="preserve"> wahr und nicht nur im Arbeitsspeicher – und der Auftrag kann einen Schreibfehler überhaupt melden (</w:t>
+      </w:r>
+      <w:r>
+        <w:rPr>
+          <w:rFonts w:ascii="Consolas" w:cs="Consolas" w:eastAsia="Consolas" w:hAnsi="Consolas"/>
+          <w:sz w:val="19"/>
+          <w:szCs w:val="19"/>
+          <w:shd w:fill="F5F5F3" w:val="clear"/>
+        </w:rPr>
+        <w:t xml:space="preserve">speicher_fehler</w:t>
+      </w:r>
+      <w:r>
+        <w:rPr>
+          <w:rFonts w:ascii="Arial" w:cs="Arial" w:eastAsia="Arial" w:hAnsi="Arial"/>
+          <w:sz w:val="20"/>
+          <w:szCs w:val="20"/>
+        </w:rPr>
+        <w:t xml:space="preserve">, 9.4.9), statt Erfolg zu melden und später still zu scheitern.</w:t>
       </w:r>
     </w:p>
     <w:p>
@@ -54268,6 +54574,154 @@
           <w:szCs w:val="20"/>
         </w:rPr>
         <w:t xml:space="preserve"> 9.2.4 samt Audio-Entscheidung R-06); die Anforderungsänderung Split-Screen (FA-20: 9.2.8, 9.11.1); Vorlagen-Erstellung und -Bearbeitung (FA-13: 9.12 samt Arbeitskopie-Fluss); Undo/Redo (FA-21: 9.13); das Warteschlangen-Journal Q4 (9.3); und der Aufbau der Oberfläche (9.14).</w:t>
+      </w:r>
+    </w:p>
+    <w:p>
+      <w:pPr>
+        <w:spacing w:after="120"/>
+      </w:pPr>
+      <w:r>
+        <w:rPr>
+          <w:rFonts w:ascii="Arial" w:cs="Arial" w:eastAsia="Arial" w:hAnsi="Arial"/>
+          <w:sz w:val="20"/>
+          <w:szCs w:val="20"/>
+        </w:rPr>
+        <w:t xml:space="preserve">&gt;</w:t>
+      </w:r>
+    </w:p>
+    <w:p>
+      <w:pPr>
+        <w:pBdr>
+          <w:left w:val="single" w:color="FF4040" w:sz="18" w:space="8"/>
+        </w:pBdr>
+        <w:shd w:fill="FBF3F3" w:val="clear"/>
+        <w:spacing w:after="120" w:before="80"/>
+        <w:ind w:left="120"/>
+      </w:pPr>
+      <w:r>
+        <w:rPr>
+          <w:rFonts w:ascii="Arial" w:cs="Arial" w:eastAsia="Arial" w:hAnsi="Arial"/>
+          <w:b/>
+          <w:bCs/>
+          <w:sz w:val="20"/>
+          <w:szCs w:val="20"/>
+        </w:rPr>
+        <w:t xml:space="preserve">Nachgezogen in v2.6 (03.08.2026), beim Prüflauf der M3-Issues gefunden:</w:t>
+      </w:r>
+      <w:r>
+        <w:rPr>
+          <w:rFonts w:ascii="Arial" w:cs="Arial" w:eastAsia="Arial" w:hAnsi="Arial"/>
+          <w:sz w:val="20"/>
+          <w:szCs w:val="20"/>
+        </w:rPr>
+        <w:t xml:space="preserve"> Das automatische Speichern ist </w:t>
+      </w:r>
+      <w:r>
+        <w:rPr>
+          <w:rFonts w:ascii="Arial" w:cs="Arial" w:eastAsia="Arial" w:hAnsi="Arial"/>
+          <w:b/>
+          <w:bCs/>
+          <w:sz w:val="20"/>
+          <w:szCs w:val="20"/>
+        </w:rPr>
+        <w:t xml:space="preserve">entprellt</w:t>
+      </w:r>
+      <w:r>
+        <w:rPr>
+          <w:rFonts w:ascii="Arial" w:cs="Arial" w:eastAsia="Arial" w:hAnsi="Arial"/>
+          <w:sz w:val="20"/>
+          <w:szCs w:val="20"/>
+        </w:rPr>
+        <w:t xml:space="preserve"> (3–5 s), 9.4.5 Schritt 4 verlangte aber „anhängen </w:t>
+      </w:r>
+      <w:r>
+        <w:rPr>
+          <w:rFonts w:ascii="Arial" w:cs="Arial" w:eastAsia="Arial" w:hAnsi="Arial"/>
+          <w:b/>
+          <w:bCs/>
+          <w:sz w:val="20"/>
+          <w:szCs w:val="20"/>
+        </w:rPr>
+        <w:t xml:space="preserve">und schreiben</w:t>
+      </w:r>
+      <w:r>
+        <w:rPr>
+          <w:rFonts w:ascii="Arial" w:cs="Arial" w:eastAsia="Arial" w:hAnsi="Arial"/>
+          <w:sz w:val="20"/>
+          <w:szCs w:val="20"/>
+        </w:rPr>
+        <w:t xml:space="preserve">" – beides zusammen ging nicht, und der Fehlercode </w:t>
+      </w:r>
+      <w:r>
+        <w:rPr>
+          <w:rFonts w:ascii="Consolas" w:cs="Consolas" w:eastAsia="Consolas" w:hAnsi="Consolas"/>
+          <w:sz w:val="19"/>
+          <w:szCs w:val="19"/>
+          <w:shd w:fill="F5F5F3" w:val="clear"/>
+        </w:rPr>
+        <w:t xml:space="preserve">speicher_fehler</w:t>
+      </w:r>
+      <w:r>
+        <w:rPr>
+          <w:rFonts w:ascii="Arial" w:cs="Arial" w:eastAsia="Arial" w:hAnsi="Arial"/>
+          <w:sz w:val="20"/>
+          <w:szCs w:val="20"/>
+        </w:rPr>
+        <w:t xml:space="preserve"> (9.4.9) war auf beiden Wegen </w:t>
+      </w:r>
+      <w:r>
+        <w:rPr>
+          <w:rFonts w:ascii="Arial" w:cs="Arial" w:eastAsia="Arial" w:hAnsi="Arial"/>
+          <w:b/>
+          <w:bCs/>
+          <w:sz w:val="20"/>
+          <w:szCs w:val="20"/>
+        </w:rPr>
+        <w:t xml:space="preserve">unerreichbar</w:t>
+      </w:r>
+      <w:r>
+        <w:rPr>
+          <w:rFonts w:ascii="Arial" w:cs="Arial" w:eastAsia="Arial" w:hAnsi="Arial"/>
+          <w:sz w:val="20"/>
+          <w:szCs w:val="20"/>
+        </w:rPr>
+        <w:t xml:space="preserve">: Der Auftrag hätte Erfolg gemeldet und wäre Sekunden später still gescheitert. Aufgelöst durch einen vierten Eintrag in der bestehenden Sofort-Flush-Liste (9.5.4): </w:t>
+      </w:r>
+      <w:r>
+        <w:rPr>
+          <w:rFonts w:ascii="Arial" w:cs="Arial" w:eastAsia="Arial" w:hAnsi="Arial"/>
+          <w:b/>
+          <w:bCs/>
+          <w:sz w:val="20"/>
+          <w:szCs w:val="20"/>
+        </w:rPr>
+        <w:t xml:space="preserve">Ein Auftrag, der D1 verändert, schreibt am Ende sofort.</w:t>
+      </w:r>
+      <w:r>
+        <w:rPr>
+          <w:rFonts w:ascii="Arial" w:cs="Arial" w:eastAsia="Arial" w:hAnsi="Arial"/>
+          <w:sz w:val="20"/>
+          <w:szCs w:val="20"/>
+        </w:rPr>
+        <w:t xml:space="preserve"> Die Entprellung bleibt für Bearbeitungen unverändert – sie fängt Slider-Ziehen ab, nicht Aufträge. Nebeneffekt: „D1 zuerst, Datei danach" (9.4.6) gilt jetzt auch </w:t>
+      </w:r>
+      <w:r>
+        <w:rPr>
+          <w:rFonts w:ascii="Arial" w:cs="Arial" w:eastAsia="Arial" w:hAnsi="Arial"/>
+          <w:b/>
+          <w:bCs/>
+          <w:sz w:val="20"/>
+          <w:szCs w:val="20"/>
+        </w:rPr>
+        <w:t xml:space="preserve">über einen Absturz hinweg</w:t>
+      </w:r>
+      <w:r>
+        <w:rPr>
+          <w:rFonts w:ascii="Arial" w:cs="Arial" w:eastAsia="Arial" w:hAnsi="Arial"/>
+          <w:sz w:val="20"/>
+          <w:szCs w:val="20"/>
+        </w:rPr>
+        <w:t xml:space="preserve">.</w:t>
       </w:r>
     </w:p>
     <w:p>

--- a/docs/Technisches_Konzept_Digital-Signage-Tool.docx
+++ b/docs/Technisches_Konzept_Digital-Signage-Tool.docx
@@ -162,7 +162,7 @@
           <w:sz w:val="20"/>
           <w:szCs w:val="20"/>
         </w:rPr>
-        <w:t xml:space="preserve"> 2.6 (HLD vollständig, geprüft)</w:t>
+        <w:t xml:space="preserve"> 2.7 (HLD vollständig, geprüft)</w:t>
       </w:r>
     </w:p>
     <w:p>
@@ -28897,6 +28897,540 @@
           </w:p>
         </w:tc>
       </w:tr>
+      <w:tr>
+        <w:tc>
+          <w:tcPr>
+            <w:tcW w:type="dxa" w:w="9026"/>
+            <w:tcBorders>
+              <w:top w:val="single" w:color="CCCCCC" w:sz="1"/>
+              <w:left w:val="single" w:color="CCCCCC" w:sz="1"/>
+              <w:bottom w:val="single" w:color="CCCCCC" w:sz="1"/>
+              <w:right w:val="single" w:color="CCCCCC" w:sz="1"/>
+            </w:tcBorders>
+            <w:tcMar>
+              <w:top w:type="dxa" w:w="40"/>
+              <w:left w:type="dxa" w:w="100"/>
+              <w:bottom w:type="dxa" w:w="40"/>
+              <w:right w:type="dxa" w:w="100"/>
+            </w:tcMar>
+          </w:tcPr>
+          <w:p>
+            <w:r>
+              <w:rPr>
+                <w:rFonts w:ascii="Consolas" w:cs="Consolas" w:eastAsia="Consolas" w:hAnsi="Consolas"/>
+                <w:sz w:val="19"/>
+                <w:szCs w:val="19"/>
+                <w:shd w:fill="F5F5F3" w:val="clear"/>
+              </w:rPr>
+              <w:t xml:space="preserve">setzeEinblendung</w:t>
+            </w:r>
+            <w:r>
+              <w:rPr>
+                <w:rFonts w:ascii="Arial" w:cs="Arial" w:eastAsia="Arial" w:hAnsi="Arial"/>
+                <w:sz w:val="20"/>
+                <w:szCs w:val="20"/>
+              </w:rPr>
+              <w:t xml:space="preserve"> | </w:t>
+            </w:r>
+            <w:r>
+              <w:rPr>
+                <w:rFonts w:ascii="Consolas" w:cs="Consolas" w:eastAsia="Consolas" w:hAnsi="Consolas"/>
+                <w:sz w:val="19"/>
+                <w:szCs w:val="19"/>
+                <w:shd w:fill="F5F5F3" w:val="clear"/>
+              </w:rPr>
+              <w:t xml:space="preserve">elementId</w:t>
+            </w:r>
+            <w:r>
+              <w:rPr>
+                <w:rFonts w:ascii="Arial" w:cs="Arial" w:eastAsia="Arial" w:hAnsi="Arial"/>
+                <w:sz w:val="20"/>
+                <w:szCs w:val="20"/>
+              </w:rPr>
+              <w:t xml:space="preserve">, </w:t>
+            </w:r>
+            <w:r>
+              <w:rPr>
+                <w:rFonts w:ascii="Consolas" w:cs="Consolas" w:eastAsia="Consolas" w:hAnsi="Consolas"/>
+                <w:sz w:val="19"/>
+                <w:szCs w:val="19"/>
+                <w:shd w:fill="F5F5F3" w:val="clear"/>
+              </w:rPr>
+              <w:t xml:space="preserve">einblendung</w:t>
+            </w:r>
+            <w:r>
+              <w:rPr>
+                <w:rFonts w:ascii="Arial" w:cs="Arial" w:eastAsia="Arial" w:hAnsi="Arial"/>
+                <w:sz w:val="20"/>
+                <w:szCs w:val="20"/>
+              </w:rPr>
+              <w:t xml:space="preserve"> (</w:t>
+            </w:r>
+            <w:r>
+              <w:rPr>
+                <w:rFonts w:ascii="Consolas" w:cs="Consolas" w:eastAsia="Consolas" w:hAnsi="Consolas"/>
+                <w:sz w:val="19"/>
+                <w:szCs w:val="19"/>
+                <w:shd w:fill="F5F5F3" w:val="clear"/>
+              </w:rPr>
+              <w:t xml:space="preserve">Einblendung</w:t>
+            </w:r>
+            <w:r>
+              <w:rPr>
+                <w:rFonts w:ascii="Arial" w:cs="Arial" w:eastAsia="Arial" w:hAnsi="Arial"/>
+                <w:sz w:val="20"/>
+                <w:szCs w:val="20"/>
+              </w:rPr>
+              <w:t xml:space="preserve"> </w:t>
+            </w:r>
+            <w:r>
+              <w:rPr>
+                <w:rFonts w:ascii="Arial" w:cs="Arial" w:eastAsia="Arial" w:hAnsi="Arial"/>
+                <w:b/>
+                <w:bCs/>
+                <w:sz w:val="20"/>
+                <w:szCs w:val="20"/>
+              </w:rPr>
+              <w:t xml:space="preserve">oder</w:t>
+            </w:r>
+            <w:r>
+              <w:rPr>
+                <w:rFonts w:ascii="Arial" w:cs="Arial" w:eastAsia="Arial" w:hAnsi="Arial"/>
+                <w:sz w:val="20"/>
+                <w:szCs w:val="20"/>
+              </w:rPr>
+              <w:t xml:space="preserve"> </w:t>
+            </w:r>
+            <w:r>
+              <w:rPr>
+                <w:rFonts w:ascii="Consolas" w:cs="Consolas" w:eastAsia="Consolas" w:hAnsi="Consolas"/>
+                <w:sz w:val="19"/>
+                <w:szCs w:val="19"/>
+                <w:shd w:fill="F5F5F3" w:val="clear"/>
+              </w:rPr>
+              <w:t xml:space="preserve">null</w:t>
+            </w:r>
+            <w:r>
+              <w:rPr>
+                <w:rFonts w:ascii="Arial" w:cs="Arial" w:eastAsia="Arial" w:hAnsi="Arial"/>
+                <w:sz w:val="20"/>
+                <w:szCs w:val="20"/>
+              </w:rPr>
+              <w:t xml:space="preserve">) → </w:t>
+            </w:r>
+            <w:r>
+              <w:rPr>
+                <w:rFonts w:ascii="Consolas" w:cs="Consolas" w:eastAsia="Consolas" w:hAnsi="Consolas"/>
+                <w:sz w:val="19"/>
+                <w:szCs w:val="19"/>
+                <w:shd w:fill="F5F5F3" w:val="clear"/>
+              </w:rPr>
+              <w:t xml:space="preserve">Ergebnis&lt;Listenelement&gt;</w:t>
+            </w:r>
+            <w:r>
+              <w:rPr>
+                <w:rFonts w:ascii="Arial" w:cs="Arial" w:eastAsia="Arial" w:hAnsi="Arial"/>
+                <w:sz w:val="20"/>
+                <w:szCs w:val="20"/>
+              </w:rPr>
+              <w:t xml:space="preserve"> – </w:t>
+            </w:r>
+            <w:r>
+              <w:rPr>
+                <w:rFonts w:ascii="Arial" w:cs="Arial" w:eastAsia="Arial" w:hAnsi="Arial"/>
+                <w:b/>
+                <w:bCs/>
+                <w:sz w:val="20"/>
+                <w:szCs w:val="20"/>
+              </w:rPr>
+              <w:t xml:space="preserve">nur bei </w:t>
+            </w:r>
+            <w:r>
+              <w:rPr>
+                <w:rFonts w:ascii="Consolas" w:cs="Consolas" w:eastAsia="Consolas" w:hAnsi="Consolas"/>
+                <w:b/>
+                <w:bCs/>
+                <w:sz w:val="19"/>
+                <w:szCs w:val="19"/>
+                <w:shd w:fill="F5F5F3" w:val="clear"/>
+              </w:rPr>
+              <w:t xml:space="preserve">art: "video"</w:t>
+            </w:r>
+            <w:r>
+              <w:rPr>
+                <w:rFonts w:ascii="Arial" w:cs="Arial" w:eastAsia="Arial" w:hAnsi="Arial"/>
+                <w:sz w:val="20"/>
+                <w:szCs w:val="20"/>
+              </w:rPr>
+              <w:t xml:space="preserve">; setzt Band-Vorlage und Abschnittsfolge in einem Zug (FA-20, 9.2.8). Die Bandhöhe kommt </w:t>
+            </w:r>
+            <w:r>
+              <w:rPr>
+                <w:rFonts w:ascii="Arial" w:cs="Arial" w:eastAsia="Arial" w:hAnsi="Arial"/>
+                <w:b/>
+                <w:bCs/>
+                <w:sz w:val="20"/>
+                <w:szCs w:val="20"/>
+              </w:rPr>
+              <w:t xml:space="preserve">ausschließlich</w:t>
+            </w:r>
+            <w:r>
+              <w:rPr>
+                <w:rFonts w:ascii="Arial" w:cs="Arial" w:eastAsia="Arial" w:hAnsi="Arial"/>
+                <w:sz w:val="20"/>
+                <w:szCs w:val="20"/>
+              </w:rPr>
+              <w:t xml:space="preserve"> aus der Vorlage und ist kein Wert am Listenelement. Wird das Band leer, ist </w:t>
+            </w:r>
+            <w:r>
+              <w:rPr>
+                <w:rFonts w:ascii="Consolas" w:cs="Consolas" w:eastAsia="Consolas" w:hAnsi="Consolas"/>
+                <w:sz w:val="19"/>
+                <w:szCs w:val="19"/>
+                <w:shd w:fill="F5F5F3" w:val="clear"/>
+              </w:rPr>
+              <w:t xml:space="preserve">einblendung = null</w:t>
+            </w:r>
+            <w:r>
+              <w:rPr>
+                <w:rFonts w:ascii="Arial" w:cs="Arial" w:eastAsia="Arial" w:hAnsi="Arial"/>
+                <w:sz w:val="20"/>
+                <w:szCs w:val="20"/>
+              </w:rPr>
+              <w:t xml:space="preserve">; das Videoelement </w:t>
+            </w:r>
+            <w:r>
+              <w:rPr>
+                <w:rFonts w:ascii="Arial" w:cs="Arial" w:eastAsia="Arial" w:hAnsi="Arial"/>
+                <w:b/>
+                <w:bCs/>
+                <w:sz w:val="20"/>
+                <w:szCs w:val="20"/>
+              </w:rPr>
+              <w:t xml:space="preserve">bleibt</w:t>
+            </w:r>
+            <w:r>
+              <w:rPr>
+                <w:rFonts w:ascii="Arial" w:cs="Arial" w:eastAsia="Arial" w:hAnsi="Arial"/>
+                <w:sz w:val="20"/>
+                <w:szCs w:val="20"/>
+              </w:rPr>
+              <w:t xml:space="preserve"> (9.5.3)</w:t>
+            </w:r>
+          </w:p>
+        </w:tc>
+      </w:tr>
+      <w:tr>
+        <w:tc>
+          <w:tcPr>
+            <w:tcW w:type="dxa" w:w="9026"/>
+            <w:tcBorders>
+              <w:top w:val="single" w:color="CCCCCC" w:sz="1"/>
+              <w:left w:val="single" w:color="CCCCCC" w:sz="1"/>
+              <w:bottom w:val="single" w:color="CCCCCC" w:sz="1"/>
+              <w:right w:val="single" w:color="CCCCCC" w:sz="1"/>
+            </w:tcBorders>
+            <w:tcMar>
+              <w:top w:type="dxa" w:w="40"/>
+              <w:left w:type="dxa" w:w="100"/>
+              <w:bottom w:type="dxa" w:w="40"/>
+              <w:right w:type="dxa" w:w="100"/>
+            </w:tcMar>
+          </w:tcPr>
+          <w:p>
+            <w:r>
+              <w:rPr>
+                <w:rFonts w:ascii="Consolas" w:cs="Consolas" w:eastAsia="Consolas" w:hAnsi="Consolas"/>
+                <w:sz w:val="19"/>
+                <w:szCs w:val="19"/>
+                <w:shd w:fill="F5F5F3" w:val="clear"/>
+              </w:rPr>
+              <w:t xml:space="preserve">setzeElementReferenz</w:t>
+            </w:r>
+            <w:r>
+              <w:rPr>
+                <w:rFonts w:ascii="Arial" w:cs="Arial" w:eastAsia="Arial" w:hAnsi="Arial"/>
+                <w:sz w:val="20"/>
+                <w:szCs w:val="20"/>
+              </w:rPr>
+              <w:t xml:space="preserve"> | </w:t>
+            </w:r>
+            <w:r>
+              <w:rPr>
+                <w:rFonts w:ascii="Consolas" w:cs="Consolas" w:eastAsia="Consolas" w:hAnsi="Consolas"/>
+                <w:sz w:val="19"/>
+                <w:szCs w:val="19"/>
+                <w:shd w:fill="F5F5F3" w:val="clear"/>
+              </w:rPr>
+              <w:t xml:space="preserve">elementId</w:t>
+            </w:r>
+            <w:r>
+              <w:rPr>
+                <w:rFonts w:ascii="Arial" w:cs="Arial" w:eastAsia="Arial" w:hAnsi="Arial"/>
+                <w:sz w:val="20"/>
+                <w:szCs w:val="20"/>
+              </w:rPr>
+              <w:t xml:space="preserve">, </w:t>
+            </w:r>
+            <w:r>
+              <w:rPr>
+                <w:rFonts w:ascii="Consolas" w:cs="Consolas" w:eastAsia="Consolas" w:hAnsi="Consolas"/>
+                <w:sz w:val="19"/>
+                <w:szCs w:val="19"/>
+                <w:shd w:fill="F5F5F3" w:val="clear"/>
+              </w:rPr>
+              <w:t xml:space="preserve">referenz</w:t>
+            </w:r>
+            <w:r>
+              <w:rPr>
+                <w:rFonts w:ascii="Arial" w:cs="Arial" w:eastAsia="Arial" w:hAnsi="Arial"/>
+                <w:sz w:val="20"/>
+                <w:szCs w:val="20"/>
+              </w:rPr>
+              <w:t xml:space="preserve"> → </w:t>
+            </w:r>
+            <w:r>
+              <w:rPr>
+                <w:rFonts w:ascii="Consolas" w:cs="Consolas" w:eastAsia="Consolas" w:hAnsi="Consolas"/>
+                <w:sz w:val="19"/>
+                <w:szCs w:val="19"/>
+                <w:shd w:fill="F5F5F3" w:val="clear"/>
+              </w:rPr>
+              <w:t xml:space="preserve">Ergebnis&lt;Listenelement&gt;</w:t>
+            </w:r>
+            <w:r>
+              <w:rPr>
+                <w:rFonts w:ascii="Arial" w:cs="Arial" w:eastAsia="Arial" w:hAnsi="Arial"/>
+                <w:sz w:val="20"/>
+                <w:szCs w:val="20"/>
+              </w:rPr>
+              <w:t xml:space="preserve"> – setzt die Referenz eines bestehenden Elements um, </w:t>
+            </w:r>
+            <w:r>
+              <w:rPr>
+                <w:rFonts w:ascii="Arial" w:cs="Arial" w:eastAsia="Arial" w:hAnsi="Arial"/>
+                <w:b/>
+                <w:bCs/>
+                <w:sz w:val="20"/>
+                <w:szCs w:val="20"/>
+              </w:rPr>
+              <w:t xml:space="preserve">ohne</w:t>
+            </w:r>
+            <w:r>
+              <w:rPr>
+                <w:rFonts w:ascii="Arial" w:cs="Arial" w:eastAsia="Arial" w:hAnsi="Arial"/>
+                <w:sz w:val="20"/>
+                <w:szCs w:val="20"/>
+              </w:rPr>
+              <w:t xml:space="preserve"> seine Position und seine </w:t>
+            </w:r>
+            <w:r>
+              <w:rPr>
+                <w:rFonts w:ascii="Consolas" w:cs="Consolas" w:eastAsia="Consolas" w:hAnsi="Consolas"/>
+                <w:sz w:val="19"/>
+                <w:szCs w:val="19"/>
+                <w:shd w:fill="F5F5F3" w:val="clear"/>
+              </w:rPr>
+              <w:t xml:space="preserve">id</w:t>
+            </w:r>
+            <w:r>
+              <w:rPr>
+                <w:rFonts w:ascii="Arial" w:cs="Arial" w:eastAsia="Arial" w:hAnsi="Arial"/>
+                <w:sz w:val="20"/>
+                <w:szCs w:val="20"/>
+              </w:rPr>
+              <w:t xml:space="preserve"> zu verlieren. Der Zielbestand folgt der </w:t>
+            </w:r>
+            <w:r>
+              <w:rPr>
+                <w:rFonts w:ascii="Consolas" w:cs="Consolas" w:eastAsia="Consolas" w:hAnsi="Consolas"/>
+                <w:sz w:val="19"/>
+                <w:szCs w:val="19"/>
+                <w:shd w:fill="F5F5F3" w:val="clear"/>
+              </w:rPr>
+              <w:t xml:space="preserve">art</w:t>
+            </w:r>
+            <w:r>
+              <w:rPr>
+                <w:rFonts w:ascii="Arial" w:cs="Arial" w:eastAsia="Arial" w:hAnsi="Arial"/>
+                <w:sz w:val="20"/>
+                <w:szCs w:val="20"/>
+              </w:rPr>
+              <w:t xml:space="preserve">: </w:t>
+            </w:r>
+            <w:r>
+              <w:rPr>
+                <w:rFonts w:ascii="Consolas" w:cs="Consolas" w:eastAsia="Consolas" w:hAnsi="Consolas"/>
+                <w:sz w:val="19"/>
+                <w:szCs w:val="19"/>
+                <w:shd w:fill="F5F5F3" w:val="clear"/>
+              </w:rPr>
+              <w:t xml:space="preserve">video</w:t>
+            </w:r>
+            <w:r>
+              <w:rPr>
+                <w:rFonts w:ascii="Arial" w:cs="Arial" w:eastAsia="Arial" w:hAnsi="Arial"/>
+                <w:sz w:val="20"/>
+                <w:szCs w:val="20"/>
+              </w:rPr>
+              <w:t xml:space="preserve">/</w:t>
+            </w:r>
+            <w:r>
+              <w:rPr>
+                <w:rFonts w:ascii="Consolas" w:cs="Consolas" w:eastAsia="Consolas" w:hAnsi="Consolas"/>
+                <w:sz w:val="19"/>
+                <w:szCs w:val="19"/>
+                <w:shd w:fill="F5F5F3" w:val="clear"/>
+              </w:rPr>
+              <w:t xml:space="preserve">bild</w:t>
+            </w:r>
+            <w:r>
+              <w:rPr>
+                <w:rFonts w:ascii="Arial" w:cs="Arial" w:eastAsia="Arial" w:hAnsi="Arial"/>
+                <w:sz w:val="20"/>
+                <w:szCs w:val="20"/>
+              </w:rPr>
+              <w:t xml:space="preserve"> → Asset in </w:t>
+            </w:r>
+            <w:r>
+              <w:rPr>
+                <w:rFonts w:ascii="Consolas" w:cs="Consolas" w:eastAsia="Consolas" w:hAnsi="Consolas"/>
+                <w:sz w:val="19"/>
+                <w:szCs w:val="19"/>
+                <w:shd w:fill="F5F5F3" w:val="clear"/>
+              </w:rPr>
+              <w:t xml:space="preserve">Project.assets</w:t>
+            </w:r>
+            <w:r>
+              <w:rPr>
+                <w:rFonts w:ascii="Arial" w:cs="Arial" w:eastAsia="Arial" w:hAnsi="Arial"/>
+                <w:sz w:val="20"/>
+                <w:szCs w:val="20"/>
+              </w:rPr>
+              <w:t xml:space="preserve"> mit passendem </w:t>
+            </w:r>
+            <w:r>
+              <w:rPr>
+                <w:rFonts w:ascii="Consolas" w:cs="Consolas" w:eastAsia="Consolas" w:hAnsi="Consolas"/>
+                <w:sz w:val="19"/>
+                <w:szCs w:val="19"/>
+                <w:shd w:fill="F5F5F3" w:val="clear"/>
+              </w:rPr>
+              <w:t xml:space="preserve">typ</w:t>
+            </w:r>
+            <w:r>
+              <w:rPr>
+                <w:rFonts w:ascii="Arial" w:cs="Arial" w:eastAsia="Arial" w:hAnsi="Arial"/>
+                <w:sz w:val="20"/>
+                <w:szCs w:val="20"/>
+              </w:rPr>
+              <w:t xml:space="preserve">, </w:t>
+            </w:r>
+            <w:r>
+              <w:rPr>
+                <w:rFonts w:ascii="Consolas" w:cs="Consolas" w:eastAsia="Consolas" w:hAnsi="Consolas"/>
+                <w:sz w:val="19"/>
+                <w:szCs w:val="19"/>
+                <w:shd w:fill="F5F5F3" w:val="clear"/>
+              </w:rPr>
+              <w:t xml:space="preserve">segment</w:t>
+            </w:r>
+            <w:r>
+              <w:rPr>
+                <w:rFonts w:ascii="Arial" w:cs="Arial" w:eastAsia="Arial" w:hAnsi="Arial"/>
+                <w:sz w:val="20"/>
+                <w:szCs w:val="20"/>
+              </w:rPr>
+              <w:t xml:space="preserve"> → Aktion in </w:t>
+            </w:r>
+            <w:r>
+              <w:rPr>
+                <w:rFonts w:ascii="Consolas" w:cs="Consolas" w:eastAsia="Consolas" w:hAnsi="Consolas"/>
+                <w:sz w:val="19"/>
+                <w:szCs w:val="19"/>
+                <w:shd w:fill="F5F5F3" w:val="clear"/>
+              </w:rPr>
+              <w:t xml:space="preserve">Project.aktionen</w:t>
+            </w:r>
+            <w:r>
+              <w:rPr>
+                <w:rFonts w:ascii="Arial" w:cs="Arial" w:eastAsia="Arial" w:hAnsi="Arial"/>
+                <w:sz w:val="20"/>
+                <w:szCs w:val="20"/>
+              </w:rPr>
+              <w:t xml:space="preserve">. Bei </w:t>
+            </w:r>
+            <w:r>
+              <w:rPr>
+                <w:rFonts w:ascii="Consolas" w:cs="Consolas" w:eastAsia="Consolas" w:hAnsi="Consolas"/>
+                <w:sz w:val="19"/>
+                <w:szCs w:val="19"/>
+                <w:shd w:fill="F5F5F3" w:val="clear"/>
+              </w:rPr>
+              <w:t xml:space="preserve">video</w:t>
+            </w:r>
+            <w:r>
+              <w:rPr>
+                <w:rFonts w:ascii="Arial" w:cs="Arial" w:eastAsia="Arial" w:hAnsi="Arial"/>
+                <w:sz w:val="20"/>
+                <w:szCs w:val="20"/>
+              </w:rPr>
+              <w:t xml:space="preserve"> werden </w:t>
+            </w:r>
+            <w:r>
+              <w:rPr>
+                <w:rFonts w:ascii="Consolas" w:cs="Consolas" w:eastAsia="Consolas" w:hAnsi="Consolas"/>
+                <w:sz w:val="19"/>
+                <w:szCs w:val="19"/>
+                <w:shd w:fill="F5F5F3" w:val="clear"/>
+              </w:rPr>
+              <w:t xml:space="preserve">trimStart</w:t>
+            </w:r>
+            <w:r>
+              <w:rPr>
+                <w:rFonts w:ascii="Arial" w:cs="Arial" w:eastAsia="Arial" w:hAnsi="Arial"/>
+                <w:sz w:val="20"/>
+                <w:szCs w:val="20"/>
+              </w:rPr>
+              <w:t xml:space="preserve">/</w:t>
+            </w:r>
+            <w:r>
+              <w:rPr>
+                <w:rFonts w:ascii="Consolas" w:cs="Consolas" w:eastAsia="Consolas" w:hAnsi="Consolas"/>
+                <w:sz w:val="19"/>
+                <w:szCs w:val="19"/>
+                <w:shd w:fill="F5F5F3" w:val="clear"/>
+              </w:rPr>
+              <w:t xml:space="preserve">trimEnde</w:t>
+            </w:r>
+            <w:r>
+              <w:rPr>
+                <w:rFonts w:ascii="Arial" w:cs="Arial" w:eastAsia="Arial" w:hAnsi="Arial"/>
+                <w:sz w:val="20"/>
+                <w:szCs w:val="20"/>
+              </w:rPr>
+              <w:t xml:space="preserve"> auf </w:t>
+            </w:r>
+            <w:r>
+              <w:rPr>
+                <w:rFonts w:ascii="Consolas" w:cs="Consolas" w:eastAsia="Consolas" w:hAnsi="Consolas"/>
+                <w:sz w:val="19"/>
+                <w:szCs w:val="19"/>
+                <w:shd w:fill="F5F5F3" w:val="clear"/>
+              </w:rPr>
+              <w:t xml:space="preserve">null</w:t>
+            </w:r>
+            <w:r>
+              <w:rPr>
+                <w:rFonts w:ascii="Arial" w:cs="Arial" w:eastAsia="Arial" w:hAnsi="Arial"/>
+                <w:sz w:val="20"/>
+                <w:szCs w:val="20"/>
+              </w:rPr>
+              <w:t xml:space="preserve"> zurückgesetzt, weil sie sich auf die alte Quelllänge bezogen. Trägt die Fix-Optionen „neu verknüpfen/importieren" und „durch ein anderes ersetzen" des Reparatur-Modus (FA-19, 9.7.5)</w:t>
+            </w:r>
+          </w:p>
+        </w:tc>
+      </w:tr>
     </w:tbl>
     <w:p>
       <w:pPr>
@@ -54574,6 +55108,225 @@
           <w:szCs w:val="20"/>
         </w:rPr>
         <w:t xml:space="preserve"> 9.2.4 samt Audio-Entscheidung R-06); die Anforderungsänderung Split-Screen (FA-20: 9.2.8, 9.11.1); Vorlagen-Erstellung und -Bearbeitung (FA-13: 9.12 samt Arbeitskopie-Fluss); Undo/Redo (FA-21: 9.13); das Warteschlangen-Journal Q4 (9.3); und der Aufbau der Oberfläche (9.14).</w:t>
+      </w:r>
+    </w:p>
+    <w:p>
+      <w:pPr>
+        <w:spacing w:after="120"/>
+      </w:pPr>
+      <w:r>
+        <w:rPr>
+          <w:rFonts w:ascii="Arial" w:cs="Arial" w:eastAsia="Arial" w:hAnsi="Arial"/>
+          <w:sz w:val="20"/>
+          <w:szCs w:val="20"/>
+        </w:rPr>
+        <w:t xml:space="preserve">&gt;</w:t>
+      </w:r>
+    </w:p>
+    <w:p>
+      <w:pPr>
+        <w:pBdr>
+          <w:left w:val="single" w:color="FF4040" w:sz="18" w:space="8"/>
+        </w:pBdr>
+        <w:shd w:fill="FBF3F3" w:val="clear"/>
+        <w:spacing w:after="120" w:before="80"/>
+        <w:ind w:left="120"/>
+      </w:pPr>
+      <w:r>
+        <w:rPr>
+          <w:rFonts w:ascii="Arial" w:cs="Arial" w:eastAsia="Arial" w:hAnsi="Arial"/>
+          <w:b/>
+          <w:bCs/>
+          <w:sz w:val="20"/>
+          <w:szCs w:val="20"/>
+        </w:rPr>
+        <w:t xml:space="preserve">Nachgezogen in v2.7 (04.08.2026), beim Prüflauf der M5-Issues gefunden:</w:t>
+      </w:r>
+      <w:r>
+        <w:rPr>
+          <w:rFonts w:ascii="Arial" w:cs="Arial" w:eastAsia="Arial" w:hAnsi="Arial"/>
+          <w:sz w:val="20"/>
+          <w:szCs w:val="20"/>
+        </w:rPr>
+        <w:t xml:space="preserve"> Zwei Operationen des </w:t>
+      </w:r>
+      <w:r>
+        <w:rPr>
+          <w:rFonts w:ascii="Consolas" w:cs="Consolas" w:eastAsia="Consolas" w:hAnsi="Consolas"/>
+          <w:sz w:val="19"/>
+          <w:szCs w:val="19"/>
+          <w:shd w:fill="F5F5F3" w:val="clear"/>
+        </w:rPr>
+        <w:t xml:space="preserve">project-store</w:t>
+      </w:r>
+      <w:r>
+        <w:rPr>
+          <w:rFonts w:ascii="Arial" w:cs="Arial" w:eastAsia="Arial" w:hAnsi="Arial"/>
+          <w:sz w:val="20"/>
+          <w:szCs w:val="20"/>
+        </w:rPr>
+        <w:t xml:space="preserve"> fehlten in der als vollständig geführten Liste 9.5.2. (1) </w:t>
+      </w:r>
+      <w:r>
+        <w:rPr>
+          <w:rFonts w:ascii="Consolas" w:cs="Consolas" w:eastAsia="Consolas" w:hAnsi="Consolas"/>
+          <w:b/>
+          <w:bCs/>
+          <w:sz w:val="19"/>
+          <w:szCs w:val="19"/>
+          <w:shd w:fill="F5F5F3" w:val="clear"/>
+        </w:rPr>
+        <w:t xml:space="preserve">setzeEinblendung</w:t>
+      </w:r>
+      <w:r>
+        <w:rPr>
+          <w:rFonts w:ascii="Arial" w:cs="Arial" w:eastAsia="Arial" w:hAnsi="Arial"/>
+          <w:sz w:val="20"/>
+          <w:szCs w:val="20"/>
+        </w:rPr>
+        <w:t xml:space="preserve"> – 9.7.2 verlangt sie ausdrücklich („Band-Vorlage wählen, Abschnitte hinzufügen/ordnen/entfernen"), die Operationsliste kannte sie nicht; damit wäre FA-20 (Split-Screen) gar nicht bedienbar gewesen. (2) </w:t>
+      </w:r>
+      <w:r>
+        <w:rPr>
+          <w:rFonts w:ascii="Consolas" w:cs="Consolas" w:eastAsia="Consolas" w:hAnsi="Consolas"/>
+          <w:b/>
+          <w:bCs/>
+          <w:sz w:val="19"/>
+          <w:szCs w:val="19"/>
+          <w:shd w:fill="F5F5F3" w:val="clear"/>
+        </w:rPr>
+        <w:t xml:space="preserve">setzeElementReferenz</w:t>
+      </w:r>
+      <w:r>
+        <w:rPr>
+          <w:rFonts w:ascii="Arial" w:cs="Arial" w:eastAsia="Arial" w:hAnsi="Arial"/>
+          <w:sz w:val="20"/>
+          <w:szCs w:val="20"/>
+        </w:rPr>
+        <w:t xml:space="preserve"> – 9.7.5 nennt als Fix-Optionen des Reparatur-Modus „neu verknüpft/importiert, </w:t>
+      </w:r>
+      <w:r>
+        <w:rPr>
+          <w:rFonts w:ascii="Arial" w:cs="Arial" w:eastAsia="Arial" w:hAnsi="Arial"/>
+          <w:b/>
+          <w:bCs/>
+          <w:sz w:val="20"/>
+          <w:szCs w:val="20"/>
+        </w:rPr>
+        <w:t xml:space="preserve">ersetzt</w:t>
+      </w:r>
+      <w:r>
+        <w:rPr>
+          <w:rFonts w:ascii="Arial" w:cs="Arial" w:eastAsia="Arial" w:hAnsi="Arial"/>
+          <w:sz w:val="20"/>
+          <w:szCs w:val="20"/>
+        </w:rPr>
+        <w:t xml:space="preserve"> oder entfernt", es gab aber </w:t>
+      </w:r>
+      <w:r>
+        <w:rPr>
+          <w:rFonts w:ascii="Arial" w:cs="Arial" w:eastAsia="Arial" w:hAnsi="Arial"/>
+          <w:b/>
+          <w:bCs/>
+          <w:sz w:val="20"/>
+          <w:szCs w:val="20"/>
+        </w:rPr>
+        <w:t xml:space="preserve">keine</w:t>
+      </w:r>
+      <w:r>
+        <w:rPr>
+          <w:rFonts w:ascii="Arial" w:cs="Arial" w:eastAsia="Arial" w:hAnsi="Arial"/>
+          <w:sz w:val="20"/>
+          <w:szCs w:val="20"/>
+        </w:rPr>
+        <w:t xml:space="preserve"> Operation, die </w:t>
+      </w:r>
+      <w:r>
+        <w:rPr>
+          <w:rFonts w:ascii="Consolas" w:cs="Consolas" w:eastAsia="Consolas" w:hAnsi="Consolas"/>
+          <w:sz w:val="19"/>
+          <w:szCs w:val="19"/>
+          <w:shd w:fill="F5F5F3" w:val="clear"/>
+        </w:rPr>
+        <w:t xml:space="preserve">Listenelement.ref</w:t>
+      </w:r>
+      <w:r>
+        <w:rPr>
+          <w:rFonts w:ascii="Arial" w:cs="Arial" w:eastAsia="Arial" w:hAnsi="Arial"/>
+          <w:sz w:val="20"/>
+          <w:szCs w:val="20"/>
+        </w:rPr>
+        <w:t xml:space="preserve"> umsetzen kann. Von drei Fix-Optionen war nur „entfernen" ausführbar, und FA-19 samt Akzeptanzkriterium 7 war unerfüllbar. Verschärfend: Ein Neuimport vergibt eine </w:t>
+      </w:r>
+      <w:r>
+        <w:rPr>
+          <w:rFonts w:ascii="Arial" w:cs="Arial" w:eastAsia="Arial" w:hAnsi="Arial"/>
+          <w:b/>
+          <w:bCs/>
+          <w:sz w:val="20"/>
+          <w:szCs w:val="20"/>
+        </w:rPr>
+        <w:t xml:space="preserve">neue</w:t>
+      </w:r>
+      <w:r>
+        <w:rPr>
+          <w:rFonts w:ascii="Arial" w:cs="Arial" w:eastAsia="Arial" w:hAnsi="Arial"/>
+          <w:sz w:val="20"/>
+          <w:szCs w:val="20"/>
+        </w:rPr>
+        <w:t xml:space="preserve"> UUID (9.4.4), das Element hätte also weiter auf das fehlende Asset gezeigt. Der Zielbestand folgt der </w:t>
+      </w:r>
+      <w:r>
+        <w:rPr>
+          <w:rFonts w:ascii="Consolas" w:cs="Consolas" w:eastAsia="Consolas" w:hAnsi="Consolas"/>
+          <w:sz w:val="19"/>
+          <w:szCs w:val="19"/>
+          <w:shd w:fill="F5F5F3" w:val="clear"/>
+        </w:rPr>
+        <w:t xml:space="preserve">art</w:t>
+      </w:r>
+      <w:r>
+        <w:rPr>
+          <w:rFonts w:ascii="Arial" w:cs="Arial" w:eastAsia="Arial" w:hAnsi="Arial"/>
+          <w:sz w:val="20"/>
+          <w:szCs w:val="20"/>
+        </w:rPr>
+        <w:t xml:space="preserve"> des Elements – bei </w:t>
+      </w:r>
+      <w:r>
+        <w:rPr>
+          <w:rFonts w:ascii="Consolas" w:cs="Consolas" w:eastAsia="Consolas" w:hAnsi="Consolas"/>
+          <w:sz w:val="19"/>
+          <w:szCs w:val="19"/>
+          <w:shd w:fill="F5F5F3" w:val="clear"/>
+        </w:rPr>
+        <w:t xml:space="preserve">segment</w:t>
+      </w:r>
+      <w:r>
+        <w:rPr>
+          <w:rFonts w:ascii="Arial" w:cs="Arial" w:eastAsia="Arial" w:hAnsi="Arial"/>
+          <w:sz w:val="20"/>
+          <w:szCs w:val="20"/>
+        </w:rPr>
+        <w:t xml:space="preserve"> ist die Referenz eine </w:t>
+      </w:r>
+      <w:r>
+        <w:rPr>
+          <w:rFonts w:ascii="Arial" w:cs="Arial" w:eastAsia="Arial" w:hAnsi="Arial"/>
+          <w:b/>
+          <w:bCs/>
+          <w:sz w:val="20"/>
+          <w:szCs w:val="20"/>
+        </w:rPr>
+        <w:t xml:space="preserve">Aktions</w:t>
+      </w:r>
+      <w:r>
+        <w:rPr>
+          <w:rFonts w:ascii="Arial" w:cs="Arial" w:eastAsia="Arial" w:hAnsi="Arial"/>
+          <w:sz w:val="20"/>
+          <w:szCs w:val="20"/>
+        </w:rPr>
+        <w:t xml:space="preserve">-ID, nicht eine Asset-ID. Beide Operationen brauchen einen Kanal; 9.1.1 Punkt 4 gilt unverändert.</w:t>
       </w:r>
     </w:p>
     <w:p>
